--- a/GRC_Beginner_Course/02_الكراسة_والإجابات/الإجابات_النموذجية_وطريقة_الحل.docx
+++ b/GRC_Beginner_Course/02_الكراسة_والإجابات/الإجابات_النموذجية_وطريقة_الحل.docx
@@ -2004,7 +2004,7 @@
           <w:sz w:val="20"/>
           <w:szCs w:val="20"/>
         </w:rPr>
-        <w:t>الإجابة في العرض: الشرائح 34 إلى 36.</w:t>
+        <w:t>الإجابة في العرض: الشرائح 37 إلى 39.</w:t>
       </w:r>
     </w:p>
     <w:p>
@@ -3244,7 +3244,7 @@
           <w:sz w:val="20"/>
           <w:szCs w:val="20"/>
         </w:rPr>
-        <w:t>الإجابة في العرض: الشرائح 53 إلى 56.</w:t>
+        <w:t>الإجابة في العرض: الشرائح 59 إلى 62.</w:t>
       </w:r>
     </w:p>
     <w:p>
@@ -4781,7 +4781,7 @@
           <w:sz w:val="20"/>
           <w:szCs w:val="20"/>
         </w:rPr>
-        <w:t>الإجابة في العرض: الشرائح 74 إلى 76.</w:t>
+        <w:t>الإجابة في العرض: الشرائح 87 إلى 92.</w:t>
       </w:r>
     </w:p>
     <w:p>
@@ -5333,6 +5333,508 @@
         <w:spacing w:after="40"/>
       </w:pPr>
     </w:p>
+    <w:p>
+      <w:pPr>
+        <w:pStyle w:val="Heading2"/>
+        <w:bidi/>
+      </w:pPr>
+      <w:r>
+        <w:rPr>
+          <w:rFonts w:ascii="Arial" w:hAnsi="Arial" w:cs="Arial" w:eastAsia="Arial"/>
+          <w:b w:val="0"/>
+          <w:bCs w:val="0"/>
+        </w:rPr>
+        <w:t>الإجابة النموذجية: الأسئلة الأربعة للمقتطفات (الشرائح 88 إلى 90)</w:t>
+      </w:r>
+    </w:p>
+    <w:tbl>
+      <w:tblPr>
+        <w:tblStyle w:val="TableGrid"/>
+        <w:bidiVisual/>
+        <w:tblW w:type="dxa" w:w="9637"/>
+        <w:jc w:val="center"/>
+        <w:tblLayout w:type="fixed"/>
+        <w:tblLook w:firstColumn="1" w:firstRow="1" w:lastColumn="0" w:lastRow="0" w:noHBand="0" w:noVBand="1" w:val="04A0"/>
+      </w:tblPr>
+      <w:tblGrid>
+        <w:gridCol w:w="1020"/>
+        <w:gridCol w:w="2154"/>
+        <w:gridCol w:w="2154"/>
+        <w:gridCol w:w="2154"/>
+        <w:gridCol w:w="2154"/>
+      </w:tblGrid>
+      <w:tr>
+        <w:trPr>
+          <w:cantSplit/>
+          <w:tblHeader/>
+        </w:trPr>
+        <w:tc>
+          <w:tcPr>
+            <w:tcW w:type="dxa" w:w="1020"/>
+            <w:shd w:val="clear" w:color="auto" w:fill="D9E2F3"/>
+          </w:tcPr>
+          <w:p>
+            <w:pPr>
+              <w:bidi/>
+              <w:spacing w:after="20" w:line="252" w:lineRule="auto"/>
+            </w:pPr>
+            <w:r/>
+            <w:r>
+              <w:rPr>
+                <w:rFonts w:ascii="Arial" w:hAnsi="Arial" w:cs="Arial" w:eastAsia="Arial"/>
+                <w:b w:val="1"/>
+                <w:bCs w:val="1"/>
+                <w:sz w:val="19"/>
+                <w:szCs w:val="19"/>
+              </w:rPr>
+              <w:t>الدليل</w:t>
+            </w:r>
+          </w:p>
+        </w:tc>
+        <w:tc>
+          <w:tcPr>
+            <w:tcW w:type="dxa" w:w="2154"/>
+            <w:shd w:val="clear" w:color="auto" w:fill="D9E2F3"/>
+          </w:tcPr>
+          <w:p>
+            <w:pPr>
+              <w:bidi/>
+              <w:spacing w:after="20" w:line="252" w:lineRule="auto"/>
+            </w:pPr>
+            <w:r/>
+            <w:r>
+              <w:rPr>
+                <w:rFonts w:ascii="Arial" w:hAnsi="Arial" w:cs="Arial" w:eastAsia="Arial"/>
+                <w:b w:val="1"/>
+                <w:bCs w:val="1"/>
+                <w:sz w:val="19"/>
+                <w:szCs w:val="19"/>
+              </w:rPr>
+              <w:t>ما الذي نراه؟</w:t>
+            </w:r>
+          </w:p>
+        </w:tc>
+        <w:tc>
+          <w:tcPr>
+            <w:tcW w:type="dxa" w:w="2154"/>
+            <w:shd w:val="clear" w:color="auto" w:fill="D9E2F3"/>
+          </w:tcPr>
+          <w:p>
+            <w:pPr>
+              <w:bidi/>
+              <w:spacing w:after="20" w:line="252" w:lineRule="auto"/>
+            </w:pPr>
+            <w:r/>
+            <w:r>
+              <w:rPr>
+                <w:rFonts w:ascii="Arial" w:hAnsi="Arial" w:cs="Arial" w:eastAsia="Arial"/>
+                <w:b w:val="1"/>
+                <w:bCs w:val="1"/>
+                <w:sz w:val="19"/>
+                <w:szCs w:val="19"/>
+              </w:rPr>
+              <w:t>ماذا يثبت؟</w:t>
+            </w:r>
+          </w:p>
+        </w:tc>
+        <w:tc>
+          <w:tcPr>
+            <w:tcW w:type="dxa" w:w="2154"/>
+            <w:shd w:val="clear" w:color="auto" w:fill="D9E2F3"/>
+          </w:tcPr>
+          <w:p>
+            <w:pPr>
+              <w:bidi/>
+              <w:spacing w:after="20" w:line="252" w:lineRule="auto"/>
+            </w:pPr>
+            <w:r/>
+            <w:r>
+              <w:rPr>
+                <w:rFonts w:ascii="Arial" w:hAnsi="Arial" w:cs="Arial" w:eastAsia="Arial"/>
+                <w:b w:val="1"/>
+                <w:bCs w:val="1"/>
+                <w:sz w:val="19"/>
+                <w:szCs w:val="19"/>
+              </w:rPr>
+              <w:t>ماذا لا يثبت؟</w:t>
+            </w:r>
+          </w:p>
+        </w:tc>
+        <w:tc>
+          <w:tcPr>
+            <w:tcW w:type="dxa" w:w="2154"/>
+            <w:shd w:val="clear" w:color="auto" w:fill="D9E2F3"/>
+          </w:tcPr>
+          <w:p>
+            <w:pPr>
+              <w:bidi/>
+              <w:spacing w:after="20" w:line="252" w:lineRule="auto"/>
+            </w:pPr>
+            <w:r/>
+            <w:r>
+              <w:rPr>
+                <w:rFonts w:ascii="Arial" w:hAnsi="Arial" w:cs="Arial" w:eastAsia="Arial"/>
+                <w:b w:val="1"/>
+                <w:bCs w:val="1"/>
+                <w:sz w:val="19"/>
+                <w:szCs w:val="19"/>
+              </w:rPr>
+              <w:t>ما المطلوب إضافةً؟</w:t>
+            </w:r>
+          </w:p>
+        </w:tc>
+      </w:tr>
+      <w:tr>
+        <w:trPr>
+          <w:cantSplit/>
+        </w:trPr>
+        <w:tc>
+          <w:tcPr>
+            <w:tcW w:type="dxa" w:w="1020"/>
+          </w:tcPr>
+          <w:p>
+            <w:pPr>
+              <w:bidi/>
+              <w:spacing w:after="20" w:line="252" w:lineRule="auto"/>
+            </w:pPr>
+            <w:r/>
+            <w:r>
+              <w:rPr>
+                <w:rFonts w:ascii="Arial" w:hAnsi="Arial" w:cs="Arial" w:eastAsia="Arial"/>
+                <w:b w:val="0"/>
+                <w:bCs w:val="0"/>
+                <w:sz w:val="19"/>
+                <w:szCs w:val="19"/>
+              </w:rPr>
+              <w:t>د2</w:t>
+            </w:r>
+          </w:p>
+        </w:tc>
+        <w:tc>
+          <w:tcPr>
+            <w:tcW w:type="dxa" w:w="2154"/>
+          </w:tcPr>
+          <w:p>
+            <w:pPr>
+              <w:bidi/>
+              <w:spacing w:after="20" w:line="252" w:lineRule="auto"/>
+            </w:pPr>
+            <w:r/>
+            <w:r>
+              <w:rPr>
+                <w:rFonts w:ascii="Arial" w:hAnsi="Arial" w:cs="Arial" w:eastAsia="Arial"/>
+                <w:b w:val="0"/>
+                <w:bCs w:val="0"/>
+                <w:sz w:val="19"/>
+                <w:szCs w:val="19"/>
+              </w:rPr>
+              <w:t>قرار المدير لكل حساب، و12 للإزالة من 214، واعتماد مالكة النظام في 8 أبريل.</w:t>
+            </w:r>
+          </w:p>
+        </w:tc>
+        <w:tc>
+          <w:tcPr>
+            <w:tcW w:type="dxa" w:w="2154"/>
+          </w:tcPr>
+          <w:p>
+            <w:pPr>
+              <w:bidi/>
+              <w:spacing w:after="20" w:line="252" w:lineRule="auto"/>
+            </w:pPr>
+            <w:r/>
+            <w:r>
+              <w:rPr>
+                <w:rFonts w:ascii="Arial" w:hAnsi="Arial" w:cs="Arial" w:eastAsia="Arial"/>
+                <w:b w:val="0"/>
+                <w:bCs w:val="0"/>
+                <w:sz w:val="19"/>
+                <w:szCs w:val="19"/>
+              </w:rPr>
+              <w:t>نُفذت المراجعة واعتُمدت في موعدها: 8 أيام عمل من التصدير، والمهلة 10.</w:t>
+            </w:r>
+          </w:p>
+        </w:tc>
+        <w:tc>
+          <w:tcPr>
+            <w:tcW w:type="dxa" w:w="2154"/>
+          </w:tcPr>
+          <w:p>
+            <w:pPr>
+              <w:bidi/>
+              <w:spacing w:after="20" w:line="252" w:lineRule="auto"/>
+            </w:pPr>
+            <w:r/>
+            <w:r>
+              <w:rPr>
+                <w:rFonts w:ascii="Arial" w:hAnsi="Arial" w:cs="Arial" w:eastAsia="Arial"/>
+                <w:b w:val="0"/>
+                <w:bCs w:val="0"/>
+                <w:sz w:val="19"/>
+                <w:szCs w:val="19"/>
+              </w:rPr>
+              <w:t>أن الإزالات نُفذت. قرار الإزالة ليس إزالة.</w:t>
+            </w:r>
+          </w:p>
+        </w:tc>
+        <w:tc>
+          <w:tcPr>
+            <w:tcW w:type="dxa" w:w="2154"/>
+          </w:tcPr>
+          <w:p>
+            <w:pPr>
+              <w:bidi/>
+              <w:spacing w:after="20" w:line="252" w:lineRule="auto"/>
+            </w:pPr>
+            <w:r/>
+            <w:r>
+              <w:rPr>
+                <w:rFonts w:ascii="Arial" w:hAnsi="Arial" w:cs="Arial" w:eastAsia="Arial"/>
+                <w:b w:val="0"/>
+                <w:bCs w:val="0"/>
+                <w:sz w:val="19"/>
+                <w:szCs w:val="19"/>
+              </w:rPr>
+              <w:t>تذاكر الإزالة.</w:t>
+            </w:r>
+          </w:p>
+        </w:tc>
+      </w:tr>
+      <w:tr>
+        <w:trPr>
+          <w:cantSplit/>
+        </w:trPr>
+        <w:tc>
+          <w:tcPr>
+            <w:tcW w:type="dxa" w:w="1020"/>
+          </w:tcPr>
+          <w:p>
+            <w:pPr>
+              <w:bidi/>
+              <w:spacing w:after="20" w:line="252" w:lineRule="auto"/>
+            </w:pPr>
+            <w:r/>
+            <w:r>
+              <w:rPr>
+                <w:rFonts w:ascii="Arial" w:hAnsi="Arial" w:cs="Arial" w:eastAsia="Arial"/>
+                <w:b w:val="0"/>
+                <w:bCs w:val="0"/>
+                <w:sz w:val="19"/>
+                <w:szCs w:val="19"/>
+              </w:rPr>
+              <w:t>د3</w:t>
+            </w:r>
+          </w:p>
+        </w:tc>
+        <w:tc>
+          <w:tcPr>
+            <w:tcW w:type="dxa" w:w="2154"/>
+          </w:tcPr>
+          <w:p>
+            <w:pPr>
+              <w:bidi/>
+              <w:spacing w:after="20" w:line="252" w:lineRule="auto"/>
+            </w:pPr>
+            <w:r/>
+            <w:r>
+              <w:rPr>
+                <w:rFonts w:ascii="Arial" w:hAnsi="Arial" w:cs="Arial" w:eastAsia="Arial"/>
+                <w:b w:val="0"/>
+                <w:bCs w:val="0"/>
+                <w:sz w:val="19"/>
+                <w:szCs w:val="19"/>
+              </w:rPr>
+              <w:t>طلب إزالة «تعديل الرواتب» من hr.s.dosari: فُتح 8 أبريل، وأُغلق 20 مايو.</w:t>
+            </w:r>
+          </w:p>
+        </w:tc>
+        <w:tc>
+          <w:tcPr>
+            <w:tcW w:type="dxa" w:w="2154"/>
+          </w:tcPr>
+          <w:p>
+            <w:pPr>
+              <w:bidi/>
+              <w:spacing w:after="20" w:line="252" w:lineRule="auto"/>
+            </w:pPr>
+            <w:r/>
+            <w:r>
+              <w:rPr>
+                <w:rFonts w:ascii="Arial" w:hAnsi="Arial" w:cs="Arial" w:eastAsia="Arial"/>
+                <w:b w:val="0"/>
+                <w:bCs w:val="0"/>
+                <w:sz w:val="19"/>
+                <w:szCs w:val="19"/>
+              </w:rPr>
+              <w:t>نُفذت الإزالة بعد نحو 6 أسابيع، والمهلة تنتهي 15 أبريل.</w:t>
+            </w:r>
+          </w:p>
+        </w:tc>
+        <w:tc>
+          <w:tcPr>
+            <w:tcW w:type="dxa" w:w="2154"/>
+          </w:tcPr>
+          <w:p>
+            <w:pPr>
+              <w:bidi/>
+              <w:spacing w:after="20" w:line="252" w:lineRule="auto"/>
+            </w:pPr>
+            <w:r/>
+            <w:r>
+              <w:rPr>
+                <w:rFonts w:ascii="Arial" w:hAnsi="Arial" w:cs="Arial" w:eastAsia="Arial"/>
+                <w:b w:val="0"/>
+                <w:bCs w:val="0"/>
+                <w:sz w:val="19"/>
+                <w:szCs w:val="19"/>
+              </w:rPr>
+              <w:t>سبب التأخير. ملاحظة الإغلاق لا تذكره.</w:t>
+            </w:r>
+          </w:p>
+        </w:tc>
+        <w:tc>
+          <w:tcPr>
+            <w:tcW w:type="dxa" w:w="2154"/>
+          </w:tcPr>
+          <w:p>
+            <w:pPr>
+              <w:bidi/>
+              <w:spacing w:after="20" w:line="252" w:lineRule="auto"/>
+            </w:pPr>
+            <w:r/>
+            <w:r>
+              <w:rPr>
+                <w:rFonts w:ascii="Arial" w:hAnsi="Arial" w:cs="Arial" w:eastAsia="Arial"/>
+                <w:b w:val="0"/>
+                <w:bCs w:val="0"/>
+                <w:sz w:val="19"/>
+                <w:szCs w:val="19"/>
+              </w:rPr>
+              <w:t>سبب تأخر الإزالات الثلاث، من تذاكرها أو من تقنية المعلومات.</w:t>
+            </w:r>
+          </w:p>
+        </w:tc>
+      </w:tr>
+      <w:tr>
+        <w:trPr>
+          <w:cantSplit/>
+        </w:trPr>
+        <w:tc>
+          <w:tcPr>
+            <w:tcW w:type="dxa" w:w="1020"/>
+          </w:tcPr>
+          <w:p>
+            <w:pPr>
+              <w:bidi/>
+              <w:spacing w:after="20" w:line="252" w:lineRule="auto"/>
+            </w:pPr>
+            <w:r/>
+            <w:r>
+              <w:rPr>
+                <w:rFonts w:ascii="Arial" w:hAnsi="Arial" w:cs="Arial" w:eastAsia="Arial"/>
+                <w:b w:val="0"/>
+                <w:bCs w:val="0"/>
+                <w:sz w:val="19"/>
+                <w:szCs w:val="19"/>
+              </w:rPr>
+              <w:t>د5</w:t>
+            </w:r>
+          </w:p>
+        </w:tc>
+        <w:tc>
+          <w:tcPr>
+            <w:tcW w:type="dxa" w:w="2154"/>
+          </w:tcPr>
+          <w:p>
+            <w:pPr>
+              <w:bidi/>
+              <w:spacing w:after="20" w:line="252" w:lineRule="auto"/>
+            </w:pPr>
+            <w:r/>
+            <w:r>
+              <w:rPr>
+                <w:rFonts w:ascii="Arial" w:hAnsi="Arial" w:cs="Arial" w:eastAsia="Arial"/>
+                <w:b w:val="0"/>
+                <w:bCs w:val="0"/>
+                <w:sz w:val="19"/>
+                <w:szCs w:val="19"/>
+              </w:rPr>
+              <w:t>ياسر القحطاني ولمى الشمري غادرا في مايو، وحساباهما نشطان في 2 يوليو.</w:t>
+            </w:r>
+          </w:p>
+        </w:tc>
+        <w:tc>
+          <w:tcPr>
+            <w:tcW w:type="dxa" w:w="2154"/>
+          </w:tcPr>
+          <w:p>
+            <w:pPr>
+              <w:bidi/>
+              <w:spacing w:after="20" w:line="252" w:lineRule="auto"/>
+            </w:pPr>
+            <w:r/>
+            <w:r>
+              <w:rPr>
+                <w:rFonts w:ascii="Arial" w:hAnsi="Arial" w:cs="Arial" w:eastAsia="Arial"/>
+                <w:b w:val="0"/>
+                <w:bCs w:val="0"/>
+                <w:sz w:val="19"/>
+                <w:szCs w:val="19"/>
+              </w:rPr>
+              <w:t>بقاء صلاحيات غير مبررة لحسابين بعد المغادرة.</w:t>
+            </w:r>
+          </w:p>
+        </w:tc>
+        <w:tc>
+          <w:tcPr>
+            <w:tcW w:type="dxa" w:w="2154"/>
+          </w:tcPr>
+          <w:p>
+            <w:pPr>
+              <w:bidi/>
+              <w:spacing w:after="20" w:line="252" w:lineRule="auto"/>
+            </w:pPr>
+            <w:r/>
+            <w:r>
+              <w:rPr>
+                <w:rFonts w:ascii="Arial" w:hAnsi="Arial" w:cs="Arial" w:eastAsia="Arial"/>
+                <w:b w:val="0"/>
+                <w:bCs w:val="0"/>
+                <w:sz w:val="19"/>
+                <w:szCs w:val="19"/>
+              </w:rPr>
+              <w:t>أنهما استُخدما بعد المغادرة، ولا حالة بقية المغادرين، فالمقتطف 5 صفوف.</w:t>
+            </w:r>
+          </w:p>
+        </w:tc>
+        <w:tc>
+          <w:tcPr>
+            <w:tcW w:type="dxa" w:w="2154"/>
+          </w:tcPr>
+          <w:p>
+            <w:pPr>
+              <w:bidi/>
+              <w:spacing w:after="20" w:line="252" w:lineRule="auto"/>
+            </w:pPr>
+            <w:r/>
+            <w:r>
+              <w:rPr>
+                <w:rFonts w:ascii="Arial" w:hAnsi="Arial" w:cs="Arial" w:eastAsia="Arial"/>
+                <w:b w:val="0"/>
+                <w:bCs w:val="0"/>
+                <w:sz w:val="19"/>
+                <w:szCs w:val="19"/>
+              </w:rPr>
+              <w:t>مطابقة كل المغادرين بالتصدير الكامل، وسجل نشاط الحسابين، وإبلاغ مالك الضابط ‎1-9-5‎.</w:t>
+            </w:r>
+          </w:p>
+        </w:tc>
+      </w:tr>
+    </w:tbl>
+    <w:p>
+      <w:pPr>
+        <w:spacing w:after="40"/>
+      </w:pPr>
+    </w:p>
     <w:tbl>
       <w:tblPr>
         <w:tblStyle w:val="TableGrid"/>
@@ -5747,7 +6249,7 @@
           <w:sz w:val="20"/>
           <w:szCs w:val="20"/>
         </w:rPr>
-        <w:t>الإجابة في العرض: الشرائح 83 إلى 85.</w:t>
+        <w:t>الإجابة في العرض: الشرائح 100 إلى 103.</w:t>
       </w:r>
     </w:p>
     <w:p>
@@ -5999,6 +6501,158 @@
         <w:gridCol w:w="1984"/>
         <w:gridCol w:w="7653"/>
       </w:tblGrid>
+      <w:tr>
+        <w:trPr>
+          <w:cantSplit/>
+        </w:trPr>
+        <w:tc>
+          <w:tcPr>
+            <w:tcW w:type="dxa" w:w="1984"/>
+            <w:shd w:val="clear" w:color="auto" w:fill="EEF2F8"/>
+          </w:tcPr>
+          <w:p>
+            <w:pPr>
+              <w:bidi/>
+              <w:spacing w:after="20" w:line="252" w:lineRule="auto"/>
+            </w:pPr>
+            <w:r/>
+            <w:r>
+              <w:rPr>
+                <w:rFonts w:ascii="Arial" w:hAnsi="Arial" w:cs="Arial" w:eastAsia="Arial"/>
+                <w:b w:val="1"/>
+                <w:bCs w:val="1"/>
+                <w:sz w:val="20"/>
+                <w:szCs w:val="20"/>
+              </w:rPr>
+              <w:t>رقم الملاحظة</w:t>
+            </w:r>
+          </w:p>
+        </w:tc>
+        <w:tc>
+          <w:tcPr>
+            <w:tcW w:type="dxa" w:w="7654"/>
+          </w:tcPr>
+          <w:p>
+            <w:pPr>
+              <w:bidi w:val="0"/>
+              <w:spacing w:after="20" w:line="252" w:lineRule="auto"/>
+              <w:jc w:val="left"/>
+            </w:pPr>
+            <w:r/>
+            <w:r>
+              <w:rPr>
+                <w:rFonts w:ascii="Arial" w:hAnsi="Arial" w:cs="Arial" w:eastAsia="Arial"/>
+                <w:b w:val="0"/>
+                <w:bCs w:val="0"/>
+                <w:sz w:val="20"/>
+                <w:szCs w:val="20"/>
+              </w:rPr>
+              <w:t>F-04</w:t>
+            </w:r>
+          </w:p>
+        </w:tc>
+      </w:tr>
+      <w:tr>
+        <w:trPr>
+          <w:cantSplit/>
+        </w:trPr>
+        <w:tc>
+          <w:tcPr>
+            <w:tcW w:type="dxa" w:w="1984"/>
+            <w:shd w:val="clear" w:color="auto" w:fill="EEF2F8"/>
+          </w:tcPr>
+          <w:p>
+            <w:pPr>
+              <w:bidi/>
+              <w:spacing w:after="20" w:line="252" w:lineRule="auto"/>
+            </w:pPr>
+            <w:r/>
+            <w:r>
+              <w:rPr>
+                <w:rFonts w:ascii="Arial" w:hAnsi="Arial" w:cs="Arial" w:eastAsia="Arial"/>
+                <w:b w:val="1"/>
+                <w:bCs w:val="1"/>
+                <w:sz w:val="20"/>
+                <w:szCs w:val="20"/>
+              </w:rPr>
+              <w:t>الضابط</w:t>
+            </w:r>
+          </w:p>
+        </w:tc>
+        <w:tc>
+          <w:tcPr>
+            <w:tcW w:type="dxa" w:w="7654"/>
+          </w:tcPr>
+          <w:p>
+            <w:pPr>
+              <w:bidi w:val="0"/>
+              <w:spacing w:after="20" w:line="252" w:lineRule="auto"/>
+              <w:jc w:val="left"/>
+            </w:pPr>
+            <w:r/>
+            <w:r>
+              <w:rPr>
+                <w:rFonts w:ascii="Arial" w:hAnsi="Arial" w:cs="Arial" w:eastAsia="Arial"/>
+                <w:b w:val="0"/>
+                <w:bCs w:val="0"/>
+                <w:sz w:val="20"/>
+                <w:szCs w:val="20"/>
+              </w:rPr>
+              <w:t>ECC ‎2-2-3-5‎</w:t>
+            </w:r>
+          </w:p>
+        </w:tc>
+      </w:tr>
+      <w:tr>
+        <w:trPr>
+          <w:cantSplit/>
+        </w:trPr>
+        <w:tc>
+          <w:tcPr>
+            <w:tcW w:type="dxa" w:w="1984"/>
+            <w:shd w:val="clear" w:color="auto" w:fill="EEF2F8"/>
+          </w:tcPr>
+          <w:p>
+            <w:pPr>
+              <w:bidi/>
+              <w:spacing w:after="20" w:line="252" w:lineRule="auto"/>
+            </w:pPr>
+            <w:r/>
+            <w:r>
+              <w:rPr>
+                <w:rFonts w:ascii="Arial" w:hAnsi="Arial" w:cs="Arial" w:eastAsia="Arial"/>
+                <w:b w:val="1"/>
+                <w:bCs w:val="1"/>
+                <w:sz w:val="20"/>
+                <w:szCs w:val="20"/>
+              </w:rPr>
+              <w:t>الفترة</w:t>
+            </w:r>
+          </w:p>
+        </w:tc>
+        <w:tc>
+          <w:tcPr>
+            <w:tcW w:type="dxa" w:w="7654"/>
+          </w:tcPr>
+          <w:p>
+            <w:pPr>
+              <w:bidi/>
+              <w:spacing w:after="20" w:line="252" w:lineRule="auto"/>
+            </w:pPr>
+            <w:r/>
+            <w:r>
+              <w:rPr>
+                <w:rFonts w:ascii="Arial" w:hAnsi="Arial" w:cs="Arial" w:eastAsia="Arial"/>
+                <w:b w:val="0"/>
+                <w:bCs w:val="0"/>
+                <w:sz w:val="20"/>
+                <w:szCs w:val="20"/>
+              </w:rPr>
+              <w:t>1 يناير إلى 30 يونيو 2026</w:t>
+            </w:r>
+          </w:p>
+        </w:tc>
+      </w:tr>
       <w:tr>
         <w:trPr>
           <w:cantSplit/>
@@ -6329,10 +6983,11 @@
         <w:tblLook w:firstColumn="1" w:firstRow="1" w:lastColumn="0" w:lastRow="0" w:noHBand="0" w:noVBand="1" w:val="04A0"/>
       </w:tblPr>
       <w:tblGrid>
-        <w:gridCol w:w="3401"/>
-        <w:gridCol w:w="2040"/>
-        <w:gridCol w:w="1587"/>
-        <w:gridCol w:w="2607"/>
+        <w:gridCol w:w="2948"/>
+        <w:gridCol w:w="1247"/>
+        <w:gridCol w:w="1814"/>
+        <w:gridCol w:w="1360"/>
+        <w:gridCol w:w="2267"/>
       </w:tblGrid>
       <w:tr>
         <w:trPr>
@@ -6341,7 +6996,7 @@
         </w:trPr>
         <w:tc>
           <w:tcPr>
-            <w:tcW w:type="dxa" w:w="3402"/>
+            <w:tcW w:type="dxa" w:w="2948"/>
             <w:shd w:val="clear" w:color="auto" w:fill="D9E2F3"/>
           </w:tcPr>
           <w:p>
@@ -6364,7 +7019,30 @@
         </w:tc>
         <w:tc>
           <w:tcPr>
-            <w:tcW w:type="dxa" w:w="2041"/>
+            <w:tcW w:type="dxa" w:w="1247"/>
+            <w:shd w:val="clear" w:color="auto" w:fill="D9E2F3"/>
+          </w:tcPr>
+          <w:p>
+            <w:pPr>
+              <w:bidi/>
+              <w:spacing w:after="20" w:line="252" w:lineRule="auto"/>
+            </w:pPr>
+            <w:r/>
+            <w:r>
+              <w:rPr>
+                <w:rFonts w:ascii="Arial" w:hAnsi="Arial" w:cs="Arial" w:eastAsia="Arial"/>
+                <w:b w:val="1"/>
+                <w:bCs w:val="1"/>
+                <w:sz w:val="20"/>
+                <w:szCs w:val="20"/>
+              </w:rPr>
+              <w:t>النوع</w:t>
+            </w:r>
+          </w:p>
+        </w:tc>
+        <w:tc>
+          <w:tcPr>
+            <w:tcW w:type="dxa" w:w="1814"/>
             <w:shd w:val="clear" w:color="auto" w:fill="D9E2F3"/>
           </w:tcPr>
           <w:p>
@@ -6387,7 +7065,7 @@
         </w:tc>
         <w:tc>
           <w:tcPr>
-            <w:tcW w:type="dxa" w:w="1587"/>
+            <w:tcW w:type="dxa" w:w="1361"/>
             <w:shd w:val="clear" w:color="auto" w:fill="D9E2F3"/>
           </w:tcPr>
           <w:p>
@@ -6410,7 +7088,7 @@
         </w:tc>
         <w:tc>
           <w:tcPr>
-            <w:tcW w:type="dxa" w:w="2608"/>
+            <w:tcW w:type="dxa" w:w="2268"/>
             <w:shd w:val="clear" w:color="auto" w:fill="D9E2F3"/>
           </w:tcPr>
           <w:p>
@@ -6438,7 +7116,7 @@
         </w:trPr>
         <w:tc>
           <w:tcPr>
-            <w:tcW w:type="dxa" w:w="3402"/>
+            <w:tcW w:type="dxa" w:w="2948"/>
           </w:tcPr>
           <w:p>
             <w:pPr>
@@ -6460,7 +7138,29 @@
         </w:tc>
         <w:tc>
           <w:tcPr>
-            <w:tcW w:type="dxa" w:w="2041"/>
+            <w:tcW w:type="dxa" w:w="1247"/>
+          </w:tcPr>
+          <w:p>
+            <w:pPr>
+              <w:bidi/>
+              <w:spacing w:after="20" w:line="252" w:lineRule="auto"/>
+            </w:pPr>
+            <w:r/>
+            <w:r>
+              <w:rPr>
+                <w:rFonts w:ascii="Arial" w:hAnsi="Arial" w:cs="Arial" w:eastAsia="Arial"/>
+                <w:b w:val="0"/>
+                <w:bCs w:val="0"/>
+                <w:sz w:val="20"/>
+                <w:szCs w:val="20"/>
+              </w:rPr>
+              <w:t>معالجة الحالة</w:t>
+            </w:r>
+          </w:p>
+        </w:tc>
+        <w:tc>
+          <w:tcPr>
+            <w:tcW w:type="dxa" w:w="1814"/>
           </w:tcPr>
           <w:p>
             <w:pPr>
@@ -6482,7 +7182,7 @@
         </w:tc>
         <w:tc>
           <w:tcPr>
-            <w:tcW w:type="dxa" w:w="1587"/>
+            <w:tcW w:type="dxa" w:w="1361"/>
           </w:tcPr>
           <w:p>
             <w:pPr>
@@ -6504,7 +7204,7 @@
         </w:tc>
         <w:tc>
           <w:tcPr>
-            <w:tcW w:type="dxa" w:w="2608"/>
+            <w:tcW w:type="dxa" w:w="2268"/>
           </w:tcPr>
           <w:p>
             <w:pPr>
@@ -6531,7 +7231,7 @@
         </w:trPr>
         <w:tc>
           <w:tcPr>
-            <w:tcW w:type="dxa" w:w="3402"/>
+            <w:tcW w:type="dxa" w:w="2948"/>
           </w:tcPr>
           <w:p>
             <w:pPr>
@@ -6553,7 +7253,29 @@
         </w:tc>
         <w:tc>
           <w:tcPr>
-            <w:tcW w:type="dxa" w:w="2041"/>
+            <w:tcW w:type="dxa" w:w="1247"/>
+          </w:tcPr>
+          <w:p>
+            <w:pPr>
+              <w:bidi/>
+              <w:spacing w:after="20" w:line="252" w:lineRule="auto"/>
+            </w:pPr>
+            <w:r/>
+            <w:r>
+              <w:rPr>
+                <w:rFonts w:ascii="Arial" w:hAnsi="Arial" w:cs="Arial" w:eastAsia="Arial"/>
+                <w:b w:val="0"/>
+                <w:bCs w:val="0"/>
+                <w:sz w:val="20"/>
+                <w:szCs w:val="20"/>
+              </w:rPr>
+              <w:t>معالجة الحالة</w:t>
+            </w:r>
+          </w:p>
+        </w:tc>
+        <w:tc>
+          <w:tcPr>
+            <w:tcW w:type="dxa" w:w="1814"/>
           </w:tcPr>
           <w:p>
             <w:pPr>
@@ -6575,7 +7297,7 @@
         </w:tc>
         <w:tc>
           <w:tcPr>
-            <w:tcW w:type="dxa" w:w="1587"/>
+            <w:tcW w:type="dxa" w:w="1361"/>
           </w:tcPr>
           <w:p>
             <w:pPr>
@@ -6597,7 +7319,7 @@
         </w:tc>
         <w:tc>
           <w:tcPr>
-            <w:tcW w:type="dxa" w:w="2608"/>
+            <w:tcW w:type="dxa" w:w="2268"/>
           </w:tcPr>
           <w:p>
             <w:pPr>
@@ -6624,7 +7346,7 @@
         </w:trPr>
         <w:tc>
           <w:tcPr>
-            <w:tcW w:type="dxa" w:w="3402"/>
+            <w:tcW w:type="dxa" w:w="2948"/>
           </w:tcPr>
           <w:p>
             <w:pPr>
@@ -6646,7 +7368,29 @@
         </w:tc>
         <w:tc>
           <w:tcPr>
-            <w:tcW w:type="dxa" w:w="2041"/>
+            <w:tcW w:type="dxa" w:w="1247"/>
+          </w:tcPr>
+          <w:p>
+            <w:pPr>
+              <w:bidi/>
+              <w:spacing w:after="20" w:line="252" w:lineRule="auto"/>
+            </w:pPr>
+            <w:r/>
+            <w:r>
+              <w:rPr>
+                <w:rFonts w:ascii="Arial" w:hAnsi="Arial" w:cs="Arial" w:eastAsia="Arial"/>
+                <w:b w:val="0"/>
+                <w:bCs w:val="0"/>
+                <w:sz w:val="20"/>
+                <w:szCs w:val="20"/>
+              </w:rPr>
+              <w:t>منع التكرار</w:t>
+            </w:r>
+          </w:p>
+        </w:tc>
+        <w:tc>
+          <w:tcPr>
+            <w:tcW w:type="dxa" w:w="1814"/>
           </w:tcPr>
           <w:p>
             <w:pPr>
@@ -6668,7 +7412,7 @@
         </w:tc>
         <w:tc>
           <w:tcPr>
-            <w:tcW w:type="dxa" w:w="1587"/>
+            <w:tcW w:type="dxa" w:w="1361"/>
           </w:tcPr>
           <w:p>
             <w:pPr>
@@ -6690,7 +7434,7 @@
         </w:tc>
         <w:tc>
           <w:tcPr>
-            <w:tcW w:type="dxa" w:w="2608"/>
+            <w:tcW w:type="dxa" w:w="2268"/>
           </w:tcPr>
           <w:p>
             <w:pPr>
@@ -6717,7 +7461,7 @@
         </w:trPr>
         <w:tc>
           <w:tcPr>
-            <w:tcW w:type="dxa" w:w="3402"/>
+            <w:tcW w:type="dxa" w:w="2948"/>
           </w:tcPr>
           <w:p>
             <w:pPr>
@@ -6739,7 +7483,29 @@
         </w:tc>
         <w:tc>
           <w:tcPr>
-            <w:tcW w:type="dxa" w:w="2041"/>
+            <w:tcW w:type="dxa" w:w="1247"/>
+          </w:tcPr>
+          <w:p>
+            <w:pPr>
+              <w:bidi/>
+              <w:spacing w:after="20" w:line="252" w:lineRule="auto"/>
+            </w:pPr>
+            <w:r/>
+            <w:r>
+              <w:rPr>
+                <w:rFonts w:ascii="Arial" w:hAnsi="Arial" w:cs="Arial" w:eastAsia="Arial"/>
+                <w:b w:val="0"/>
+                <w:bCs w:val="0"/>
+                <w:sz w:val="20"/>
+                <w:szCs w:val="20"/>
+              </w:rPr>
+              <w:t>منع التكرار</w:t>
+            </w:r>
+          </w:p>
+        </w:tc>
+        <w:tc>
+          <w:tcPr>
+            <w:tcW w:type="dxa" w:w="1814"/>
           </w:tcPr>
           <w:p>
             <w:pPr>
@@ -6761,7 +7527,7 @@
         </w:tc>
         <w:tc>
           <w:tcPr>
-            <w:tcW w:type="dxa" w:w="1587"/>
+            <w:tcW w:type="dxa" w:w="1361"/>
           </w:tcPr>
           <w:p>
             <w:pPr>
@@ -6783,7 +7549,7 @@
         </w:tc>
         <w:tc>
           <w:tcPr>
-            <w:tcW w:type="dxa" w:w="2608"/>
+            <w:tcW w:type="dxa" w:w="2268"/>
           </w:tcPr>
           <w:p>
             <w:pPr>
@@ -7151,7 +7917,7 @@
           <w:sz w:val="20"/>
           <w:szCs w:val="20"/>
         </w:rPr>
-        <w:t>الإجابة في العرض: الشريحتين 99 و100.</w:t>
+        <w:t>الإجابة في العرض: الشريحتين 117 و118.</w:t>
       </w:r>
     </w:p>
     <w:p>
@@ -7955,7 +8721,7 @@
           <w:sz w:val="20"/>
           <w:szCs w:val="20"/>
         </w:rPr>
-        <w:t>الإجابة في العرض: الشريحة 119.</w:t>
+        <w:t>الإجابة في العرض: الشريحة 137.</w:t>
       </w:r>
     </w:p>
     <w:p>
@@ -8509,7 +9275,7 @@
           <w:sz w:val="20"/>
           <w:szCs w:val="20"/>
         </w:rPr>
-        <w:t>الإجابة في العرض: الشريحة 126.</w:t>
+        <w:t>الإجابة في العرض: الشريحة 144.</w:t>
       </w:r>
     </w:p>
     <w:p>
@@ -9055,7 +9821,7 @@
           <w:sz w:val="20"/>
           <w:szCs w:val="20"/>
         </w:rPr>
-        <w:t>الإجابة في العرض: الشريحة 135.</w:t>
+        <w:t>الإجابة في العرض: الشريحة 153.</w:t>
       </w:r>
     </w:p>
     <w:p>
@@ -9542,7 +10308,7 @@
           <w:sz w:val="20"/>
           <w:szCs w:val="20"/>
         </w:rPr>
-        <w:t>الإجابة في العرض: الشريحة 143.</w:t>
+        <w:t>الإجابة في العرض: الشريحة 162.</w:t>
       </w:r>
     </w:p>
     <w:p>
@@ -9838,7 +10604,7 @@
           <w:sz w:val="20"/>
           <w:szCs w:val="20"/>
         </w:rPr>
-        <w:t>الإجابة في العرض: الشريحة 149.</w:t>
+        <w:t>الإجابة في العرض: الشريحة 168.</w:t>
       </w:r>
     </w:p>
     <w:p>

--- a/GRC_Beginner_Course/02_الكراسة_والإجابات/الإجابات_النموذجية_وطريقة_الحل.docx
+++ b/GRC_Beginner_Course/02_الكراسة_والإجابات/الإجابات_النموذجية_وطريقة_الحل.docx
@@ -1246,7 +1246,328 @@
           <w:b w:val="0"/>
           <w:bCs w:val="0"/>
         </w:rPr>
-        <w:t>التمرين 2: حوكمة أم إدارة أم تشغيل؟</w:t>
+        <w:t>اختبار الوحدة 01: ما هو GRC؟</w:t>
+      </w:r>
+    </w:p>
+    <w:p>
+      <w:pPr>
+        <w:keepNext/>
+        <w:bidi/>
+        <w:spacing w:after="40"/>
+      </w:pPr>
+      <w:r>
+        <w:rPr>
+          <w:rFonts w:ascii="Arial" w:hAnsi="Arial" w:cs="Arial" w:eastAsia="Arial"/>
+          <w:b w:val="1"/>
+          <w:bCs w:val="1"/>
+          <w:sz w:val="21"/>
+          <w:szCs w:val="21"/>
+        </w:rPr>
+        <w:t>1. أي مهمة امتثال في رُفاد؟</w:t>
+      </w:r>
+    </w:p>
+    <w:p>
+      <w:pPr>
+        <w:bidi/>
+        <w:spacing w:after="40"/>
+      </w:pPr>
+      <w:r>
+        <w:rPr>
+          <w:rFonts w:ascii="Arial" w:hAnsi="Arial" w:cs="Arial" w:eastAsia="Arial"/>
+          <w:b w:val="0"/>
+          <w:bCs w:val="0"/>
+          <w:sz w:val="21"/>
+          <w:szCs w:val="21"/>
+        </w:rPr>
+        <w:t>الإجابة: (ج) جمع أدلة مراجعة الصلاحيات لتقييم الالتزام بمتطلب</w:t>
+      </w:r>
+    </w:p>
+    <w:p>
+      <w:pPr>
+        <w:bidi/>
+        <w:spacing w:after="60"/>
+        <w:ind w:right="283" w:hanging="255"/>
+      </w:pPr>
+      <w:r>
+        <w:rPr>
+          <w:rFonts w:ascii="Arial" w:hAnsi="Arial" w:cs="Arial" w:eastAsia="Arial"/>
+          <w:b w:val="0"/>
+          <w:bCs w:val="0"/>
+          <w:sz w:val="21"/>
+          <w:szCs w:val="21"/>
+        </w:rPr>
+        <w:t>• لماذا: الامتثال يثبت بالأدلة تطبيق متطلب مكتوب.</w:t>
+      </w:r>
+    </w:p>
+    <w:p>
+      <w:pPr>
+        <w:bidi/>
+        <w:spacing w:after="60"/>
+        <w:ind w:right="283" w:hanging="255"/>
+      </w:pPr>
+      <w:r>
+        <w:rPr>
+          <w:rFonts w:ascii="Arial" w:hAnsi="Arial" w:cs="Arial" w:eastAsia="Arial"/>
+          <w:b w:val="0"/>
+          <w:bCs w:val="0"/>
+          <w:sz w:val="21"/>
+          <w:szCs w:val="21"/>
+        </w:rPr>
+        <w:t>• لماذا ليس (أ): قرار ممن يملك الصلاحية: حوكمة.</w:t>
+      </w:r>
+    </w:p>
+    <w:p>
+      <w:pPr>
+        <w:bidi/>
+        <w:spacing w:after="60"/>
+        <w:ind w:right="283" w:hanging="255"/>
+      </w:pPr>
+      <w:r>
+        <w:rPr>
+          <w:rFonts w:ascii="Arial" w:hAnsi="Arial" w:cs="Arial" w:eastAsia="Arial"/>
+          <w:b w:val="0"/>
+          <w:bCs w:val="0"/>
+          <w:sz w:val="21"/>
+          <w:szCs w:val="21"/>
+        </w:rPr>
+        <w:t>• لماذا ليس (ب): تقدير ما قد يحدث وحجمه: مخاطر.</w:t>
+      </w:r>
+    </w:p>
+    <w:p>
+      <w:pPr>
+        <w:keepNext/>
+        <w:bidi/>
+        <w:spacing w:after="40"/>
+      </w:pPr>
+      <w:r>
+        <w:rPr>
+          <w:rFonts w:ascii="Arial" w:hAnsi="Arial" w:cs="Arial" w:eastAsia="Arial"/>
+          <w:b w:val="1"/>
+          <w:bCs w:val="1"/>
+          <w:sz w:val="21"/>
+          <w:szCs w:val="21"/>
+        </w:rPr>
+        <w:t>2. «فرز التنبيهات والتحقيق فيها» من عمل:</w:t>
+      </w:r>
+    </w:p>
+    <w:p>
+      <w:pPr>
+        <w:bidi/>
+        <w:spacing w:after="40"/>
+      </w:pPr>
+      <w:r>
+        <w:rPr>
+          <w:rFonts w:ascii="Arial" w:hAnsi="Arial" w:cs="Arial" w:eastAsia="Arial"/>
+          <w:b w:val="0"/>
+          <w:bCs w:val="0"/>
+          <w:sz w:val="21"/>
+          <w:szCs w:val="21"/>
+        </w:rPr>
+        <w:t>الإجابة: (ب) مركز عمليات الأمن</w:t>
+      </w:r>
+    </w:p>
+    <w:p>
+      <w:pPr>
+        <w:bidi/>
+        <w:spacing w:after="60"/>
+        <w:ind w:right="283" w:hanging="255"/>
+      </w:pPr>
+      <w:r>
+        <w:rPr>
+          <w:rFonts w:ascii="Arial" w:hAnsi="Arial" w:cs="Arial" w:eastAsia="Arial"/>
+          <w:b w:val="0"/>
+          <w:bCs w:val="0"/>
+          <w:sz w:val="21"/>
+          <w:szCs w:val="21"/>
+        </w:rPr>
+        <w:t>• لماذا: مركز العمليات يراقب ويستجيب لما يحدث الآن.</w:t>
+      </w:r>
+    </w:p>
+    <w:p>
+      <w:pPr>
+        <w:bidi/>
+        <w:spacing w:after="60"/>
+        <w:ind w:right="283" w:hanging="255"/>
+      </w:pPr>
+      <w:r>
+        <w:rPr>
+          <w:rFonts w:ascii="Arial" w:hAnsi="Arial" w:cs="Arial" w:eastAsia="Arial"/>
+          <w:b w:val="0"/>
+          <w:bCs w:val="0"/>
+          <w:sz w:val="21"/>
+          <w:szCs w:val="21"/>
+        </w:rPr>
+        <w:t>• لماذا ليس (أ): GRC يسأل: هل نحمي ما يهم، وهل نلتزم ونثبت؟ ولا يفرز التنبيهات.</w:t>
+      </w:r>
+    </w:p>
+    <w:p>
+      <w:pPr>
+        <w:keepNext/>
+        <w:bidi/>
+        <w:spacing w:after="40"/>
+      </w:pPr>
+      <w:r>
+        <w:rPr>
+          <w:rFonts w:ascii="Arial" w:hAnsi="Arial" w:cs="Arial" w:eastAsia="Arial"/>
+          <w:b w:val="1"/>
+          <w:bCs w:val="1"/>
+          <w:sz w:val="21"/>
+          <w:szCs w:val="21"/>
+        </w:rPr>
+        <w:t>3. أي عبارة صحيحة؟</w:t>
+      </w:r>
+    </w:p>
+    <w:p>
+      <w:pPr>
+        <w:bidi/>
+        <w:spacing w:after="40"/>
+      </w:pPr>
+      <w:r>
+        <w:rPr>
+          <w:rFonts w:ascii="Arial" w:hAnsi="Arial" w:cs="Arial" w:eastAsia="Arial"/>
+          <w:b w:val="0"/>
+          <w:bCs w:val="0"/>
+          <w:sz w:val="21"/>
+          <w:szCs w:val="21"/>
+        </w:rPr>
+        <w:t>الإجابة: (ب) السياسة بداية العمل، والجزء الأكبر التحقق من تطبيقها بالأدلة</w:t>
+      </w:r>
+    </w:p>
+    <w:p>
+      <w:pPr>
+        <w:bidi/>
+        <w:spacing w:after="60"/>
+        <w:ind w:right="283" w:hanging="255"/>
+      </w:pPr>
+      <w:r>
+        <w:rPr>
+          <w:rFonts w:ascii="Arial" w:hAnsi="Arial" w:cs="Arial" w:eastAsia="Arial"/>
+          <w:b w:val="0"/>
+          <w:bCs w:val="0"/>
+          <w:sz w:val="21"/>
+          <w:szCs w:val="21"/>
+        </w:rPr>
+        <w:t>• لماذا: هذا ما يفعله محلل GRC يومياً.</w:t>
+      </w:r>
+    </w:p>
+    <w:p>
+      <w:pPr>
+        <w:bidi/>
+        <w:spacing w:after="60"/>
+        <w:ind w:right="283" w:hanging="255"/>
+      </w:pPr>
+      <w:r>
+        <w:rPr>
+          <w:rFonts w:ascii="Arial" w:hAnsi="Arial" w:cs="Arial" w:eastAsia="Arial"/>
+          <w:b w:val="0"/>
+          <w:bCs w:val="0"/>
+          <w:sz w:val="21"/>
+          <w:szCs w:val="21"/>
+        </w:rPr>
+        <w:t>• لماذا ليس (أ): خرافة: السياسة خطوة أولى.</w:t>
+      </w:r>
+    </w:p>
+    <w:p>
+      <w:pPr>
+        <w:bidi/>
+        <w:spacing w:after="60"/>
+        <w:ind w:right="283" w:hanging="255"/>
+      </w:pPr>
+      <w:r>
+        <w:rPr>
+          <w:rFonts w:ascii="Arial" w:hAnsi="Arial" w:cs="Arial" w:eastAsia="Arial"/>
+          <w:b w:val="0"/>
+          <w:bCs w:val="0"/>
+          <w:sz w:val="21"/>
+          <w:szCs w:val="21"/>
+        </w:rPr>
+        <w:t>• لماذا ليس (ج): خرافة: توجد وظائف مبتدئة، والمشاريع العملية تعوض جزءاً من الخبرة.</w:t>
+      </w:r>
+    </w:p>
+    <w:p>
+      <w:pPr>
+        <w:keepNext/>
+        <w:bidi/>
+        <w:spacing w:after="40"/>
+      </w:pPr>
+      <w:r>
+        <w:rPr>
+          <w:rFonts w:ascii="Arial" w:hAnsi="Arial" w:cs="Arial" w:eastAsia="Arial"/>
+          <w:b w:val="1"/>
+          <w:bCs w:val="1"/>
+          <w:sz w:val="21"/>
+          <w:szCs w:val="21"/>
+        </w:rPr>
+        <w:t>4. لماذا تحتاج رُفاد إلى GRC وهي غير ملزمة بـ ECC؟</w:t>
+      </w:r>
+    </w:p>
+    <w:p>
+      <w:pPr>
+        <w:bidi/>
+        <w:spacing w:after="40"/>
+      </w:pPr>
+      <w:r>
+        <w:rPr>
+          <w:rFonts w:ascii="Arial" w:hAnsi="Arial" w:cs="Arial" w:eastAsia="Arial"/>
+          <w:b w:val="0"/>
+          <w:bCs w:val="0"/>
+          <w:sz w:val="21"/>
+          <w:szCs w:val="21"/>
+        </w:rPr>
+        <w:t>الإجابة: (ب) لأن نظام حماية البيانات الشخصية ينطبق عليها، وعملاؤها يطلبون إثباتاً</w:t>
+      </w:r>
+    </w:p>
+    <w:p>
+      <w:pPr>
+        <w:bidi/>
+        <w:spacing w:after="60"/>
+        <w:ind w:right="283" w:hanging="255"/>
+      </w:pPr>
+      <w:r>
+        <w:rPr>
+          <w:rFonts w:ascii="Arial" w:hAnsi="Arial" w:cs="Arial" w:eastAsia="Arial"/>
+          <w:b w:val="0"/>
+          <w:bCs w:val="0"/>
+          <w:sz w:val="21"/>
+          <w:szCs w:val="21"/>
+        </w:rPr>
+        <w:t>• لماذا: الالتزام يأتي من الأنظمة والعقود، والثقة تحتاج دليلاً.</w:t>
+      </w:r>
+    </w:p>
+    <w:p>
+      <w:pPr>
+        <w:bidi/>
+        <w:spacing w:after="60"/>
+        <w:ind w:right="283" w:hanging="255"/>
+      </w:pPr>
+      <w:r>
+        <w:rPr>
+          <w:rFonts w:ascii="Arial" w:hAnsi="Arial" w:cs="Arial" w:eastAsia="Arial"/>
+          <w:b w:val="0"/>
+          <w:bCs w:val="0"/>
+          <w:sz w:val="21"/>
+          <w:szCs w:val="21"/>
+        </w:rPr>
+        <w:t>• لماذا ليس (ج): ECC تلزم الجهات الحكومية والتابعة لها وجهات البنية التحتية الوطنية الحساسة.</w:t>
+      </w:r>
+    </w:p>
+    <w:p>
+      <w:r>
+        <w:br w:type="page"/>
+      </w:r>
+    </w:p>
+    <w:p>
+      <w:pPr>
+        <w:pStyle w:val="Heading1"/>
+        <w:bidi/>
+      </w:pPr>
+      <w:r>
+        <w:rPr>
+          <w:rFonts w:ascii="Arial" w:hAnsi="Arial" w:cs="Arial" w:eastAsia="Arial"/>
+          <w:b w:val="0"/>
+          <w:bCs w:val="0"/>
+        </w:rPr>
+        <w:t>التمرين 2: المفهوم والخطر والضابط والدليل</w:t>
       </w:r>
     </w:p>
     <w:p>
@@ -1262,7 +1583,1032 @@
           <w:sz w:val="20"/>
           <w:szCs w:val="20"/>
         </w:rPr>
-        <w:t>الإجابة في العرض: الشريحة 21.</w:t>
+        <w:t>الإجابة في العرض: الشريحة 30.</w:t>
+      </w:r>
+    </w:p>
+    <w:p>
+      <w:pPr>
+        <w:pStyle w:val="Heading2"/>
+        <w:bidi/>
+      </w:pPr>
+      <w:r>
+        <w:rPr>
+          <w:rFonts w:ascii="Arial" w:hAnsi="Arial" w:cs="Arial" w:eastAsia="Arial"/>
+          <w:b w:val="0"/>
+          <w:bCs w:val="0"/>
+        </w:rPr>
+        <w:t>طريقة الحل</w:t>
+      </w:r>
+    </w:p>
+    <w:p>
+      <w:pPr>
+        <w:bidi/>
+        <w:spacing w:after="60"/>
+      </w:pPr>
+      <w:r>
+        <w:rPr>
+          <w:rFonts w:ascii="Arial" w:hAnsi="Arial" w:cs="Arial" w:eastAsia="Arial"/>
+          <w:b w:val="1"/>
+          <w:bCs w:val="1"/>
+          <w:sz w:val="21"/>
+          <w:szCs w:val="21"/>
+        </w:rPr>
+        <w:t>1.</w:t>
+      </w:r>
+      <w:r>
+        <w:rPr>
+          <w:rFonts w:ascii="Arial" w:hAnsi="Arial" w:cs="Arial" w:eastAsia="Arial"/>
+          <w:b w:val="0"/>
+          <w:bCs w:val="0"/>
+          <w:sz w:val="21"/>
+          <w:szCs w:val="21"/>
+        </w:rPr>
+        <w:t xml:space="preserve"> حدد المفهوم التقني أولاً: ما الشيء الذي يتحدث عنه الموقف؟</w:t>
+      </w:r>
+    </w:p>
+    <w:p>
+      <w:pPr>
+        <w:bidi/>
+        <w:spacing w:after="60"/>
+      </w:pPr>
+      <w:r>
+        <w:rPr>
+          <w:rFonts w:ascii="Arial" w:hAnsi="Arial" w:cs="Arial" w:eastAsia="Arial"/>
+          <w:b w:val="1"/>
+          <w:bCs w:val="1"/>
+          <w:sz w:val="21"/>
+          <w:szCs w:val="21"/>
+        </w:rPr>
+        <w:t>2.</w:t>
+      </w:r>
+      <w:r>
+        <w:rPr>
+          <w:rFonts w:ascii="Arial" w:hAnsi="Arial" w:cs="Arial" w:eastAsia="Arial"/>
+          <w:b w:val="0"/>
+          <w:bCs w:val="0"/>
+          <w:sz w:val="21"/>
+          <w:szCs w:val="21"/>
+        </w:rPr>
+        <w:t xml:space="preserve"> اكتب الخطر حدثاً له أثر: ماذا قد يحدث، ولمن؟</w:t>
+      </w:r>
+    </w:p>
+    <w:p>
+      <w:pPr>
+        <w:bidi/>
+        <w:spacing w:after="60"/>
+      </w:pPr>
+      <w:r>
+        <w:rPr>
+          <w:rFonts w:ascii="Arial" w:hAnsi="Arial" w:cs="Arial" w:eastAsia="Arial"/>
+          <w:b w:val="1"/>
+          <w:bCs w:val="1"/>
+          <w:sz w:val="21"/>
+          <w:szCs w:val="21"/>
+        </w:rPr>
+        <w:t>3.</w:t>
+      </w:r>
+      <w:r>
+        <w:rPr>
+          <w:rFonts w:ascii="Arial" w:hAnsi="Arial" w:cs="Arial" w:eastAsia="Arial"/>
+          <w:b w:val="0"/>
+          <w:bCs w:val="0"/>
+          <w:sz w:val="21"/>
+          <w:szCs w:val="21"/>
+        </w:rPr>
+        <w:t xml:space="preserve"> اختر ضابطاً يعالج السبب، واذكر مرجعه إن وُجد.</w:t>
+      </w:r>
+    </w:p>
+    <w:p>
+      <w:pPr>
+        <w:bidi/>
+        <w:spacing w:after="60"/>
+      </w:pPr>
+      <w:r>
+        <w:rPr>
+          <w:rFonts w:ascii="Arial" w:hAnsi="Arial" w:cs="Arial" w:eastAsia="Arial"/>
+          <w:b w:val="1"/>
+          <w:bCs w:val="1"/>
+          <w:sz w:val="21"/>
+          <w:szCs w:val="21"/>
+        </w:rPr>
+        <w:t>4.</w:t>
+      </w:r>
+      <w:r>
+        <w:rPr>
+          <w:rFonts w:ascii="Arial" w:hAnsi="Arial" w:cs="Arial" w:eastAsia="Arial"/>
+          <w:b w:val="0"/>
+          <w:bCs w:val="0"/>
+          <w:sz w:val="21"/>
+          <w:szCs w:val="21"/>
+        </w:rPr>
+        <w:t xml:space="preserve"> اختر دليلاً يمكن طلبه ورؤيته، ويثبت أن الضابط يعمل لا أنه مكتوب فقط.</w:t>
+      </w:r>
+    </w:p>
+    <w:tbl>
+      <w:tblPr>
+        <w:tblStyle w:val="TableGrid"/>
+        <w:bidiVisual/>
+        <w:tblW w:type="dxa" w:w="9637"/>
+        <w:jc w:val="center"/>
+        <w:tblLayout w:type="fixed"/>
+        <w:tblLook w:firstColumn="1" w:firstRow="1" w:lastColumn="0" w:lastRow="0" w:noHBand="0" w:noVBand="1" w:val="04A0"/>
+      </w:tblPr>
+      <w:tblGrid>
+        <w:gridCol w:w="1587"/>
+        <w:gridCol w:w="2494"/>
+        <w:gridCol w:w="2834"/>
+        <w:gridCol w:w="2721"/>
+      </w:tblGrid>
+      <w:tr>
+        <w:trPr>
+          <w:cantSplit/>
+          <w:tblHeader/>
+        </w:trPr>
+        <w:tc>
+          <w:tcPr>
+            <w:tcW w:type="dxa" w:w="1587"/>
+            <w:shd w:val="clear" w:color="auto" w:fill="D9E2F3"/>
+          </w:tcPr>
+          <w:p>
+            <w:pPr>
+              <w:bidi/>
+              <w:spacing w:after="20" w:line="252" w:lineRule="auto"/>
+            </w:pPr>
+            <w:r/>
+            <w:r>
+              <w:rPr>
+                <w:rFonts w:ascii="Arial" w:hAnsi="Arial" w:cs="Arial" w:eastAsia="Arial"/>
+                <w:b w:val="1"/>
+                <w:bCs w:val="1"/>
+                <w:sz w:val="20"/>
+                <w:szCs w:val="20"/>
+              </w:rPr>
+              <w:t>المفهوم</w:t>
+            </w:r>
+          </w:p>
+        </w:tc>
+        <w:tc>
+          <w:tcPr>
+            <w:tcW w:type="dxa" w:w="2494"/>
+            <w:shd w:val="clear" w:color="auto" w:fill="D9E2F3"/>
+          </w:tcPr>
+          <w:p>
+            <w:pPr>
+              <w:bidi/>
+              <w:spacing w:after="20" w:line="252" w:lineRule="auto"/>
+            </w:pPr>
+            <w:r/>
+            <w:r>
+              <w:rPr>
+                <w:rFonts w:ascii="Arial" w:hAnsi="Arial" w:cs="Arial" w:eastAsia="Arial"/>
+                <w:b w:val="1"/>
+                <w:bCs w:val="1"/>
+                <w:sz w:val="20"/>
+                <w:szCs w:val="20"/>
+              </w:rPr>
+              <w:t>الخطر</w:t>
+            </w:r>
+          </w:p>
+        </w:tc>
+        <w:tc>
+          <w:tcPr>
+            <w:tcW w:type="dxa" w:w="2835"/>
+            <w:shd w:val="clear" w:color="auto" w:fill="D9E2F3"/>
+          </w:tcPr>
+          <w:p>
+            <w:pPr>
+              <w:bidi/>
+              <w:spacing w:after="20" w:line="252" w:lineRule="auto"/>
+            </w:pPr>
+            <w:r/>
+            <w:r>
+              <w:rPr>
+                <w:rFonts w:ascii="Arial" w:hAnsi="Arial" w:cs="Arial" w:eastAsia="Arial"/>
+                <w:b w:val="1"/>
+                <w:bCs w:val="1"/>
+                <w:sz w:val="20"/>
+                <w:szCs w:val="20"/>
+              </w:rPr>
+              <w:t>الضابط</w:t>
+            </w:r>
+          </w:p>
+        </w:tc>
+        <w:tc>
+          <w:tcPr>
+            <w:tcW w:type="dxa" w:w="2721"/>
+            <w:shd w:val="clear" w:color="auto" w:fill="D9E2F3"/>
+          </w:tcPr>
+          <w:p>
+            <w:pPr>
+              <w:bidi/>
+              <w:spacing w:after="20" w:line="252" w:lineRule="auto"/>
+            </w:pPr>
+            <w:r/>
+            <w:r>
+              <w:rPr>
+                <w:rFonts w:ascii="Arial" w:hAnsi="Arial" w:cs="Arial" w:eastAsia="Arial"/>
+                <w:b w:val="1"/>
+                <w:bCs w:val="1"/>
+                <w:sz w:val="20"/>
+                <w:szCs w:val="20"/>
+              </w:rPr>
+              <w:t>الدليل</w:t>
+            </w:r>
+          </w:p>
+        </w:tc>
+      </w:tr>
+      <w:tr>
+        <w:trPr>
+          <w:cantSplit/>
+        </w:trPr>
+        <w:tc>
+          <w:tcPr>
+            <w:tcW w:type="dxa" w:w="1587"/>
+          </w:tcPr>
+          <w:p>
+            <w:pPr>
+              <w:bidi/>
+              <w:spacing w:after="20" w:line="252" w:lineRule="auto"/>
+            </w:pPr>
+            <w:r/>
+            <w:r>
+              <w:rPr>
+                <w:rFonts w:ascii="Arial" w:hAnsi="Arial" w:cs="Arial" w:eastAsia="Arial"/>
+                <w:b w:val="0"/>
+                <w:bCs w:val="0"/>
+                <w:sz w:val="20"/>
+                <w:szCs w:val="20"/>
+              </w:rPr>
+              <w:t>1. فصل المهام</w:t>
+            </w:r>
+          </w:p>
+        </w:tc>
+        <w:tc>
+          <w:tcPr>
+            <w:tcW w:type="dxa" w:w="2494"/>
+          </w:tcPr>
+          <w:p>
+            <w:pPr>
+              <w:bidi/>
+              <w:spacing w:after="20" w:line="252" w:lineRule="auto"/>
+            </w:pPr>
+            <w:r/>
+            <w:r>
+              <w:rPr>
+                <w:rFonts w:ascii="Arial" w:hAnsi="Arial" w:cs="Arial" w:eastAsia="Arial"/>
+                <w:b w:val="0"/>
+                <w:bCs w:val="0"/>
+                <w:sz w:val="20"/>
+                <w:szCs w:val="20"/>
+              </w:rPr>
+              <w:t>موظف واحد يغيّر الحساب البنكي ثم يعتمد المسير، فيحوّل راتباً إلى حساب آخر دون أن يُكتشف.</w:t>
+            </w:r>
+          </w:p>
+        </w:tc>
+        <w:tc>
+          <w:tcPr>
+            <w:tcW w:type="dxa" w:w="2835"/>
+          </w:tcPr>
+          <w:p>
+            <w:pPr>
+              <w:bidi/>
+              <w:spacing w:after="20" w:line="252" w:lineRule="auto"/>
+            </w:pPr>
+            <w:r/>
+            <w:r>
+              <w:rPr>
+                <w:rFonts w:ascii="Arial" w:hAnsi="Arial" w:cs="Arial" w:eastAsia="Arial"/>
+                <w:b w:val="0"/>
+                <w:bCs w:val="0"/>
+                <w:sz w:val="20"/>
+                <w:szCs w:val="20"/>
+              </w:rPr>
+              <w:t>فصل التعديل عن الاعتماد، وموافقة ثانية على تغيير الحساب البنكي، وتقرير شهري بالتغييرات.</w:t>
+            </w:r>
+          </w:p>
+        </w:tc>
+        <w:tc>
+          <w:tcPr>
+            <w:tcW w:type="dxa" w:w="2721"/>
+          </w:tcPr>
+          <w:p>
+            <w:pPr>
+              <w:bidi/>
+              <w:spacing w:after="20" w:line="252" w:lineRule="auto"/>
+            </w:pPr>
+            <w:r/>
+            <w:r>
+              <w:rPr>
+                <w:rFonts w:ascii="Arial" w:hAnsi="Arial" w:cs="Arial" w:eastAsia="Arial"/>
+                <w:b w:val="0"/>
+                <w:bCs w:val="0"/>
+                <w:sz w:val="20"/>
+                <w:szCs w:val="20"/>
+              </w:rPr>
+              <w:t>مصفوفة الأدوار في النظام، وتقرير بمن يجمع الصلاحيتين، وعينة من تغييرات الحسابات البنكية بموافقاتها.</w:t>
+            </w:r>
+          </w:p>
+        </w:tc>
+      </w:tr>
+      <w:tr>
+        <w:trPr>
+          <w:cantSplit/>
+        </w:trPr>
+        <w:tc>
+          <w:tcPr>
+            <w:tcW w:type="dxa" w:w="1587"/>
+          </w:tcPr>
+          <w:p>
+            <w:pPr>
+              <w:bidi/>
+              <w:spacing w:after="20" w:line="252" w:lineRule="auto"/>
+            </w:pPr>
+            <w:r/>
+            <w:r>
+              <w:rPr>
+                <w:rFonts w:ascii="Arial" w:hAnsi="Arial" w:cs="Arial" w:eastAsia="Arial"/>
+                <w:b w:val="0"/>
+                <w:bCs w:val="0"/>
+                <w:sz w:val="20"/>
+                <w:szCs w:val="20"/>
+              </w:rPr>
+              <w:t>2. إدارة التغيير وفصل البيئات</w:t>
+            </w:r>
+          </w:p>
+        </w:tc>
+        <w:tc>
+          <w:tcPr>
+            <w:tcW w:type="dxa" w:w="2494"/>
+          </w:tcPr>
+          <w:p>
+            <w:pPr>
+              <w:bidi/>
+              <w:spacing w:after="20" w:line="252" w:lineRule="auto"/>
+            </w:pPr>
+            <w:r/>
+            <w:r>
+              <w:rPr>
+                <w:rFonts w:ascii="Arial" w:hAnsi="Arial" w:cs="Arial" w:eastAsia="Arial"/>
+                <w:b w:val="0"/>
+                <w:bCs w:val="0"/>
+                <w:sz w:val="20"/>
+                <w:szCs w:val="20"/>
+              </w:rPr>
+              <w:t>تغيير غير مختبر يوقف خدمة يعتمد عليها العملاء، أو يفتح ثغرة.</w:t>
+            </w:r>
+          </w:p>
+        </w:tc>
+        <w:tc>
+          <w:tcPr>
+            <w:tcW w:type="dxa" w:w="2835"/>
+          </w:tcPr>
+          <w:p>
+            <w:pPr>
+              <w:bidi/>
+              <w:spacing w:after="20" w:line="252" w:lineRule="auto"/>
+            </w:pPr>
+            <w:r/>
+            <w:r>
+              <w:rPr>
+                <w:rFonts w:ascii="Arial" w:hAnsi="Arial" w:cs="Arial" w:eastAsia="Arial"/>
+                <w:b w:val="0"/>
+                <w:bCs w:val="0"/>
+                <w:sz w:val="20"/>
+                <w:szCs w:val="20"/>
+              </w:rPr>
+              <w:t>إجراء تغيير: طلب، وتقييم أثر، واعتماد، واختبار في بيئة غير الإنتاج، ونافذة تنفيذ محددة.</w:t>
+            </w:r>
+          </w:p>
+        </w:tc>
+        <w:tc>
+          <w:tcPr>
+            <w:tcW w:type="dxa" w:w="2721"/>
+          </w:tcPr>
+          <w:p>
+            <w:pPr>
+              <w:bidi/>
+              <w:spacing w:after="20" w:line="252" w:lineRule="auto"/>
+            </w:pPr>
+            <w:r/>
+            <w:r>
+              <w:rPr>
+                <w:rFonts w:ascii="Arial" w:hAnsi="Arial" w:cs="Arial" w:eastAsia="Arial"/>
+                <w:b w:val="0"/>
+                <w:bCs w:val="0"/>
+                <w:sz w:val="20"/>
+                <w:szCs w:val="20"/>
+              </w:rPr>
+              <w:t>تذكرة التغيير بموافقتها ونتيجة اختباره، ومطابقة سجل تغييرات الخادم بالتذاكر.</w:t>
+            </w:r>
+          </w:p>
+        </w:tc>
+      </w:tr>
+      <w:tr>
+        <w:trPr>
+          <w:cantSplit/>
+        </w:trPr>
+        <w:tc>
+          <w:tcPr>
+            <w:tcW w:type="dxa" w:w="1587"/>
+          </w:tcPr>
+          <w:p>
+            <w:pPr>
+              <w:bidi/>
+              <w:spacing w:after="20" w:line="252" w:lineRule="auto"/>
+            </w:pPr>
+            <w:r/>
+            <w:r>
+              <w:rPr>
+                <w:rFonts w:ascii="Arial" w:hAnsi="Arial" w:cs="Arial" w:eastAsia="Arial"/>
+                <w:b w:val="0"/>
+                <w:bCs w:val="0"/>
+                <w:sz w:val="20"/>
+                <w:szCs w:val="20"/>
+              </w:rPr>
+              <w:t>3. السجلات</w:t>
+            </w:r>
+          </w:p>
+        </w:tc>
+        <w:tc>
+          <w:tcPr>
+            <w:tcW w:type="dxa" w:w="2494"/>
+          </w:tcPr>
+          <w:p>
+            <w:pPr>
+              <w:bidi/>
+              <w:spacing w:after="20" w:line="252" w:lineRule="auto"/>
+            </w:pPr>
+            <w:r/>
+            <w:r>
+              <w:rPr>
+                <w:rFonts w:ascii="Arial" w:hAnsi="Arial" w:cs="Arial" w:eastAsia="Arial"/>
+                <w:b w:val="0"/>
+                <w:bCs w:val="0"/>
+                <w:sz w:val="20"/>
+                <w:szCs w:val="20"/>
+              </w:rPr>
+              <w:t>حادثة قديمة لا يمكن التحقيق فيها، ودخول مشبوه لا يكتشفه أحد.</w:t>
+            </w:r>
+          </w:p>
+        </w:tc>
+        <w:tc>
+          <w:tcPr>
+            <w:tcW w:type="dxa" w:w="2835"/>
+          </w:tcPr>
+          <w:p>
+            <w:pPr>
+              <w:bidi/>
+              <w:spacing w:after="20" w:line="252" w:lineRule="auto"/>
+            </w:pPr>
+            <w:r/>
+            <w:r>
+              <w:rPr>
+                <w:rFonts w:ascii="Arial" w:hAnsi="Arial" w:cs="Arial" w:eastAsia="Arial"/>
+                <w:b w:val="0"/>
+                <w:bCs w:val="0"/>
+                <w:sz w:val="20"/>
+                <w:szCs w:val="20"/>
+              </w:rPr>
+              <w:t>حفظ السجلات 12 شهراً على الأقل (ECC ‎2-12-3-5‎)، ومراقبة مستمرة أو مراجعة منتظمة للتنبيهات.</w:t>
+            </w:r>
+          </w:p>
+        </w:tc>
+        <w:tc>
+          <w:tcPr>
+            <w:tcW w:type="dxa" w:w="2721"/>
+          </w:tcPr>
+          <w:p>
+            <w:pPr>
+              <w:bidi/>
+              <w:spacing w:after="20" w:line="252" w:lineRule="auto"/>
+            </w:pPr>
+            <w:r/>
+            <w:r>
+              <w:rPr>
+                <w:rFonts w:ascii="Arial" w:hAnsi="Arial" w:cs="Arial" w:eastAsia="Arial"/>
+                <w:b w:val="0"/>
+                <w:bCs w:val="0"/>
+                <w:sz w:val="20"/>
+                <w:szCs w:val="20"/>
+              </w:rPr>
+              <w:t>إعداد مدة الحفظ في الخدمة، وأقدم سجل متاح، وتقرير المراقبة أو المراجعة.</w:t>
+            </w:r>
+          </w:p>
+        </w:tc>
+      </w:tr>
+    </w:tbl>
+    <w:p>
+      <w:pPr>
+        <w:spacing w:after="40"/>
+      </w:pPr>
+    </w:p>
+    <w:p>
+      <w:pPr>
+        <w:pStyle w:val="Heading2"/>
+        <w:bidi/>
+      </w:pPr>
+      <w:r>
+        <w:rPr>
+          <w:rFonts w:ascii="Arial" w:hAnsi="Arial" w:cs="Arial" w:eastAsia="Arial"/>
+          <w:b w:val="0"/>
+          <w:bCs w:val="0"/>
+        </w:rPr>
+        <w:t>متى تكون إجابتك مقبولة وإن اختلفت</w:t>
+      </w:r>
+    </w:p>
+    <w:p>
+      <w:pPr>
+        <w:bidi/>
+        <w:spacing w:after="60"/>
+        <w:ind w:right="283" w:hanging="255"/>
+      </w:pPr>
+      <w:r>
+        <w:rPr>
+          <w:rFonts w:ascii="Arial" w:hAnsi="Arial" w:cs="Arial" w:eastAsia="Arial"/>
+          <w:b w:val="0"/>
+          <w:bCs w:val="0"/>
+          <w:sz w:val="21"/>
+          <w:szCs w:val="21"/>
+        </w:rPr>
+        <w:t>• أي ضابط مناسب يعالج السبب، مع دليل يثبت تشغيله.</w:t>
+      </w:r>
+    </w:p>
+    <w:p>
+      <w:pPr>
+        <w:bidi/>
+        <w:spacing w:after="60"/>
+        <w:ind w:right="283" w:hanging="255"/>
+      </w:pPr>
+      <w:r>
+        <w:rPr>
+          <w:rFonts w:ascii="Arial" w:hAnsi="Arial" w:cs="Arial" w:eastAsia="Arial"/>
+          <w:b w:val="0"/>
+          <w:bCs w:val="0"/>
+          <w:sz w:val="21"/>
+          <w:szCs w:val="21"/>
+        </w:rPr>
+        <w:t>• في الموقف الثاني، «فصل البيئات» وحده يكفي إن ذكرت أن التحديث لم يُختبر قبل الإنتاج.</w:t>
+      </w:r>
+    </w:p>
+    <w:p>
+      <w:pPr>
+        <w:pStyle w:val="Heading2"/>
+        <w:bidi/>
+      </w:pPr>
+      <w:r>
+        <w:rPr>
+          <w:rFonts w:ascii="Arial" w:hAnsi="Arial" w:cs="Arial" w:eastAsia="Arial"/>
+          <w:b w:val="0"/>
+          <w:bCs w:val="0"/>
+        </w:rPr>
+        <w:t>أخطاء شائعة</w:t>
+      </w:r>
+    </w:p>
+    <w:p>
+      <w:pPr>
+        <w:bidi/>
+        <w:spacing w:after="60"/>
+        <w:ind w:right="283" w:hanging="255"/>
+      </w:pPr>
+      <w:r>
+        <w:rPr>
+          <w:rFonts w:ascii="Arial" w:hAnsi="Arial" w:cs="Arial" w:eastAsia="Arial"/>
+          <w:b w:val="0"/>
+          <w:bCs w:val="0"/>
+          <w:sz w:val="21"/>
+          <w:szCs w:val="21"/>
+        </w:rPr>
+        <w:t>• اختيار السياسة دليلاً: تثبت التوثيق لا التشغيل.</w:t>
+      </w:r>
+    </w:p>
+    <w:p>
+      <w:pPr>
+        <w:bidi/>
+        <w:spacing w:after="60"/>
+        <w:ind w:right="283" w:hanging="255"/>
+      </w:pPr>
+      <w:r>
+        <w:rPr>
+          <w:rFonts w:ascii="Arial" w:hAnsi="Arial" w:cs="Arial" w:eastAsia="Arial"/>
+          <w:b w:val="0"/>
+          <w:bCs w:val="0"/>
+          <w:sz w:val="21"/>
+          <w:szCs w:val="21"/>
+        </w:rPr>
+        <w:t>• كتابة الثغرة بدل الخطر: «لا توجد موافقة ثانية» ثغرة، والخطر ما قد يحدث بسببها.</w:t>
+      </w:r>
+    </w:p>
+    <w:p>
+      <w:pPr>
+        <w:pStyle w:val="Heading1"/>
+        <w:bidi/>
+      </w:pPr>
+      <w:r>
+        <w:rPr>
+          <w:rFonts w:ascii="Arial" w:hAnsi="Arial" w:cs="Arial" w:eastAsia="Arial"/>
+          <w:b w:val="0"/>
+          <w:bCs w:val="0"/>
+        </w:rPr>
+        <w:t>اختبار الوحدة 02: الأساس التقني</w:t>
+      </w:r>
+    </w:p>
+    <w:p>
+      <w:pPr>
+        <w:keepNext/>
+        <w:bidi/>
+        <w:spacing w:after="40"/>
+      </w:pPr>
+      <w:r>
+        <w:rPr>
+          <w:rFonts w:ascii="Arial" w:hAnsi="Arial" w:cs="Arial" w:eastAsia="Arial"/>
+          <w:b w:val="1"/>
+          <w:bCs w:val="1"/>
+          <w:sz w:val="21"/>
+          <w:szCs w:val="21"/>
+        </w:rPr>
+        <w:t>1. أدخل الموظف كلمة المرور ورمز التطبيق بنجاح. ماذا أثبت حتى الآن؟</w:t>
+      </w:r>
+    </w:p>
+    <w:p>
+      <w:pPr>
+        <w:bidi/>
+        <w:spacing w:after="40"/>
+      </w:pPr>
+      <w:r>
+        <w:rPr>
+          <w:rFonts w:ascii="Arial" w:hAnsi="Arial" w:cs="Arial" w:eastAsia="Arial"/>
+          <w:b w:val="0"/>
+          <w:bCs w:val="0"/>
+          <w:sz w:val="21"/>
+          <w:szCs w:val="21"/>
+        </w:rPr>
+        <w:t>الإجابة: (أ) المصادقة: هويته</w:t>
+      </w:r>
+    </w:p>
+    <w:p>
+      <w:pPr>
+        <w:bidi/>
+        <w:spacing w:after="60"/>
+        <w:ind w:right="283" w:hanging="255"/>
+      </w:pPr>
+      <w:r>
+        <w:rPr>
+          <w:rFonts w:ascii="Arial" w:hAnsi="Arial" w:cs="Arial" w:eastAsia="Arial"/>
+          <w:b w:val="0"/>
+          <w:bCs w:val="0"/>
+          <w:sz w:val="21"/>
+          <w:szCs w:val="21"/>
+        </w:rPr>
+        <w:t>• لماذا: المصادقة تجيب عن «من أنت؟». ما يُسمح لك به يحدده دورك وصلاحياته بعد ذلك.</w:t>
+      </w:r>
+    </w:p>
+    <w:p>
+      <w:pPr>
+        <w:bidi/>
+        <w:spacing w:after="60"/>
+        <w:ind w:right="283" w:hanging="255"/>
+      </w:pPr>
+      <w:r>
+        <w:rPr>
+          <w:rFonts w:ascii="Arial" w:hAnsi="Arial" w:cs="Arial" w:eastAsia="Arial"/>
+          <w:b w:val="0"/>
+          <w:bCs w:val="0"/>
+          <w:sz w:val="21"/>
+          <w:szCs w:val="21"/>
+        </w:rPr>
+        <w:t>• لماذا ليس (ج): شخص موثّق الهوية قد لا يملك صلاحية لما يطلبه.</w:t>
+      </w:r>
+    </w:p>
+    <w:p>
+      <w:pPr>
+        <w:keepNext/>
+        <w:bidi/>
+        <w:spacing w:after="40"/>
+      </w:pPr>
+      <w:r>
+        <w:rPr>
+          <w:rFonts w:ascii="Arial" w:hAnsi="Arial" w:cs="Arial" w:eastAsia="Arial"/>
+          <w:b w:val="1"/>
+          <w:bCs w:val="1"/>
+          <w:sz w:val="21"/>
+          <w:szCs w:val="21"/>
+        </w:rPr>
+        <w:t>2. أي حالة تخالف فصل المهام؟</w:t>
+      </w:r>
+    </w:p>
+    <w:p>
+      <w:pPr>
+        <w:bidi/>
+        <w:spacing w:after="40"/>
+      </w:pPr>
+      <w:r>
+        <w:rPr>
+          <w:rFonts w:ascii="Arial" w:hAnsi="Arial" w:cs="Arial" w:eastAsia="Arial"/>
+          <w:b w:val="0"/>
+          <w:bCs w:val="0"/>
+          <w:sz w:val="21"/>
+          <w:szCs w:val="21"/>
+        </w:rPr>
+        <w:t>الإجابة: (ب) موظف يعدّل الحساب البنكي ويعتمد مسير الرواتب</w:t>
+      </w:r>
+    </w:p>
+    <w:p>
+      <w:pPr>
+        <w:bidi/>
+        <w:spacing w:after="60"/>
+        <w:ind w:right="283" w:hanging="255"/>
+      </w:pPr>
+      <w:r>
+        <w:rPr>
+          <w:rFonts w:ascii="Arial" w:hAnsi="Arial" w:cs="Arial" w:eastAsia="Arial"/>
+          <w:b w:val="0"/>
+          <w:bCs w:val="0"/>
+          <w:sz w:val="21"/>
+          <w:szCs w:val="21"/>
+        </w:rPr>
+        <w:t>• لماذا: شخص واحد يكمل عملية حساسة من أولها إلى آخرها.</w:t>
+      </w:r>
+    </w:p>
+    <w:p>
+      <w:pPr>
+        <w:bidi/>
+        <w:spacing w:after="60"/>
+        <w:ind w:right="283" w:hanging="255"/>
+      </w:pPr>
+      <w:r>
+        <w:rPr>
+          <w:rFonts w:ascii="Arial" w:hAnsi="Arial" w:cs="Arial" w:eastAsia="Arial"/>
+          <w:b w:val="0"/>
+          <w:bCs w:val="0"/>
+          <w:sz w:val="21"/>
+          <w:szCs w:val="21"/>
+        </w:rPr>
+        <w:t>• لماذا ليس (ج): هذه صلاحية يحتاجها لعمله؛ السؤال فيها عن أقل صلاحية، لا فصل المهام.</w:t>
+      </w:r>
+    </w:p>
+    <w:p>
+      <w:pPr>
+        <w:keepNext/>
+        <w:bidi/>
+        <w:spacing w:after="40"/>
+      </w:pPr>
+      <w:r>
+        <w:rPr>
+          <w:rFonts w:ascii="Arial" w:hAnsi="Arial" w:cs="Arial" w:eastAsia="Arial"/>
+          <w:b w:val="1"/>
+          <w:bCs w:val="1"/>
+          <w:sz w:val="21"/>
+          <w:szCs w:val="21"/>
+        </w:rPr>
+        <w:t>3. نظام الرواتب خدمة سحابية SaaS. من المسؤول عن مراجعة من يملك صلاحية «تعديل الرواتب»؟</w:t>
+      </w:r>
+    </w:p>
+    <w:p>
+      <w:pPr>
+        <w:bidi/>
+        <w:spacing w:after="40"/>
+      </w:pPr>
+      <w:r>
+        <w:rPr>
+          <w:rFonts w:ascii="Arial" w:hAnsi="Arial" w:cs="Arial" w:eastAsia="Arial"/>
+          <w:b w:val="0"/>
+          <w:bCs w:val="0"/>
+          <w:sz w:val="21"/>
+          <w:szCs w:val="21"/>
+        </w:rPr>
+        <w:t>الإجابة: (ب) رُفاد</w:t>
+      </w:r>
+    </w:p>
+    <w:p>
+      <w:pPr>
+        <w:bidi/>
+        <w:spacing w:after="60"/>
+        <w:ind w:right="283" w:hanging="255"/>
+      </w:pPr>
+      <w:r>
+        <w:rPr>
+          <w:rFonts w:ascii="Arial" w:hAnsi="Arial" w:cs="Arial" w:eastAsia="Arial"/>
+          <w:b w:val="0"/>
+          <w:bCs w:val="0"/>
+          <w:sz w:val="21"/>
+          <w:szCs w:val="21"/>
+        </w:rPr>
+        <w:t>• لماذا: في كل النماذج تبقى الهويات والصلاحيات والبيانات مسؤولية الجهة.</w:t>
+      </w:r>
+    </w:p>
+    <w:p>
+      <w:pPr>
+        <w:bidi/>
+        <w:spacing w:after="60"/>
+        <w:ind w:right="283" w:hanging="255"/>
+      </w:pPr>
+      <w:r>
+        <w:rPr>
+          <w:rFonts w:ascii="Arial" w:hAnsi="Arial" w:cs="Arial" w:eastAsia="Arial"/>
+          <w:b w:val="0"/>
+          <w:bCs w:val="0"/>
+          <w:sz w:val="21"/>
+          <w:szCs w:val="21"/>
+        </w:rPr>
+        <w:t>• لماذا ليس (أ): المزود يوفر أداة الصلاحيات، ولا يعرف من يحتاج ماذا في رُفاد.</w:t>
+      </w:r>
+    </w:p>
+    <w:p>
+      <w:pPr>
+        <w:keepNext/>
+        <w:bidi/>
+        <w:spacing w:after="40"/>
+      </w:pPr>
+      <w:r>
+        <w:rPr>
+          <w:rFonts w:ascii="Arial" w:hAnsi="Arial" w:cs="Arial" w:eastAsia="Arial"/>
+          <w:b w:val="1"/>
+          <w:bCs w:val="1"/>
+          <w:sz w:val="21"/>
+          <w:szCs w:val="21"/>
+        </w:rPr>
+        <w:t>4. أي دليل يثبت أن النسخ الاحتياطي يُستعاد فعلاً؟</w:t>
+      </w:r>
+    </w:p>
+    <w:p>
+      <w:pPr>
+        <w:bidi/>
+        <w:spacing w:after="40"/>
+      </w:pPr>
+      <w:r>
+        <w:rPr>
+          <w:rFonts w:ascii="Arial" w:hAnsi="Arial" w:cs="Arial" w:eastAsia="Arial"/>
+          <w:b w:val="0"/>
+          <w:bCs w:val="0"/>
+          <w:sz w:val="21"/>
+          <w:szCs w:val="21"/>
+        </w:rPr>
+        <w:t>الإجابة: (ب) محضر اختبار استعادة بتاريخه ونتيجته</w:t>
+      </w:r>
+    </w:p>
+    <w:p>
+      <w:pPr>
+        <w:bidi/>
+        <w:spacing w:after="60"/>
+        <w:ind w:right="283" w:hanging="255"/>
+      </w:pPr>
+      <w:r>
+        <w:rPr>
+          <w:rFonts w:ascii="Arial" w:hAnsi="Arial" w:cs="Arial" w:eastAsia="Arial"/>
+          <w:b w:val="0"/>
+          <w:bCs w:val="0"/>
+          <w:sz w:val="21"/>
+          <w:szCs w:val="21"/>
+        </w:rPr>
+        <w:t>• لماذا: وجود النسخة لا يعني أنها تُستعاد.</w:t>
+      </w:r>
+    </w:p>
+    <w:p>
+      <w:pPr>
+        <w:bidi/>
+        <w:spacing w:after="60"/>
+        <w:ind w:right="283" w:hanging="255"/>
+      </w:pPr>
+      <w:r>
+        <w:rPr>
+          <w:rFonts w:ascii="Arial" w:hAnsi="Arial" w:cs="Arial" w:eastAsia="Arial"/>
+          <w:b w:val="0"/>
+          <w:bCs w:val="0"/>
+          <w:sz w:val="21"/>
+          <w:szCs w:val="21"/>
+        </w:rPr>
+        <w:t>• لماذا ليس (أ): يثبت أن النسخ أُخذت، لا أنها صالحة.</w:t>
+      </w:r>
+    </w:p>
+    <w:p>
+      <w:pPr>
+        <w:bidi/>
+        <w:spacing w:after="60"/>
+        <w:ind w:right="283" w:hanging="255"/>
+      </w:pPr>
+      <w:r>
+        <w:rPr>
+          <w:rFonts w:ascii="Arial" w:hAnsi="Arial" w:cs="Arial" w:eastAsia="Arial"/>
+          <w:b w:val="0"/>
+          <w:bCs w:val="0"/>
+          <w:sz w:val="21"/>
+          <w:szCs w:val="21"/>
+        </w:rPr>
+        <w:t>• لماذا ليس (ج): يثبت التوثيق فقط.</w:t>
+      </w:r>
+    </w:p>
+    <w:p>
+      <w:pPr>
+        <w:keepNext/>
+        <w:bidi/>
+        <w:spacing w:after="40"/>
+      </w:pPr>
+      <w:r>
+        <w:rPr>
+          <w:rFonts w:ascii="Arial" w:hAnsi="Arial" w:cs="Arial" w:eastAsia="Arial"/>
+          <w:b w:val="1"/>
+          <w:bCs w:val="1"/>
+          <w:sz w:val="21"/>
+          <w:szCs w:val="21"/>
+        </w:rPr>
+        <w:t>5. كيف تتحقق أن تغييرات الخادم مرت بإدارة التغيير؟</w:t>
+      </w:r>
+    </w:p>
+    <w:p>
+      <w:pPr>
+        <w:bidi/>
+        <w:spacing w:after="40"/>
+      </w:pPr>
+      <w:r>
+        <w:rPr>
+          <w:rFonts w:ascii="Arial" w:hAnsi="Arial" w:cs="Arial" w:eastAsia="Arial"/>
+          <w:b w:val="0"/>
+          <w:bCs w:val="0"/>
+          <w:sz w:val="21"/>
+          <w:szCs w:val="21"/>
+        </w:rPr>
+        <w:t>الإجابة: (ب) تطابق سجل التغييرات بتذاكر التغيير المعتمدة</w:t>
+      </w:r>
+    </w:p>
+    <w:p>
+      <w:pPr>
+        <w:bidi/>
+        <w:spacing w:after="60"/>
+        <w:ind w:right="283" w:hanging="255"/>
+      </w:pPr>
+      <w:r>
+        <w:rPr>
+          <w:rFonts w:ascii="Arial" w:hAnsi="Arial" w:cs="Arial" w:eastAsia="Arial"/>
+          <w:b w:val="0"/>
+          <w:bCs w:val="0"/>
+          <w:sz w:val="21"/>
+          <w:szCs w:val="21"/>
+        </w:rPr>
+        <w:t>• لماذا: كل سطر في السجل يجب أن تقابله تذكرة معتمدة، كما رأيت في سجل VPN.</w:t>
+      </w:r>
+    </w:p>
+    <w:p>
+      <w:pPr>
+        <w:bidi/>
+        <w:spacing w:after="60"/>
+        <w:ind w:right="283" w:hanging="255"/>
+      </w:pPr>
+      <w:r>
+        <w:rPr>
+          <w:rFonts w:ascii="Arial" w:hAnsi="Arial" w:cs="Arial" w:eastAsia="Arial"/>
+          <w:b w:val="0"/>
+          <w:bCs w:val="0"/>
+          <w:sz w:val="21"/>
+          <w:szCs w:val="21"/>
+        </w:rPr>
+        <w:t>• لماذا ليس (أ): المقابلة تساعد على الفهم ولا تثبت.</w:t>
+      </w:r>
+    </w:p>
+    <w:p>
+      <w:pPr>
+        <w:bidi/>
+        <w:spacing w:after="60"/>
+        <w:ind w:right="283" w:hanging="255"/>
+      </w:pPr>
+      <w:r>
+        <w:rPr>
+          <w:rFonts w:ascii="Arial" w:hAnsi="Arial" w:cs="Arial" w:eastAsia="Arial"/>
+          <w:b w:val="0"/>
+          <w:bCs w:val="0"/>
+          <w:sz w:val="21"/>
+          <w:szCs w:val="21"/>
+        </w:rPr>
+        <w:t>• لماذا ليس (ج): الإجراء يثبت التصميم لا التشغيل.</w:t>
+      </w:r>
+    </w:p>
+    <w:p>
+      <w:pPr>
+        <w:pStyle w:val="Heading1"/>
+        <w:bidi/>
+      </w:pPr>
+      <w:r>
+        <w:rPr>
+          <w:rFonts w:ascii="Arial" w:hAnsi="Arial" w:cs="Arial" w:eastAsia="Arial"/>
+          <w:b w:val="0"/>
+          <w:bCs w:val="0"/>
+        </w:rPr>
+        <w:t>التمرين 3: حوكمة أم إدارة أم تشغيل؟</w:t>
+      </w:r>
+    </w:p>
+    <w:p>
+      <w:pPr>
+        <w:bidi/>
+      </w:pPr>
+      <w:r>
+        <w:rPr>
+          <w:rFonts w:ascii="Arial" w:hAnsi="Arial" w:cs="Arial" w:eastAsia="Arial"/>
+          <w:b w:val="0"/>
+          <w:bCs w:val="0"/>
+          <w:color w:val="555555"/>
+          <w:sz w:val="20"/>
+          <w:szCs w:val="20"/>
+        </w:rPr>
+        <w:t>الإجابة في العرض: الشريحة 36.</w:t>
       </w:r>
     </w:p>
     <w:p>
@@ -1988,7 +3334,7 @@
           <w:b w:val="0"/>
           <w:bCs w:val="0"/>
         </w:rPr>
-        <w:t>التمرين 3: التطبيق 1: تحديد المسؤوليات وصياغة بند سياسة</w:t>
+        <w:t>التمرين 4: التطبيق 1: تحديد المسؤوليات وصياغة بند سياسة</w:t>
       </w:r>
     </w:p>
     <w:p>
@@ -2004,7 +3350,7 @@
           <w:sz w:val="20"/>
           <w:szCs w:val="20"/>
         </w:rPr>
-        <w:t>الإجابة في العرض: الشرائح 37 إلى 39.</w:t>
+        <w:t>الإجابة في العرض: الشرائح 54 إلى 56.</w:t>
       </w:r>
     </w:p>
     <w:p>
@@ -3228,7 +4574,7 @@
           <w:b w:val="0"/>
           <w:bCs w:val="0"/>
         </w:rPr>
-        <w:t>التمرين 4: التطبيق 2: كتابة خطر وتقييمه وتحديد معالجته</w:t>
+        <w:t>التمرين 5: من هدف «صحة الرواتب» إلى قرار الإدارة</w:t>
       </w:r>
     </w:p>
     <w:p>
@@ -3244,7 +4590,731 @@
           <w:sz w:val="20"/>
           <w:szCs w:val="20"/>
         </w:rPr>
-        <w:t>الإجابة في العرض: الشرائح 59 إلى 62.</w:t>
+        <w:t>الإجابة في العرض: الشريحة 73.</w:t>
+      </w:r>
+    </w:p>
+    <w:p>
+      <w:pPr>
+        <w:pStyle w:val="Heading2"/>
+        <w:bidi/>
+      </w:pPr>
+      <w:r>
+        <w:rPr>
+          <w:rFonts w:ascii="Arial" w:hAnsi="Arial" w:cs="Arial" w:eastAsia="Arial"/>
+          <w:b w:val="0"/>
+          <w:bCs w:val="0"/>
+        </w:rPr>
+        <w:t>طريقة الحل</w:t>
+      </w:r>
+    </w:p>
+    <w:p>
+      <w:pPr>
+        <w:bidi/>
+        <w:spacing w:after="60"/>
+      </w:pPr>
+      <w:r>
+        <w:rPr>
+          <w:rFonts w:ascii="Arial" w:hAnsi="Arial" w:cs="Arial" w:eastAsia="Arial"/>
+          <w:b w:val="1"/>
+          <w:bCs w:val="1"/>
+          <w:sz w:val="21"/>
+          <w:szCs w:val="21"/>
+        </w:rPr>
+        <w:t>1.</w:t>
+      </w:r>
+      <w:r>
+        <w:rPr>
+          <w:rFonts w:ascii="Arial" w:hAnsi="Arial" w:cs="Arial" w:eastAsia="Arial"/>
+          <w:b w:val="0"/>
+          <w:bCs w:val="0"/>
+          <w:sz w:val="21"/>
+          <w:szCs w:val="21"/>
+        </w:rPr>
+        <w:t xml:space="preserve"> ابدأ من هدف العمل بكلمات الإدارة، لا من الثغرة.</w:t>
+      </w:r>
+    </w:p>
+    <w:p>
+      <w:pPr>
+        <w:bidi/>
+        <w:spacing w:after="60"/>
+      </w:pPr>
+      <w:r>
+        <w:rPr>
+          <w:rFonts w:ascii="Arial" w:hAnsi="Arial" w:cs="Arial" w:eastAsia="Arial"/>
+          <w:b w:val="1"/>
+          <w:bCs w:val="1"/>
+          <w:sz w:val="21"/>
+          <w:szCs w:val="21"/>
+        </w:rPr>
+        <w:t>2.</w:t>
+      </w:r>
+      <w:r>
+        <w:rPr>
+          <w:rFonts w:ascii="Arial" w:hAnsi="Arial" w:cs="Arial" w:eastAsia="Arial"/>
+          <w:b w:val="0"/>
+          <w:bCs w:val="0"/>
+          <w:sz w:val="21"/>
+          <w:szCs w:val="21"/>
+        </w:rPr>
+        <w:t xml:space="preserve"> حدد الأصل الذي يخدم الهدف، ثم الخطر عليه بصيغة السبب والحدث والأثر.</w:t>
+      </w:r>
+    </w:p>
+    <w:p>
+      <w:pPr>
+        <w:bidi/>
+        <w:spacing w:after="60"/>
+      </w:pPr>
+      <w:r>
+        <w:rPr>
+          <w:rFonts w:ascii="Arial" w:hAnsi="Arial" w:cs="Arial" w:eastAsia="Arial"/>
+          <w:b w:val="1"/>
+          <w:bCs w:val="1"/>
+          <w:sz w:val="21"/>
+          <w:szCs w:val="21"/>
+        </w:rPr>
+        <w:t>3.</w:t>
+      </w:r>
+      <w:r>
+        <w:rPr>
+          <w:rFonts w:ascii="Arial" w:hAnsi="Arial" w:cs="Arial" w:eastAsia="Arial"/>
+          <w:b w:val="0"/>
+          <w:bCs w:val="0"/>
+          <w:sz w:val="21"/>
+          <w:szCs w:val="21"/>
+        </w:rPr>
+        <w:t xml:space="preserve"> اختر ضابطاً يعالج السبب، وحدد مالكاً واحداً.</w:t>
+      </w:r>
+    </w:p>
+    <w:p>
+      <w:pPr>
+        <w:bidi/>
+        <w:spacing w:after="60"/>
+      </w:pPr>
+      <w:r>
+        <w:rPr>
+          <w:rFonts w:ascii="Arial" w:hAnsi="Arial" w:cs="Arial" w:eastAsia="Arial"/>
+          <w:b w:val="1"/>
+          <w:bCs w:val="1"/>
+          <w:sz w:val="21"/>
+          <w:szCs w:val="21"/>
+        </w:rPr>
+        <w:t>4.</w:t>
+      </w:r>
+      <w:r>
+        <w:rPr>
+          <w:rFonts w:ascii="Arial" w:hAnsi="Arial" w:cs="Arial" w:eastAsia="Arial"/>
+          <w:b w:val="0"/>
+          <w:bCs w:val="0"/>
+          <w:sz w:val="21"/>
+          <w:szCs w:val="21"/>
+        </w:rPr>
+        <w:t xml:space="preserve"> اختر مؤشراً يقيس التعرض للخطر أو عمل الضابط، بحد واضح.</w:t>
+      </w:r>
+    </w:p>
+    <w:p>
+      <w:pPr>
+        <w:bidi/>
+        <w:spacing w:after="60"/>
+      </w:pPr>
+      <w:r>
+        <w:rPr>
+          <w:rFonts w:ascii="Arial" w:hAnsi="Arial" w:cs="Arial" w:eastAsia="Arial"/>
+          <w:b w:val="1"/>
+          <w:bCs w:val="1"/>
+          <w:sz w:val="21"/>
+          <w:szCs w:val="21"/>
+        </w:rPr>
+        <w:t>5.</w:t>
+      </w:r>
+      <w:r>
+        <w:rPr>
+          <w:rFonts w:ascii="Arial" w:hAnsi="Arial" w:cs="Arial" w:eastAsia="Arial"/>
+          <w:b w:val="0"/>
+          <w:bCs w:val="0"/>
+          <w:sz w:val="21"/>
+          <w:szCs w:val="21"/>
+        </w:rPr>
+        <w:t xml:space="preserve"> اكتب القرار الذي يحتاجه الأمر من صاحب الصلاحية، وكلفته.</w:t>
+      </w:r>
+    </w:p>
+    <w:tbl>
+      <w:tblPr>
+        <w:tblStyle w:val="TableGrid"/>
+        <w:bidiVisual/>
+        <w:tblW w:type="dxa" w:w="9637"/>
+        <w:jc w:val="center"/>
+        <w:tblLayout w:type="fixed"/>
+        <w:tblLook w:firstColumn="1" w:firstRow="1" w:lastColumn="0" w:lastRow="0" w:noHBand="0" w:noVBand="1" w:val="04A0"/>
+      </w:tblPr>
+      <w:tblGrid>
+        <w:gridCol w:w="2267"/>
+        <w:gridCol w:w="7370"/>
+      </w:tblGrid>
+      <w:tr>
+        <w:trPr>
+          <w:cantSplit/>
+        </w:trPr>
+        <w:tc>
+          <w:tcPr>
+            <w:tcW w:type="dxa" w:w="2268"/>
+            <w:shd w:val="clear" w:color="auto" w:fill="EEF2F8"/>
+          </w:tcPr>
+          <w:p>
+            <w:pPr>
+              <w:bidi/>
+              <w:spacing w:after="20" w:line="252" w:lineRule="auto"/>
+            </w:pPr>
+            <w:r/>
+            <w:r>
+              <w:rPr>
+                <w:rFonts w:ascii="Arial" w:hAnsi="Arial" w:cs="Arial" w:eastAsia="Arial"/>
+                <w:b w:val="1"/>
+                <w:bCs w:val="1"/>
+                <w:sz w:val="20"/>
+                <w:szCs w:val="20"/>
+              </w:rPr>
+              <w:t>هدف العمل</w:t>
+            </w:r>
+          </w:p>
+        </w:tc>
+        <w:tc>
+          <w:tcPr>
+            <w:tcW w:type="dxa" w:w="7370"/>
+          </w:tcPr>
+          <w:p>
+            <w:pPr>
+              <w:bidi/>
+              <w:spacing w:after="20" w:line="252" w:lineRule="auto"/>
+            </w:pPr>
+            <w:r/>
+            <w:r>
+              <w:rPr>
+                <w:rFonts w:ascii="Arial" w:hAnsi="Arial" w:cs="Arial" w:eastAsia="Arial"/>
+                <w:b w:val="0"/>
+                <w:bCs w:val="0"/>
+                <w:sz w:val="20"/>
+                <w:szCs w:val="20"/>
+              </w:rPr>
+              <w:t>صرف رواتب صحيحة إلى الحسابات الصحيحة في موعدها.</w:t>
+            </w:r>
+          </w:p>
+        </w:tc>
+      </w:tr>
+      <w:tr>
+        <w:trPr>
+          <w:cantSplit/>
+        </w:trPr>
+        <w:tc>
+          <w:tcPr>
+            <w:tcW w:type="dxa" w:w="2268"/>
+            <w:shd w:val="clear" w:color="auto" w:fill="EEF2F8"/>
+          </w:tcPr>
+          <w:p>
+            <w:pPr>
+              <w:bidi/>
+              <w:spacing w:after="20" w:line="252" w:lineRule="auto"/>
+            </w:pPr>
+            <w:r/>
+            <w:r>
+              <w:rPr>
+                <w:rFonts w:ascii="Arial" w:hAnsi="Arial" w:cs="Arial" w:eastAsia="Arial"/>
+                <w:b w:val="1"/>
+                <w:bCs w:val="1"/>
+                <w:sz w:val="20"/>
+                <w:szCs w:val="20"/>
+              </w:rPr>
+              <w:t>الأصل الداعم</w:t>
+            </w:r>
+          </w:p>
+        </w:tc>
+        <w:tc>
+          <w:tcPr>
+            <w:tcW w:type="dxa" w:w="7370"/>
+          </w:tcPr>
+          <w:p>
+            <w:pPr>
+              <w:bidi/>
+              <w:spacing w:after="20" w:line="252" w:lineRule="auto"/>
+            </w:pPr>
+            <w:r/>
+            <w:r>
+              <w:rPr>
+                <w:rFonts w:ascii="Arial" w:hAnsi="Arial" w:cs="Arial" w:eastAsia="Arial"/>
+                <w:b w:val="0"/>
+                <w:bCs w:val="0"/>
+                <w:sz w:val="20"/>
+                <w:szCs w:val="20"/>
+              </w:rPr>
+              <w:t>نظام الموارد البشرية والرواتب، وبيانات الحسابات البنكية فيه.</w:t>
+            </w:r>
+          </w:p>
+        </w:tc>
+      </w:tr>
+      <w:tr>
+        <w:trPr>
+          <w:cantSplit/>
+        </w:trPr>
+        <w:tc>
+          <w:tcPr>
+            <w:tcW w:type="dxa" w:w="2268"/>
+            <w:shd w:val="clear" w:color="auto" w:fill="EEF2F8"/>
+          </w:tcPr>
+          <w:p>
+            <w:pPr>
+              <w:bidi/>
+              <w:spacing w:after="20" w:line="252" w:lineRule="auto"/>
+            </w:pPr>
+            <w:r/>
+            <w:r>
+              <w:rPr>
+                <w:rFonts w:ascii="Arial" w:hAnsi="Arial" w:cs="Arial" w:eastAsia="Arial"/>
+                <w:b w:val="1"/>
+                <w:bCs w:val="1"/>
+                <w:sz w:val="20"/>
+                <w:szCs w:val="20"/>
+              </w:rPr>
+              <w:t>الخطر</w:t>
+            </w:r>
+          </w:p>
+        </w:tc>
+        <w:tc>
+          <w:tcPr>
+            <w:tcW w:type="dxa" w:w="7370"/>
+          </w:tcPr>
+          <w:p>
+            <w:pPr>
+              <w:bidi/>
+              <w:spacing w:after="20" w:line="252" w:lineRule="auto"/>
+            </w:pPr>
+            <w:r/>
+            <w:r>
+              <w:rPr>
+                <w:rFonts w:ascii="Arial" w:hAnsi="Arial" w:cs="Arial" w:eastAsia="Arial"/>
+                <w:b w:val="0"/>
+                <w:bCs w:val="0"/>
+                <w:sz w:val="20"/>
+                <w:szCs w:val="20"/>
+              </w:rPr>
+              <w:t>بسبب جمع موظف واحد لتعديل الحساب البنكي واعتماد المسير، قد يُحوَّل راتب إلى حساب غير صحيح دون اكتشاف، مما يسبب خسارة مالية وتأخر راتب موظف ومساءلة داخلية.</w:t>
+            </w:r>
+          </w:p>
+        </w:tc>
+      </w:tr>
+      <w:tr>
+        <w:trPr>
+          <w:cantSplit/>
+        </w:trPr>
+        <w:tc>
+          <w:tcPr>
+            <w:tcW w:type="dxa" w:w="2268"/>
+            <w:shd w:val="clear" w:color="auto" w:fill="EEF2F8"/>
+          </w:tcPr>
+          <w:p>
+            <w:pPr>
+              <w:bidi/>
+              <w:spacing w:after="20" w:line="252" w:lineRule="auto"/>
+            </w:pPr>
+            <w:r/>
+            <w:r>
+              <w:rPr>
+                <w:rFonts w:ascii="Arial" w:hAnsi="Arial" w:cs="Arial" w:eastAsia="Arial"/>
+                <w:b w:val="1"/>
+                <w:bCs w:val="1"/>
+                <w:sz w:val="20"/>
+                <w:szCs w:val="20"/>
+              </w:rPr>
+              <w:t>الضابط</w:t>
+            </w:r>
+          </w:p>
+        </w:tc>
+        <w:tc>
+          <w:tcPr>
+            <w:tcW w:type="dxa" w:w="7370"/>
+          </w:tcPr>
+          <w:p>
+            <w:pPr>
+              <w:bidi/>
+              <w:spacing w:after="20" w:line="252" w:lineRule="auto"/>
+            </w:pPr>
+            <w:r/>
+            <w:r>
+              <w:rPr>
+                <w:rFonts w:ascii="Arial" w:hAnsi="Arial" w:cs="Arial" w:eastAsia="Arial"/>
+                <w:b w:val="0"/>
+                <w:bCs w:val="0"/>
+                <w:sz w:val="20"/>
+                <w:szCs w:val="20"/>
+              </w:rPr>
+              <w:t>فصل المهام: من يعدّل لا يعتمد، وموافقة ثانية على تغيير الحساب البنكي، وتقرير شهري بالتغييرات يراجعه المدير المالي.</w:t>
+            </w:r>
+          </w:p>
+        </w:tc>
+      </w:tr>
+      <w:tr>
+        <w:trPr>
+          <w:cantSplit/>
+        </w:trPr>
+        <w:tc>
+          <w:tcPr>
+            <w:tcW w:type="dxa" w:w="2268"/>
+            <w:shd w:val="clear" w:color="auto" w:fill="EEF2F8"/>
+          </w:tcPr>
+          <w:p>
+            <w:pPr>
+              <w:bidi/>
+              <w:spacing w:after="20" w:line="252" w:lineRule="auto"/>
+            </w:pPr>
+            <w:r/>
+            <w:r>
+              <w:rPr>
+                <w:rFonts w:ascii="Arial" w:hAnsi="Arial" w:cs="Arial" w:eastAsia="Arial"/>
+                <w:b w:val="1"/>
+                <w:bCs w:val="1"/>
+                <w:sz w:val="20"/>
+                <w:szCs w:val="20"/>
+              </w:rPr>
+              <w:t>المالك</w:t>
+            </w:r>
+          </w:p>
+        </w:tc>
+        <w:tc>
+          <w:tcPr>
+            <w:tcW w:type="dxa" w:w="7370"/>
+          </w:tcPr>
+          <w:p>
+            <w:pPr>
+              <w:bidi/>
+              <w:spacing w:after="20" w:line="252" w:lineRule="auto"/>
+            </w:pPr>
+            <w:r/>
+            <w:r>
+              <w:rPr>
+                <w:rFonts w:ascii="Arial" w:hAnsi="Arial" w:cs="Arial" w:eastAsia="Arial"/>
+                <w:b w:val="0"/>
+                <w:bCs w:val="0"/>
+                <w:sz w:val="20"/>
+                <w:szCs w:val="20"/>
+              </w:rPr>
+              <w:t>مالكة الخطر والنظام: أ. منى. ومراجعة التقرير الشهري: أ. فهد.</w:t>
+            </w:r>
+          </w:p>
+        </w:tc>
+      </w:tr>
+      <w:tr>
+        <w:trPr>
+          <w:cantSplit/>
+        </w:trPr>
+        <w:tc>
+          <w:tcPr>
+            <w:tcW w:type="dxa" w:w="2268"/>
+            <w:shd w:val="clear" w:color="auto" w:fill="EEF2F8"/>
+          </w:tcPr>
+          <w:p>
+            <w:pPr>
+              <w:bidi/>
+              <w:spacing w:after="20" w:line="252" w:lineRule="auto"/>
+            </w:pPr>
+            <w:r/>
+            <w:r>
+              <w:rPr>
+                <w:rFonts w:ascii="Arial" w:hAnsi="Arial" w:cs="Arial" w:eastAsia="Arial"/>
+                <w:b w:val="1"/>
+                <w:bCs w:val="1"/>
+                <w:sz w:val="20"/>
+                <w:szCs w:val="20"/>
+              </w:rPr>
+              <w:t>المؤشر</w:t>
+            </w:r>
+          </w:p>
+        </w:tc>
+        <w:tc>
+          <w:tcPr>
+            <w:tcW w:type="dxa" w:w="7370"/>
+          </w:tcPr>
+          <w:p>
+            <w:pPr>
+              <w:bidi/>
+              <w:spacing w:after="20" w:line="252" w:lineRule="auto"/>
+            </w:pPr>
+            <w:r/>
+            <w:r>
+              <w:rPr>
+                <w:rFonts w:ascii="Arial" w:hAnsi="Arial" w:cs="Arial" w:eastAsia="Arial"/>
+                <w:b w:val="0"/>
+                <w:bCs w:val="0"/>
+                <w:sz w:val="20"/>
+                <w:szCs w:val="20"/>
+              </w:rPr>
+              <w:t>عدد تغييرات الحسابات البنكية بلا موافقة ثانية في الشهر. الحد المقبول: صفر.</w:t>
+            </w:r>
+          </w:p>
+        </w:tc>
+      </w:tr>
+      <w:tr>
+        <w:trPr>
+          <w:cantSplit/>
+        </w:trPr>
+        <w:tc>
+          <w:tcPr>
+            <w:tcW w:type="dxa" w:w="2268"/>
+            <w:shd w:val="clear" w:color="auto" w:fill="EEF2F8"/>
+          </w:tcPr>
+          <w:p>
+            <w:pPr>
+              <w:bidi/>
+              <w:spacing w:after="20" w:line="252" w:lineRule="auto"/>
+            </w:pPr>
+            <w:r/>
+            <w:r>
+              <w:rPr>
+                <w:rFonts w:ascii="Arial" w:hAnsi="Arial" w:cs="Arial" w:eastAsia="Arial"/>
+                <w:b w:val="1"/>
+                <w:bCs w:val="1"/>
+                <w:sz w:val="20"/>
+                <w:szCs w:val="20"/>
+              </w:rPr>
+              <w:t>القرار المطلوب</w:t>
+            </w:r>
+          </w:p>
+        </w:tc>
+        <w:tc>
+          <w:tcPr>
+            <w:tcW w:type="dxa" w:w="7370"/>
+          </w:tcPr>
+          <w:p>
+            <w:pPr>
+              <w:bidi/>
+              <w:spacing w:after="20" w:line="252" w:lineRule="auto"/>
+            </w:pPr>
+            <w:r/>
+            <w:r>
+              <w:rPr>
+                <w:rFonts w:ascii="Arial" w:hAnsi="Arial" w:cs="Arial" w:eastAsia="Arial"/>
+                <w:b w:val="0"/>
+                <w:bCs w:val="0"/>
+                <w:sz w:val="20"/>
+                <w:szCs w:val="20"/>
+              </w:rPr>
+              <w:t>اعتماد إعادة توزيع الأدوار في الموارد البشرية، وقبول تأخير قصير في التعديلات بسبب الموافقة الثانية.</w:t>
+            </w:r>
+          </w:p>
+        </w:tc>
+      </w:tr>
+    </w:tbl>
+    <w:p>
+      <w:pPr>
+        <w:spacing w:after="40"/>
+      </w:pPr>
+    </w:p>
+    <w:tbl>
+      <w:tblPr>
+        <w:tblStyle w:val="TableGrid"/>
+        <w:bidiVisual/>
+        <w:tblW w:type="dxa" w:w="9637"/>
+        <w:jc w:val="center"/>
+        <w:tblLayout w:type="fixed"/>
+        <w:tblLook w:firstColumn="1" w:firstRow="1" w:lastColumn="0" w:lastRow="0" w:noHBand="0" w:noVBand="1" w:val="04A0"/>
+      </w:tblPr>
+      <w:tblGrid>
+        <w:gridCol w:w="9637"/>
+      </w:tblGrid>
+      <w:tr>
+        <w:tc>
+          <w:tcPr>
+            <w:tcW w:type="dxa" w:w="9638"/>
+            <w:shd w:val="clear" w:color="auto" w:fill="DCEFEA"/>
+          </w:tcPr>
+          <w:p>
+            <w:pPr>
+              <w:bidi/>
+              <w:spacing w:after="40"/>
+            </w:pPr>
+            <w:r/>
+            <w:r>
+              <w:rPr>
+                <w:rFonts w:ascii="Arial" w:hAnsi="Arial" w:cs="Arial" w:eastAsia="Arial"/>
+                <w:b w:val="1"/>
+                <w:bCs w:val="1"/>
+                <w:sz w:val="21"/>
+                <w:szCs w:val="21"/>
+              </w:rPr>
+              <w:t>الأثر بلغة الأعمال:</w:t>
+            </w:r>
+            <w:r>
+              <w:rPr>
+                <w:rFonts w:ascii="Arial" w:hAnsi="Arial" w:cs="Arial" w:eastAsia="Arial"/>
+                <w:b w:val="0"/>
+                <w:bCs w:val="0"/>
+                <w:sz w:val="21"/>
+                <w:szCs w:val="21"/>
+              </w:rPr>
+              <w:t xml:space="preserve"> </w:t>
+            </w:r>
+            <w:r>
+              <w:rPr>
+                <w:rFonts w:ascii="Arial" w:hAnsi="Arial" w:cs="Arial" w:eastAsia="Arial"/>
+                <w:b w:val="0"/>
+                <w:bCs w:val="0"/>
+                <w:sz w:val="21"/>
+                <w:szCs w:val="21"/>
+              </w:rPr>
+              <w:t>تكلفة مالية، وتأخير عمليات الصرف، ومساءلة داخلية.</w:t>
+            </w:r>
+          </w:p>
+        </w:tc>
+      </w:tr>
+    </w:tbl>
+    <w:p>
+      <w:pPr>
+        <w:spacing w:after="40"/>
+      </w:pPr>
+    </w:p>
+    <w:p>
+      <w:pPr>
+        <w:pStyle w:val="Heading2"/>
+        <w:bidi/>
+      </w:pPr>
+      <w:r>
+        <w:rPr>
+          <w:rFonts w:ascii="Arial" w:hAnsi="Arial" w:cs="Arial" w:eastAsia="Arial"/>
+          <w:b w:val="0"/>
+          <w:bCs w:val="0"/>
+        </w:rPr>
+        <w:t>متى تكون إجابتك مقبولة وإن اختلفت</w:t>
+      </w:r>
+    </w:p>
+    <w:p>
+      <w:pPr>
+        <w:bidi/>
+        <w:spacing w:after="60"/>
+        <w:ind w:right="283" w:hanging="255"/>
+      </w:pPr>
+      <w:r>
+        <w:rPr>
+          <w:rFonts w:ascii="Arial" w:hAnsi="Arial" w:cs="Arial" w:eastAsia="Arial"/>
+          <w:b w:val="0"/>
+          <w:bCs w:val="0"/>
+          <w:sz w:val="21"/>
+          <w:szCs w:val="21"/>
+        </w:rPr>
+        <w:t>• مؤشر ضابط بدل مؤشر الخطر، مثل «نسبة التغييرات بموافقة ثانية»، إن كتبت غرضه.</w:t>
+      </w:r>
+    </w:p>
+    <w:p>
+      <w:pPr>
+        <w:bidi/>
+        <w:spacing w:after="60"/>
+        <w:ind w:right="283" w:hanging="255"/>
+      </w:pPr>
+      <w:r>
+        <w:rPr>
+          <w:rFonts w:ascii="Arial" w:hAnsi="Arial" w:cs="Arial" w:eastAsia="Arial"/>
+          <w:b w:val="0"/>
+          <w:bCs w:val="0"/>
+          <w:sz w:val="21"/>
+          <w:szCs w:val="21"/>
+        </w:rPr>
+        <w:t>• جعل المدير المالي مالكاً للمؤشر مقبول إن بقيت منى مالكة الخطر والنظام.</w:t>
+      </w:r>
+    </w:p>
+    <w:p>
+      <w:pPr>
+        <w:pStyle w:val="Heading2"/>
+        <w:bidi/>
+      </w:pPr>
+      <w:r>
+        <w:rPr>
+          <w:rFonts w:ascii="Arial" w:hAnsi="Arial" w:cs="Arial" w:eastAsia="Arial"/>
+          <w:b w:val="0"/>
+          <w:bCs w:val="0"/>
+        </w:rPr>
+        <w:t>أخطاء شائعة</w:t>
+      </w:r>
+    </w:p>
+    <w:p>
+      <w:pPr>
+        <w:bidi/>
+        <w:spacing w:after="60"/>
+        <w:ind w:right="283" w:hanging="255"/>
+      </w:pPr>
+      <w:r>
+        <w:rPr>
+          <w:rFonts w:ascii="Arial" w:hAnsi="Arial" w:cs="Arial" w:eastAsia="Arial"/>
+          <w:b w:val="0"/>
+          <w:bCs w:val="0"/>
+          <w:sz w:val="21"/>
+          <w:szCs w:val="21"/>
+        </w:rPr>
+        <w:t>• جعل GRC مالكة الخطر.</w:t>
+      </w:r>
+    </w:p>
+    <w:p>
+      <w:pPr>
+        <w:bidi/>
+        <w:spacing w:after="60"/>
+        <w:ind w:right="283" w:hanging="255"/>
+      </w:pPr>
+      <w:r>
+        <w:rPr>
+          <w:rFonts w:ascii="Arial" w:hAnsi="Arial" w:cs="Arial" w:eastAsia="Arial"/>
+          <w:b w:val="0"/>
+          <w:bCs w:val="0"/>
+          <w:sz w:val="21"/>
+          <w:szCs w:val="21"/>
+        </w:rPr>
+        <w:t>• قرار بلا كلفة: «تحسين الضوابط».</w:t>
+      </w:r>
+    </w:p>
+    <w:p>
+      <w:pPr>
+        <w:bidi/>
+        <w:spacing w:after="60"/>
+        <w:ind w:right="283" w:hanging="255"/>
+      </w:pPr>
+      <w:r>
+        <w:rPr>
+          <w:rFonts w:ascii="Arial" w:hAnsi="Arial" w:cs="Arial" w:eastAsia="Arial"/>
+          <w:b w:val="0"/>
+          <w:bCs w:val="0"/>
+          <w:sz w:val="21"/>
+          <w:szCs w:val="21"/>
+        </w:rPr>
+        <w:t>• أثر تقني: «ضعف في الصلاحيات».</w:t>
+      </w:r>
+    </w:p>
+    <w:p>
+      <w:r>
+        <w:br w:type="page"/>
+      </w:r>
+    </w:p>
+    <w:p>
+      <w:pPr>
+        <w:pStyle w:val="Heading1"/>
+        <w:bidi/>
+      </w:pPr>
+      <w:r>
+        <w:rPr>
+          <w:rFonts w:ascii="Arial" w:hAnsi="Arial" w:cs="Arial" w:eastAsia="Arial"/>
+          <w:b w:val="0"/>
+          <w:bCs w:val="0"/>
+        </w:rPr>
+        <w:t>التمرين 6: التطبيق 2: كتابة خطر وتقييمه وتحديد معالجته</w:t>
+      </w:r>
+    </w:p>
+    <w:p>
+      <w:pPr>
+        <w:bidi/>
+      </w:pPr>
+      <w:r>
+        <w:rPr>
+          <w:rFonts w:ascii="Arial" w:hAnsi="Arial" w:cs="Arial" w:eastAsia="Arial"/>
+          <w:b w:val="0"/>
+          <w:bCs w:val="0"/>
+          <w:color w:val="555555"/>
+          <w:sz w:val="20"/>
+          <w:szCs w:val="20"/>
+        </w:rPr>
+        <w:t>الإجابة في العرض: الشرائح 80 إلى 83.</w:t>
       </w:r>
     </w:p>
     <w:p>
@@ -4765,7 +6835,7 @@
           <w:b w:val="0"/>
           <w:bCs w:val="0"/>
         </w:rPr>
-        <w:t>التمرين 5: التطبيق 3: فحص أدلة ضابط وتحديد نتيجة التقييم</w:t>
+        <w:t>التمرين 7: التطبيق 3: فحص أدلة ضابط وتحديد نتيجة التقييم</w:t>
       </w:r>
     </w:p>
     <w:p>
@@ -4781,7 +6851,7 @@
           <w:sz w:val="20"/>
           <w:szCs w:val="20"/>
         </w:rPr>
-        <w:t>الإجابة في العرض: الشرائح 87 إلى 92.</w:t>
+        <w:t>الإجابة في العرض: الشرائح 109 إلى 114.</w:t>
       </w:r>
     </w:p>
     <w:p>
@@ -5344,7 +7414,7 @@
           <w:b w:val="0"/>
           <w:bCs w:val="0"/>
         </w:rPr>
-        <w:t>الإجابة النموذجية: الأسئلة الأربعة للمقتطفات (الشرائح 88 إلى 90)</w:t>
+        <w:t>الإجابة النموذجية: الأسئلة الأربعة للمقتطفات (الشرائح 110 إلى 112)</w:t>
       </w:r>
     </w:p>
     <w:tbl>
@@ -6233,7 +8303,7 @@
           <w:b w:val="0"/>
           <w:bCs w:val="0"/>
         </w:rPr>
-        <w:t>التمرين 6: التطبيق 4: كتابة ملاحظة وخطة تصحيح</w:t>
+        <w:t>التمرين 8: ما نوع الفجوة؟</w:t>
       </w:r>
     </w:p>
     <w:p>
@@ -6249,7 +8319,673 @@
           <w:sz w:val="20"/>
           <w:szCs w:val="20"/>
         </w:rPr>
-        <w:t>الإجابة في العرض: الشرائح 100 إلى 103.</w:t>
+        <w:t>الإجابة في العرض: الشريحة 119.</w:t>
+      </w:r>
+    </w:p>
+    <w:p>
+      <w:pPr>
+        <w:pStyle w:val="Heading2"/>
+        <w:bidi/>
+      </w:pPr>
+      <w:r>
+        <w:rPr>
+          <w:rFonts w:ascii="Arial" w:hAnsi="Arial" w:cs="Arial" w:eastAsia="Arial"/>
+          <w:b w:val="0"/>
+          <w:bCs w:val="0"/>
+        </w:rPr>
+        <w:t>طريقة الحل</w:t>
+      </w:r>
+    </w:p>
+    <w:p>
+      <w:pPr>
+        <w:bidi/>
+        <w:spacing w:after="60"/>
+      </w:pPr>
+      <w:r>
+        <w:rPr>
+          <w:rFonts w:ascii="Arial" w:hAnsi="Arial" w:cs="Arial" w:eastAsia="Arial"/>
+          <w:b w:val="1"/>
+          <w:bCs w:val="1"/>
+          <w:sz w:val="21"/>
+          <w:szCs w:val="21"/>
+        </w:rPr>
+        <w:t>1.</w:t>
+      </w:r>
+      <w:r>
+        <w:rPr>
+          <w:rFonts w:ascii="Arial" w:hAnsi="Arial" w:cs="Arial" w:eastAsia="Arial"/>
+          <w:b w:val="0"/>
+          <w:bCs w:val="0"/>
+          <w:sz w:val="21"/>
+          <w:szCs w:val="21"/>
+        </w:rPr>
+        <w:t xml:space="preserve"> اسأل عن التصميم: لو نُفذ الضابط بإتقان، هل يغطي الخطر والنطاق؟</w:t>
+      </w:r>
+    </w:p>
+    <w:p>
+      <w:pPr>
+        <w:bidi/>
+        <w:spacing w:after="60"/>
+      </w:pPr>
+      <w:r>
+        <w:rPr>
+          <w:rFonts w:ascii="Arial" w:hAnsi="Arial" w:cs="Arial" w:eastAsia="Arial"/>
+          <w:b w:val="1"/>
+          <w:bCs w:val="1"/>
+          <w:sz w:val="21"/>
+          <w:szCs w:val="21"/>
+        </w:rPr>
+        <w:t>2.</w:t>
+      </w:r>
+      <w:r>
+        <w:rPr>
+          <w:rFonts w:ascii="Arial" w:hAnsi="Arial" w:cs="Arial" w:eastAsia="Arial"/>
+          <w:b w:val="0"/>
+          <w:bCs w:val="0"/>
+          <w:sz w:val="21"/>
+          <w:szCs w:val="21"/>
+        </w:rPr>
+        <w:t xml:space="preserve"> إن كان التصميم سليماً، اسأل: هل طُبق مرة على الأقل؟</w:t>
+      </w:r>
+    </w:p>
+    <w:p>
+      <w:pPr>
+        <w:bidi/>
+        <w:spacing w:after="60"/>
+      </w:pPr>
+      <w:r>
+        <w:rPr>
+          <w:rFonts w:ascii="Arial" w:hAnsi="Arial" w:cs="Arial" w:eastAsia="Arial"/>
+          <w:b w:val="1"/>
+          <w:bCs w:val="1"/>
+          <w:sz w:val="21"/>
+          <w:szCs w:val="21"/>
+        </w:rPr>
+        <w:t>3.</w:t>
+      </w:r>
+      <w:r>
+        <w:rPr>
+          <w:rFonts w:ascii="Arial" w:hAnsi="Arial" w:cs="Arial" w:eastAsia="Arial"/>
+          <w:b w:val="0"/>
+          <w:bCs w:val="0"/>
+          <w:sz w:val="21"/>
+          <w:szCs w:val="21"/>
+        </w:rPr>
+        <w:t xml:space="preserve"> إن طُبق، اسأل: هل عمل بالتكرار المطلوب طوال الفترة؟</w:t>
+      </w:r>
+    </w:p>
+    <w:p>
+      <w:pPr>
+        <w:bidi/>
+        <w:spacing w:after="60"/>
+      </w:pPr>
+      <w:r>
+        <w:rPr>
+          <w:rFonts w:ascii="Arial" w:hAnsi="Arial" w:cs="Arial" w:eastAsia="Arial"/>
+          <w:b w:val="1"/>
+          <w:bCs w:val="1"/>
+          <w:sz w:val="21"/>
+          <w:szCs w:val="21"/>
+        </w:rPr>
+        <w:t>4.</w:t>
+      </w:r>
+      <w:r>
+        <w:rPr>
+          <w:rFonts w:ascii="Arial" w:hAnsi="Arial" w:cs="Arial" w:eastAsia="Arial"/>
+          <w:b w:val="0"/>
+          <w:bCs w:val="0"/>
+          <w:sz w:val="21"/>
+          <w:szCs w:val="21"/>
+        </w:rPr>
+        <w:t xml:space="preserve"> اختر الدليل الذي يثبت الإجابة عن السؤال الذي توقفت عنده.</w:t>
+      </w:r>
+    </w:p>
+    <w:tbl>
+      <w:tblPr>
+        <w:tblStyle w:val="TableGrid"/>
+        <w:bidiVisual/>
+        <w:tblW w:type="dxa" w:w="9637"/>
+        <w:jc w:val="center"/>
+        <w:tblLayout w:type="fixed"/>
+        <w:tblLook w:firstColumn="1" w:firstRow="1" w:lastColumn="0" w:lastRow="0" w:noHBand="0" w:noVBand="1" w:val="04A0"/>
+      </w:tblPr>
+      <w:tblGrid>
+        <w:gridCol w:w="453"/>
+        <w:gridCol w:w="1474"/>
+        <w:gridCol w:w="4308"/>
+        <w:gridCol w:w="3401"/>
+      </w:tblGrid>
+      <w:tr>
+        <w:trPr>
+          <w:cantSplit/>
+          <w:tblHeader/>
+        </w:trPr>
+        <w:tc>
+          <w:tcPr>
+            <w:tcW w:type="dxa" w:w="454"/>
+            <w:shd w:val="clear" w:color="auto" w:fill="D9E2F3"/>
+          </w:tcPr>
+          <w:p>
+            <w:pPr>
+              <w:bidi w:val="0"/>
+              <w:spacing w:after="20" w:line="252" w:lineRule="auto"/>
+              <w:jc w:val="left"/>
+            </w:pPr>
+            <w:r/>
+            <w:r>
+              <w:rPr>
+                <w:rFonts w:ascii="Arial" w:hAnsi="Arial" w:cs="Arial" w:eastAsia="Arial"/>
+                <w:b w:val="1"/>
+                <w:bCs w:val="1"/>
+                <w:sz w:val="20"/>
+                <w:szCs w:val="20"/>
+              </w:rPr>
+              <w:t>#</w:t>
+            </w:r>
+          </w:p>
+        </w:tc>
+        <w:tc>
+          <w:tcPr>
+            <w:tcW w:type="dxa" w:w="1474"/>
+            <w:shd w:val="clear" w:color="auto" w:fill="D9E2F3"/>
+          </w:tcPr>
+          <w:p>
+            <w:pPr>
+              <w:bidi/>
+              <w:spacing w:after="20" w:line="252" w:lineRule="auto"/>
+            </w:pPr>
+            <w:r/>
+            <w:r>
+              <w:rPr>
+                <w:rFonts w:ascii="Arial" w:hAnsi="Arial" w:cs="Arial" w:eastAsia="Arial"/>
+                <w:b w:val="1"/>
+                <w:bCs w:val="1"/>
+                <w:sz w:val="20"/>
+                <w:szCs w:val="20"/>
+              </w:rPr>
+              <w:t>النوع</w:t>
+            </w:r>
+          </w:p>
+        </w:tc>
+        <w:tc>
+          <w:tcPr>
+            <w:tcW w:type="dxa" w:w="4309"/>
+            <w:shd w:val="clear" w:color="auto" w:fill="D9E2F3"/>
+          </w:tcPr>
+          <w:p>
+            <w:pPr>
+              <w:bidi/>
+              <w:spacing w:after="20" w:line="252" w:lineRule="auto"/>
+            </w:pPr>
+            <w:r/>
+            <w:r>
+              <w:rPr>
+                <w:rFonts w:ascii="Arial" w:hAnsi="Arial" w:cs="Arial" w:eastAsia="Arial"/>
+                <w:b w:val="1"/>
+                <w:bCs w:val="1"/>
+                <w:sz w:val="20"/>
+                <w:szCs w:val="20"/>
+              </w:rPr>
+              <w:t>لماذا</w:t>
+            </w:r>
+          </w:p>
+        </w:tc>
+        <w:tc>
+          <w:tcPr>
+            <w:tcW w:type="dxa" w:w="3402"/>
+            <w:shd w:val="clear" w:color="auto" w:fill="D9E2F3"/>
+          </w:tcPr>
+          <w:p>
+            <w:pPr>
+              <w:bidi/>
+              <w:spacing w:after="20" w:line="252" w:lineRule="auto"/>
+            </w:pPr>
+            <w:r/>
+            <w:r>
+              <w:rPr>
+                <w:rFonts w:ascii="Arial" w:hAnsi="Arial" w:cs="Arial" w:eastAsia="Arial"/>
+                <w:b w:val="1"/>
+                <w:bCs w:val="1"/>
+                <w:sz w:val="20"/>
+                <w:szCs w:val="20"/>
+              </w:rPr>
+              <w:t>الدليل</w:t>
+            </w:r>
+          </w:p>
+        </w:tc>
+      </w:tr>
+      <w:tr>
+        <w:trPr>
+          <w:cantSplit/>
+        </w:trPr>
+        <w:tc>
+          <w:tcPr>
+            <w:tcW w:type="dxa" w:w="454"/>
+          </w:tcPr>
+          <w:p>
+            <w:pPr>
+              <w:bidi w:val="0"/>
+              <w:spacing w:after="20" w:line="252" w:lineRule="auto"/>
+              <w:jc w:val="left"/>
+            </w:pPr>
+            <w:r/>
+            <w:r>
+              <w:rPr>
+                <w:rFonts w:ascii="Arial" w:hAnsi="Arial" w:cs="Arial" w:eastAsia="Arial"/>
+                <w:b w:val="0"/>
+                <w:bCs w:val="0"/>
+                <w:sz w:val="20"/>
+                <w:szCs w:val="20"/>
+              </w:rPr>
+              <w:t>1</w:t>
+            </w:r>
+          </w:p>
+        </w:tc>
+        <w:tc>
+          <w:tcPr>
+            <w:tcW w:type="dxa" w:w="1474"/>
+          </w:tcPr>
+          <w:p>
+            <w:pPr>
+              <w:bidi/>
+              <w:spacing w:after="20" w:line="252" w:lineRule="auto"/>
+            </w:pPr>
+            <w:r/>
+            <w:r>
+              <w:rPr>
+                <w:rFonts w:ascii="Arial" w:hAnsi="Arial" w:cs="Arial" w:eastAsia="Arial"/>
+                <w:b w:val="0"/>
+                <w:bCs w:val="0"/>
+                <w:sz w:val="20"/>
+                <w:szCs w:val="20"/>
+              </w:rPr>
+              <w:t>فجوة تصميم</w:t>
+            </w:r>
+          </w:p>
+        </w:tc>
+        <w:tc>
+          <w:tcPr>
+            <w:tcW w:type="dxa" w:w="4309"/>
+          </w:tcPr>
+          <w:p>
+            <w:pPr>
+              <w:bidi/>
+              <w:spacing w:after="20" w:line="252" w:lineRule="auto"/>
+            </w:pPr>
+            <w:r/>
+            <w:r>
+              <w:rPr>
+                <w:rFonts w:ascii="Arial" w:hAnsi="Arial" w:cs="Arial" w:eastAsia="Arial"/>
+                <w:b w:val="0"/>
+                <w:bCs w:val="0"/>
+                <w:sz w:val="20"/>
+                <w:szCs w:val="20"/>
+              </w:rPr>
+              <w:t>الضابط كما كُتب يترك باباً مفتوحاً: استثناء بلا موافقة ولا مدة. هذا ما سمح بسياسة VPN-Legacy في التطبيق 3.</w:t>
+            </w:r>
+          </w:p>
+        </w:tc>
+        <w:tc>
+          <w:tcPr>
+            <w:tcW w:type="dxa" w:w="3402"/>
+          </w:tcPr>
+          <w:p>
+            <w:pPr>
+              <w:bidi/>
+              <w:spacing w:after="20" w:line="252" w:lineRule="auto"/>
+            </w:pPr>
+            <w:r/>
+            <w:r>
+              <w:rPr>
+                <w:rFonts w:ascii="Arial" w:hAnsi="Arial" w:cs="Arial" w:eastAsia="Arial"/>
+                <w:b w:val="0"/>
+                <w:bCs w:val="0"/>
+                <w:sz w:val="20"/>
+                <w:szCs w:val="20"/>
+              </w:rPr>
+              <w:t>نص المعيار، وقائمة الاستثناءات القائمة وتواريخها.</w:t>
+            </w:r>
+          </w:p>
+        </w:tc>
+      </w:tr>
+      <w:tr>
+        <w:trPr>
+          <w:cantSplit/>
+        </w:trPr>
+        <w:tc>
+          <w:tcPr>
+            <w:tcW w:type="dxa" w:w="454"/>
+          </w:tcPr>
+          <w:p>
+            <w:pPr>
+              <w:bidi w:val="0"/>
+              <w:spacing w:after="20" w:line="252" w:lineRule="auto"/>
+              <w:jc w:val="left"/>
+            </w:pPr>
+            <w:r/>
+            <w:r>
+              <w:rPr>
+                <w:rFonts w:ascii="Arial" w:hAnsi="Arial" w:cs="Arial" w:eastAsia="Arial"/>
+                <w:b w:val="0"/>
+                <w:bCs w:val="0"/>
+                <w:sz w:val="20"/>
+                <w:szCs w:val="20"/>
+              </w:rPr>
+              <w:t>2</w:t>
+            </w:r>
+          </w:p>
+        </w:tc>
+        <w:tc>
+          <w:tcPr>
+            <w:tcW w:type="dxa" w:w="1474"/>
+          </w:tcPr>
+          <w:p>
+            <w:pPr>
+              <w:bidi/>
+              <w:spacing w:after="20" w:line="252" w:lineRule="auto"/>
+            </w:pPr>
+            <w:r/>
+            <w:r>
+              <w:rPr>
+                <w:rFonts w:ascii="Arial" w:hAnsi="Arial" w:cs="Arial" w:eastAsia="Arial"/>
+                <w:b w:val="0"/>
+                <w:bCs w:val="0"/>
+                <w:sz w:val="20"/>
+                <w:szCs w:val="20"/>
+              </w:rPr>
+              <w:t>فجوة تنفيذ</w:t>
+            </w:r>
+          </w:p>
+        </w:tc>
+        <w:tc>
+          <w:tcPr>
+            <w:tcW w:type="dxa" w:w="4309"/>
+          </w:tcPr>
+          <w:p>
+            <w:pPr>
+              <w:bidi/>
+              <w:spacing w:after="20" w:line="252" w:lineRule="auto"/>
+            </w:pPr>
+            <w:r/>
+            <w:r>
+              <w:rPr>
+                <w:rFonts w:ascii="Arial" w:hAnsi="Arial" w:cs="Arial" w:eastAsia="Arial"/>
+                <w:b w:val="0"/>
+                <w:bCs w:val="0"/>
+                <w:sz w:val="20"/>
+                <w:szCs w:val="20"/>
+              </w:rPr>
+              <w:t>المتطلب مكتوب ومعتمد، لكنه لم يُطبق على العقد القائم.</w:t>
+            </w:r>
+          </w:p>
+        </w:tc>
+        <w:tc>
+          <w:tcPr>
+            <w:tcW w:type="dxa" w:w="3402"/>
+          </w:tcPr>
+          <w:p>
+            <w:pPr>
+              <w:bidi/>
+              <w:spacing w:after="20" w:line="252" w:lineRule="auto"/>
+            </w:pPr>
+            <w:r/>
+            <w:r>
+              <w:rPr>
+                <w:rFonts w:ascii="Arial" w:hAnsi="Arial" w:cs="Arial" w:eastAsia="Arial"/>
+                <w:b w:val="0"/>
+                <w:bCs w:val="0"/>
+                <w:sz w:val="20"/>
+                <w:szCs w:val="20"/>
+              </w:rPr>
+              <w:t>السياسة المعتمدة، وعقد سَنَد الحالي، وأي مراسلة أو خطة لتعديله.</w:t>
+            </w:r>
+          </w:p>
+        </w:tc>
+      </w:tr>
+      <w:tr>
+        <w:trPr>
+          <w:cantSplit/>
+        </w:trPr>
+        <w:tc>
+          <w:tcPr>
+            <w:tcW w:type="dxa" w:w="454"/>
+          </w:tcPr>
+          <w:p>
+            <w:pPr>
+              <w:bidi w:val="0"/>
+              <w:spacing w:after="20" w:line="252" w:lineRule="auto"/>
+              <w:jc w:val="left"/>
+            </w:pPr>
+            <w:r/>
+            <w:r>
+              <w:rPr>
+                <w:rFonts w:ascii="Arial" w:hAnsi="Arial" w:cs="Arial" w:eastAsia="Arial"/>
+                <w:b w:val="0"/>
+                <w:bCs w:val="0"/>
+                <w:sz w:val="20"/>
+                <w:szCs w:val="20"/>
+              </w:rPr>
+              <w:t>3</w:t>
+            </w:r>
+          </w:p>
+        </w:tc>
+        <w:tc>
+          <w:tcPr>
+            <w:tcW w:type="dxa" w:w="1474"/>
+          </w:tcPr>
+          <w:p>
+            <w:pPr>
+              <w:bidi/>
+              <w:spacing w:after="20" w:line="252" w:lineRule="auto"/>
+            </w:pPr>
+            <w:r/>
+            <w:r>
+              <w:rPr>
+                <w:rFonts w:ascii="Arial" w:hAnsi="Arial" w:cs="Arial" w:eastAsia="Arial"/>
+                <w:b w:val="0"/>
+                <w:bCs w:val="0"/>
+                <w:sz w:val="20"/>
+                <w:szCs w:val="20"/>
+              </w:rPr>
+              <w:t>فجوة تشغيل</w:t>
+            </w:r>
+          </w:p>
+        </w:tc>
+        <w:tc>
+          <w:tcPr>
+            <w:tcW w:type="dxa" w:w="4309"/>
+          </w:tcPr>
+          <w:p>
+            <w:pPr>
+              <w:bidi/>
+              <w:spacing w:after="20" w:line="252" w:lineRule="auto"/>
+            </w:pPr>
+            <w:r/>
+            <w:r>
+              <w:rPr>
+                <w:rFonts w:ascii="Arial" w:hAnsi="Arial" w:cs="Arial" w:eastAsia="Arial"/>
+                <w:b w:val="0"/>
+                <w:bCs w:val="0"/>
+                <w:sz w:val="20"/>
+                <w:szCs w:val="20"/>
+              </w:rPr>
+              <w:t>الضابط مصمم ومطبق، لكنه توقف 9 أيام دون أن يلاحظ أحد.</w:t>
+            </w:r>
+          </w:p>
+        </w:tc>
+        <w:tc>
+          <w:tcPr>
+            <w:tcW w:type="dxa" w:w="3402"/>
+          </w:tcPr>
+          <w:p>
+            <w:pPr>
+              <w:bidi/>
+              <w:spacing w:after="20" w:line="252" w:lineRule="auto"/>
+            </w:pPr>
+            <w:r/>
+            <w:r>
+              <w:rPr>
+                <w:rFonts w:ascii="Arial" w:hAnsi="Arial" w:cs="Arial" w:eastAsia="Arial"/>
+                <w:b w:val="0"/>
+                <w:bCs w:val="0"/>
+                <w:sz w:val="20"/>
+                <w:szCs w:val="20"/>
+              </w:rPr>
+              <w:t>تقرير مهام النسخ للفترة كلها، وتذاكر المتابعة إن وُجدت.</w:t>
+            </w:r>
+          </w:p>
+        </w:tc>
+      </w:tr>
+    </w:tbl>
+    <w:p>
+      <w:pPr>
+        <w:spacing w:after="40"/>
+      </w:pPr>
+    </w:p>
+    <w:tbl>
+      <w:tblPr>
+        <w:tblStyle w:val="TableGrid"/>
+        <w:bidiVisual/>
+        <w:tblW w:type="dxa" w:w="9637"/>
+        <w:jc w:val="center"/>
+        <w:tblLayout w:type="fixed"/>
+        <w:tblLook w:firstColumn="1" w:firstRow="1" w:lastColumn="0" w:lastRow="0" w:noHBand="0" w:noVBand="1" w:val="04A0"/>
+      </w:tblPr>
+      <w:tblGrid>
+        <w:gridCol w:w="9637"/>
+      </w:tblGrid>
+      <w:tr>
+        <w:tc>
+          <w:tcPr>
+            <w:tcW w:type="dxa" w:w="9638"/>
+            <w:shd w:val="clear" w:color="auto" w:fill="E6EDF4"/>
+          </w:tcPr>
+          <w:p>
+            <w:pPr>
+              <w:bidi/>
+              <w:spacing w:after="40"/>
+            </w:pPr>
+            <w:r/>
+            <w:r>
+              <w:rPr>
+                <w:rFonts w:ascii="Arial" w:hAnsi="Arial" w:cs="Arial" w:eastAsia="Arial"/>
+                <w:b w:val="1"/>
+                <w:bCs w:val="1"/>
+                <w:sz w:val="21"/>
+                <w:szCs w:val="21"/>
+              </w:rPr>
+              <w:t>ملاحظة:</w:t>
+            </w:r>
+            <w:r>
+              <w:rPr>
+                <w:rFonts w:ascii="Arial" w:hAnsi="Arial" w:cs="Arial" w:eastAsia="Arial"/>
+                <w:b w:val="0"/>
+                <w:bCs w:val="0"/>
+                <w:sz w:val="21"/>
+                <w:szCs w:val="21"/>
+              </w:rPr>
+              <w:t xml:space="preserve"> </w:t>
+            </w:r>
+            <w:r>
+              <w:rPr>
+                <w:rFonts w:ascii="Arial" w:hAnsi="Arial" w:cs="Arial" w:eastAsia="Arial"/>
+                <w:b w:val="0"/>
+                <w:bCs w:val="0"/>
+                <w:sz w:val="21"/>
+                <w:szCs w:val="21"/>
+              </w:rPr>
+              <w:t>المعيار في الموقف الأول يخالف أيضاً السياسة POL-AC-01 التي تطلب موافقة ومدة لكل استثناء. وهذا من أسباب الملاحظة F-03.</w:t>
+            </w:r>
+          </w:p>
+        </w:tc>
+      </w:tr>
+    </w:tbl>
+    <w:p>
+      <w:pPr>
+        <w:spacing w:after="40"/>
+      </w:pPr>
+    </w:p>
+    <w:p>
+      <w:pPr>
+        <w:pStyle w:val="Heading2"/>
+        <w:bidi/>
+      </w:pPr>
+      <w:r>
+        <w:rPr>
+          <w:rFonts w:ascii="Arial" w:hAnsi="Arial" w:cs="Arial" w:eastAsia="Arial"/>
+          <w:b w:val="0"/>
+          <w:bCs w:val="0"/>
+        </w:rPr>
+        <w:t>أخطاء شائعة</w:t>
+      </w:r>
+    </w:p>
+    <w:p>
+      <w:pPr>
+        <w:bidi/>
+        <w:spacing w:after="60"/>
+        <w:ind w:right="283" w:hanging="255"/>
+      </w:pPr>
+      <w:r>
+        <w:rPr>
+          <w:rFonts w:ascii="Arial" w:hAnsi="Arial" w:cs="Arial" w:eastAsia="Arial"/>
+          <w:b w:val="0"/>
+          <w:bCs w:val="0"/>
+          <w:sz w:val="21"/>
+          <w:szCs w:val="21"/>
+        </w:rPr>
+        <w:t>• تسمية كل فجوة «فجوة تشغيل».</w:t>
+      </w:r>
+    </w:p>
+    <w:p>
+      <w:pPr>
+        <w:bidi/>
+        <w:spacing w:after="60"/>
+        <w:ind w:right="283" w:hanging="255"/>
+      </w:pPr>
+      <w:r>
+        <w:rPr>
+          <w:rFonts w:ascii="Arial" w:hAnsi="Arial" w:cs="Arial" w:eastAsia="Arial"/>
+          <w:b w:val="0"/>
+          <w:bCs w:val="0"/>
+          <w:sz w:val="21"/>
+          <w:szCs w:val="21"/>
+        </w:rPr>
+        <w:t>• الحكم على الموقف الثاني بأنه تشغيل: الضابط لم يبدأ أصلاً على العقد القائم.</w:t>
+      </w:r>
+    </w:p>
+    <w:p>
+      <w:r>
+        <w:br w:type="page"/>
+      </w:r>
+    </w:p>
+    <w:p>
+      <w:pPr>
+        <w:pStyle w:val="Heading1"/>
+        <w:bidi/>
+      </w:pPr>
+      <w:r>
+        <w:rPr>
+          <w:rFonts w:ascii="Arial" w:hAnsi="Arial" w:cs="Arial" w:eastAsia="Arial"/>
+          <w:b w:val="0"/>
+          <w:bCs w:val="0"/>
+        </w:rPr>
+        <w:t>التمرين 9: التطبيق 4: كتابة ملاحظة وخطة تصحيح</w:t>
+      </w:r>
+    </w:p>
+    <w:p>
+      <w:pPr>
+        <w:bidi/>
+      </w:pPr>
+      <w:r>
+        <w:rPr>
+          <w:rFonts w:ascii="Arial" w:hAnsi="Arial" w:cs="Arial" w:eastAsia="Arial"/>
+          <w:b w:val="0"/>
+          <w:bCs w:val="0"/>
+          <w:color w:val="555555"/>
+          <w:sz w:val="20"/>
+          <w:szCs w:val="20"/>
+        </w:rPr>
+        <w:t>الإجابة في العرض: الشرائح 127 إلى 130.</w:t>
       </w:r>
     </w:p>
     <w:p>
@@ -7901,7 +10637,7 @@
           <w:b w:val="0"/>
           <w:bCs w:val="0"/>
         </w:rPr>
-        <w:t>التمرين 7: ما الذي ينطبق على كل جهة؟</w:t>
+        <w:t>التمرين 10: صنّف المؤشرات وعرّف واحداً</w:t>
       </w:r>
     </w:p>
     <w:p>
@@ -7917,7 +10653,1268 @@
           <w:sz w:val="20"/>
           <w:szCs w:val="20"/>
         </w:rPr>
-        <w:t>الإجابة في العرض: الشريحتين 117 و118.</w:t>
+        <w:t>الإجابة في العرض: الشريحة 136.</w:t>
+      </w:r>
+    </w:p>
+    <w:p>
+      <w:pPr>
+        <w:pStyle w:val="Heading2"/>
+        <w:bidi/>
+      </w:pPr>
+      <w:r>
+        <w:rPr>
+          <w:rFonts w:ascii="Arial" w:hAnsi="Arial" w:cs="Arial" w:eastAsia="Arial"/>
+          <w:b w:val="0"/>
+          <w:bCs w:val="0"/>
+        </w:rPr>
+        <w:t>طريقة الحل</w:t>
+      </w:r>
+    </w:p>
+    <w:p>
+      <w:pPr>
+        <w:bidi/>
+        <w:spacing w:after="60"/>
+      </w:pPr>
+      <w:r>
+        <w:rPr>
+          <w:rFonts w:ascii="Arial" w:hAnsi="Arial" w:cs="Arial" w:eastAsia="Arial"/>
+          <w:b w:val="1"/>
+          <w:bCs w:val="1"/>
+          <w:sz w:val="21"/>
+          <w:szCs w:val="21"/>
+        </w:rPr>
+        <w:t>1.</w:t>
+      </w:r>
+      <w:r>
+        <w:rPr>
+          <w:rFonts w:ascii="Arial" w:hAnsi="Arial" w:cs="Arial" w:eastAsia="Arial"/>
+          <w:b w:val="0"/>
+          <w:bCs w:val="0"/>
+          <w:sz w:val="21"/>
+          <w:szCs w:val="21"/>
+        </w:rPr>
+        <w:t xml:space="preserve"> اسأل عن الغرض: هدف عمل، أم أداء عملية، أم تعرض لخطر، أم عمل ضابط؟</w:t>
+      </w:r>
+    </w:p>
+    <w:p>
+      <w:pPr>
+        <w:bidi/>
+        <w:spacing w:after="60"/>
+      </w:pPr>
+      <w:r>
+        <w:rPr>
+          <w:rFonts w:ascii="Arial" w:hAnsi="Arial" w:cs="Arial" w:eastAsia="Arial"/>
+          <w:b w:val="1"/>
+          <w:bCs w:val="1"/>
+          <w:sz w:val="21"/>
+          <w:szCs w:val="21"/>
+        </w:rPr>
+        <w:t>2.</w:t>
+      </w:r>
+      <w:r>
+        <w:rPr>
+          <w:rFonts w:ascii="Arial" w:hAnsi="Arial" w:cs="Arial" w:eastAsia="Arial"/>
+          <w:b w:val="0"/>
+          <w:bCs w:val="0"/>
+          <w:sz w:val="21"/>
+          <w:szCs w:val="21"/>
+        </w:rPr>
+        <w:t xml:space="preserve"> إن صلح المؤشر لأكثر من غرض، اختر واكتب الغرض في تعريفه.</w:t>
+      </w:r>
+    </w:p>
+    <w:p>
+      <w:pPr>
+        <w:bidi/>
+        <w:spacing w:after="60"/>
+      </w:pPr>
+      <w:r>
+        <w:rPr>
+          <w:rFonts w:ascii="Arial" w:hAnsi="Arial" w:cs="Arial" w:eastAsia="Arial"/>
+          <w:b w:val="1"/>
+          <w:bCs w:val="1"/>
+          <w:sz w:val="21"/>
+          <w:szCs w:val="21"/>
+        </w:rPr>
+        <w:t>3.</w:t>
+      </w:r>
+      <w:r>
+        <w:rPr>
+          <w:rFonts w:ascii="Arial" w:hAnsi="Arial" w:cs="Arial" w:eastAsia="Arial"/>
+          <w:b w:val="0"/>
+          <w:bCs w:val="0"/>
+          <w:sz w:val="21"/>
+          <w:szCs w:val="21"/>
+        </w:rPr>
+        <w:t xml:space="preserve"> عرّف المؤشر بالأسئلة الستة قبل أن تجمع أي رقم.</w:t>
+      </w:r>
+    </w:p>
+    <w:tbl>
+      <w:tblPr>
+        <w:tblStyle w:val="TableGrid"/>
+        <w:bidiVisual/>
+        <w:tblW w:type="dxa" w:w="9637"/>
+        <w:jc w:val="center"/>
+        <w:tblLayout w:type="fixed"/>
+        <w:tblLook w:firstColumn="1" w:firstRow="1" w:lastColumn="0" w:lastRow="0" w:noHBand="0" w:noVBand="1" w:val="04A0"/>
+      </w:tblPr>
+      <w:tblGrid>
+        <w:gridCol w:w="453"/>
+        <w:gridCol w:w="1360"/>
+        <w:gridCol w:w="7823"/>
+      </w:tblGrid>
+      <w:tr>
+        <w:trPr>
+          <w:cantSplit/>
+          <w:tblHeader/>
+        </w:trPr>
+        <w:tc>
+          <w:tcPr>
+            <w:tcW w:type="dxa" w:w="454"/>
+            <w:shd w:val="clear" w:color="auto" w:fill="D9E2F3"/>
+          </w:tcPr>
+          <w:p>
+            <w:pPr>
+              <w:bidi w:val="0"/>
+              <w:spacing w:after="20" w:line="252" w:lineRule="auto"/>
+              <w:jc w:val="left"/>
+            </w:pPr>
+            <w:r/>
+            <w:r>
+              <w:rPr>
+                <w:rFonts w:ascii="Arial" w:hAnsi="Arial" w:cs="Arial" w:eastAsia="Arial"/>
+                <w:b w:val="1"/>
+                <w:bCs w:val="1"/>
+                <w:sz w:val="20"/>
+                <w:szCs w:val="20"/>
+              </w:rPr>
+              <w:t>#</w:t>
+            </w:r>
+          </w:p>
+        </w:tc>
+        <w:tc>
+          <w:tcPr>
+            <w:tcW w:type="dxa" w:w="1361"/>
+            <w:shd w:val="clear" w:color="auto" w:fill="D9E2F3"/>
+          </w:tcPr>
+          <w:p>
+            <w:pPr>
+              <w:bidi/>
+              <w:spacing w:after="20" w:line="252" w:lineRule="auto"/>
+            </w:pPr>
+            <w:r/>
+            <w:r>
+              <w:rPr>
+                <w:rFonts w:ascii="Arial" w:hAnsi="Arial" w:cs="Arial" w:eastAsia="Arial"/>
+                <w:b w:val="1"/>
+                <w:bCs w:val="1"/>
+                <w:sz w:val="20"/>
+                <w:szCs w:val="20"/>
+              </w:rPr>
+              <w:t>النوع</w:t>
+            </w:r>
+          </w:p>
+        </w:tc>
+        <w:tc>
+          <w:tcPr>
+            <w:tcW w:type="dxa" w:w="7824"/>
+            <w:shd w:val="clear" w:color="auto" w:fill="D9E2F3"/>
+          </w:tcPr>
+          <w:p>
+            <w:pPr>
+              <w:bidi/>
+              <w:spacing w:after="20" w:line="252" w:lineRule="auto"/>
+            </w:pPr>
+            <w:r/>
+            <w:r>
+              <w:rPr>
+                <w:rFonts w:ascii="Arial" w:hAnsi="Arial" w:cs="Arial" w:eastAsia="Arial"/>
+                <w:b w:val="1"/>
+                <w:bCs w:val="1"/>
+                <w:sz w:val="20"/>
+                <w:szCs w:val="20"/>
+              </w:rPr>
+              <w:t>لماذا</w:t>
+            </w:r>
+          </w:p>
+        </w:tc>
+      </w:tr>
+      <w:tr>
+        <w:trPr>
+          <w:cantSplit/>
+        </w:trPr>
+        <w:tc>
+          <w:tcPr>
+            <w:tcW w:type="dxa" w:w="454"/>
+          </w:tcPr>
+          <w:p>
+            <w:pPr>
+              <w:bidi w:val="0"/>
+              <w:spacing w:after="20" w:line="252" w:lineRule="auto"/>
+              <w:jc w:val="left"/>
+            </w:pPr>
+            <w:r/>
+            <w:r>
+              <w:rPr>
+                <w:rFonts w:ascii="Arial" w:hAnsi="Arial" w:cs="Arial" w:eastAsia="Arial"/>
+                <w:b w:val="0"/>
+                <w:bCs w:val="0"/>
+                <w:sz w:val="20"/>
+                <w:szCs w:val="20"/>
+              </w:rPr>
+              <w:t>1</w:t>
+            </w:r>
+          </w:p>
+        </w:tc>
+        <w:tc>
+          <w:tcPr>
+            <w:tcW w:type="dxa" w:w="1361"/>
+          </w:tcPr>
+          <w:p>
+            <w:pPr>
+              <w:bidi w:val="0"/>
+              <w:spacing w:after="20" w:line="252" w:lineRule="auto"/>
+              <w:jc w:val="left"/>
+            </w:pPr>
+            <w:r/>
+            <w:r>
+              <w:rPr>
+                <w:rFonts w:ascii="Arial" w:hAnsi="Arial" w:cs="Arial" w:eastAsia="Arial"/>
+                <w:b w:val="0"/>
+                <w:bCs w:val="0"/>
+                <w:sz w:val="20"/>
+                <w:szCs w:val="20"/>
+              </w:rPr>
+              <w:t>KGI</w:t>
+            </w:r>
+          </w:p>
+        </w:tc>
+        <w:tc>
+          <w:tcPr>
+            <w:tcW w:type="dxa" w:w="7824"/>
+          </w:tcPr>
+          <w:p>
+            <w:pPr>
+              <w:bidi/>
+              <w:spacing w:after="20" w:line="252" w:lineRule="auto"/>
+            </w:pPr>
+            <w:r/>
+            <w:r>
+              <w:rPr>
+                <w:rFonts w:ascii="Arial" w:hAnsi="Arial" w:cs="Arial" w:eastAsia="Arial"/>
+                <w:b w:val="0"/>
+                <w:bCs w:val="0"/>
+                <w:sz w:val="20"/>
+                <w:szCs w:val="20"/>
+              </w:rPr>
+              <w:t>يقيس تحقق هدف عمل: التوصيل في الموعد.</w:t>
+            </w:r>
+          </w:p>
+        </w:tc>
+      </w:tr>
+      <w:tr>
+        <w:trPr>
+          <w:cantSplit/>
+        </w:trPr>
+        <w:tc>
+          <w:tcPr>
+            <w:tcW w:type="dxa" w:w="454"/>
+          </w:tcPr>
+          <w:p>
+            <w:pPr>
+              <w:bidi w:val="0"/>
+              <w:spacing w:after="20" w:line="252" w:lineRule="auto"/>
+              <w:jc w:val="left"/>
+            </w:pPr>
+            <w:r/>
+            <w:r>
+              <w:rPr>
+                <w:rFonts w:ascii="Arial" w:hAnsi="Arial" w:cs="Arial" w:eastAsia="Arial"/>
+                <w:b w:val="0"/>
+                <w:bCs w:val="0"/>
+                <w:sz w:val="20"/>
+                <w:szCs w:val="20"/>
+              </w:rPr>
+              <w:t>2</w:t>
+            </w:r>
+          </w:p>
+        </w:tc>
+        <w:tc>
+          <w:tcPr>
+            <w:tcW w:type="dxa" w:w="1361"/>
+          </w:tcPr>
+          <w:p>
+            <w:pPr>
+              <w:bidi w:val="0"/>
+              <w:spacing w:after="20" w:line="252" w:lineRule="auto"/>
+              <w:jc w:val="left"/>
+            </w:pPr>
+            <w:r/>
+            <w:r>
+              <w:rPr>
+                <w:rFonts w:ascii="Arial" w:hAnsi="Arial" w:cs="Arial" w:eastAsia="Arial"/>
+                <w:b w:val="0"/>
+                <w:bCs w:val="0"/>
+                <w:sz w:val="20"/>
+                <w:szCs w:val="20"/>
+              </w:rPr>
+              <w:t>KRI</w:t>
+            </w:r>
+          </w:p>
+        </w:tc>
+        <w:tc>
+          <w:tcPr>
+            <w:tcW w:type="dxa" w:w="7824"/>
+          </w:tcPr>
+          <w:p>
+            <w:pPr>
+              <w:bidi/>
+              <w:spacing w:after="20" w:line="252" w:lineRule="auto"/>
+            </w:pPr>
+            <w:r/>
+            <w:r>
+              <w:rPr>
+                <w:rFonts w:ascii="Arial" w:hAnsi="Arial" w:cs="Arial" w:eastAsia="Arial"/>
+                <w:b w:val="0"/>
+                <w:bCs w:val="0"/>
+                <w:sz w:val="20"/>
+                <w:szCs w:val="20"/>
+              </w:rPr>
+              <w:t>يقيس تعرضاً للخطر: كل حساب منها باب مفتوح لشخص خارج الشركة.</w:t>
+            </w:r>
+          </w:p>
+        </w:tc>
+      </w:tr>
+      <w:tr>
+        <w:trPr>
+          <w:cantSplit/>
+        </w:trPr>
+        <w:tc>
+          <w:tcPr>
+            <w:tcW w:type="dxa" w:w="454"/>
+          </w:tcPr>
+          <w:p>
+            <w:pPr>
+              <w:bidi w:val="0"/>
+              <w:spacing w:after="20" w:line="252" w:lineRule="auto"/>
+              <w:jc w:val="left"/>
+            </w:pPr>
+            <w:r/>
+            <w:r>
+              <w:rPr>
+                <w:rFonts w:ascii="Arial" w:hAnsi="Arial" w:cs="Arial" w:eastAsia="Arial"/>
+                <w:b w:val="0"/>
+                <w:bCs w:val="0"/>
+                <w:sz w:val="20"/>
+                <w:szCs w:val="20"/>
+              </w:rPr>
+              <w:t>3</w:t>
+            </w:r>
+          </w:p>
+        </w:tc>
+        <w:tc>
+          <w:tcPr>
+            <w:tcW w:type="dxa" w:w="1361"/>
+          </w:tcPr>
+          <w:p>
+            <w:pPr>
+              <w:bidi w:val="0"/>
+              <w:spacing w:after="20" w:line="252" w:lineRule="auto"/>
+              <w:jc w:val="left"/>
+            </w:pPr>
+            <w:r/>
+            <w:r>
+              <w:rPr>
+                <w:rFonts w:ascii="Arial" w:hAnsi="Arial" w:cs="Arial" w:eastAsia="Arial"/>
+                <w:b w:val="0"/>
+                <w:bCs w:val="0"/>
+                <w:sz w:val="20"/>
+                <w:szCs w:val="20"/>
+              </w:rPr>
+              <w:t>KCI</w:t>
+            </w:r>
+          </w:p>
+        </w:tc>
+        <w:tc>
+          <w:tcPr>
+            <w:tcW w:type="dxa" w:w="7824"/>
+          </w:tcPr>
+          <w:p>
+            <w:pPr>
+              <w:bidi/>
+              <w:spacing w:after="20" w:line="252" w:lineRule="auto"/>
+            </w:pPr>
+            <w:r/>
+            <w:r>
+              <w:rPr>
+                <w:rFonts w:ascii="Arial" w:hAnsi="Arial" w:cs="Arial" w:eastAsia="Arial"/>
+                <w:b w:val="0"/>
+                <w:bCs w:val="0"/>
+                <w:sz w:val="20"/>
+                <w:szCs w:val="20"/>
+              </w:rPr>
+              <w:t>يقيس هل يعمل ضابط MFA على كل الاتصالات، كما رأيت في التطبيق 3.</w:t>
+            </w:r>
+          </w:p>
+        </w:tc>
+      </w:tr>
+      <w:tr>
+        <w:trPr>
+          <w:cantSplit/>
+        </w:trPr>
+        <w:tc>
+          <w:tcPr>
+            <w:tcW w:type="dxa" w:w="454"/>
+          </w:tcPr>
+          <w:p>
+            <w:pPr>
+              <w:bidi w:val="0"/>
+              <w:spacing w:after="20" w:line="252" w:lineRule="auto"/>
+              <w:jc w:val="left"/>
+            </w:pPr>
+            <w:r/>
+            <w:r>
+              <w:rPr>
+                <w:rFonts w:ascii="Arial" w:hAnsi="Arial" w:cs="Arial" w:eastAsia="Arial"/>
+                <w:b w:val="0"/>
+                <w:bCs w:val="0"/>
+                <w:sz w:val="20"/>
+                <w:szCs w:val="20"/>
+              </w:rPr>
+              <w:t>4</w:t>
+            </w:r>
+          </w:p>
+        </w:tc>
+        <w:tc>
+          <w:tcPr>
+            <w:tcW w:type="dxa" w:w="1361"/>
+          </w:tcPr>
+          <w:p>
+            <w:pPr>
+              <w:bidi/>
+              <w:spacing w:after="20" w:line="252" w:lineRule="auto"/>
+            </w:pPr>
+            <w:r/>
+            <w:r>
+              <w:rPr>
+                <w:rFonts w:ascii="Arial" w:hAnsi="Arial" w:cs="Arial" w:eastAsia="Arial"/>
+                <w:b w:val="0"/>
+                <w:bCs w:val="0"/>
+                <w:sz w:val="20"/>
+                <w:szCs w:val="20"/>
+              </w:rPr>
+              <w:t>KPI أو KCI</w:t>
+            </w:r>
+          </w:p>
+        </w:tc>
+        <w:tc>
+          <w:tcPr>
+            <w:tcW w:type="dxa" w:w="7824"/>
+          </w:tcPr>
+          <w:p>
+            <w:pPr>
+              <w:bidi/>
+              <w:spacing w:after="20" w:line="252" w:lineRule="auto"/>
+            </w:pPr>
+            <w:r/>
+            <w:r>
+              <w:rPr>
+                <w:rFonts w:ascii="Arial" w:hAnsi="Arial" w:cs="Arial" w:eastAsia="Arial"/>
+                <w:b w:val="0"/>
+                <w:bCs w:val="0"/>
+                <w:sz w:val="20"/>
+                <w:szCs w:val="20"/>
+              </w:rPr>
+              <w:t>يعتمد على الغرض: إن كان لمتابعة عملية التهيئة فهو KPI، وإن كان لإثبات أن ضابط التوعية يعمل فهو KCI. اكتب الغرض في تعريفه.</w:t>
+            </w:r>
+          </w:p>
+        </w:tc>
+      </w:tr>
+    </w:tbl>
+    <w:p>
+      <w:pPr>
+        <w:spacing w:after="40"/>
+      </w:pPr>
+    </w:p>
+    <w:p>
+      <w:pPr>
+        <w:pStyle w:val="Heading2"/>
+        <w:bidi/>
+      </w:pPr>
+      <w:r>
+        <w:rPr>
+          <w:rFonts w:ascii="Arial" w:hAnsi="Arial" w:cs="Arial" w:eastAsia="Arial"/>
+          <w:b w:val="0"/>
+          <w:bCs w:val="0"/>
+        </w:rPr>
+        <w:t>تعريف المؤشر الثاني (KRI)</w:t>
+      </w:r>
+    </w:p>
+    <w:tbl>
+      <w:tblPr>
+        <w:tblStyle w:val="TableGrid"/>
+        <w:bidiVisual/>
+        <w:tblW w:type="dxa" w:w="9637"/>
+        <w:jc w:val="center"/>
+        <w:tblLayout w:type="fixed"/>
+        <w:tblLook w:firstColumn="1" w:firstRow="1" w:lastColumn="0" w:lastRow="0" w:noHBand="0" w:noVBand="1" w:val="04A0"/>
+      </w:tblPr>
+      <w:tblGrid>
+        <w:gridCol w:w="2267"/>
+        <w:gridCol w:w="7370"/>
+      </w:tblGrid>
+      <w:tr>
+        <w:trPr>
+          <w:cantSplit/>
+        </w:trPr>
+        <w:tc>
+          <w:tcPr>
+            <w:tcW w:type="dxa" w:w="2268"/>
+            <w:shd w:val="clear" w:color="auto" w:fill="EEF2F8"/>
+          </w:tcPr>
+          <w:p>
+            <w:pPr>
+              <w:bidi/>
+              <w:spacing w:after="20" w:line="252" w:lineRule="auto"/>
+            </w:pPr>
+            <w:r/>
+            <w:r>
+              <w:rPr>
+                <w:rFonts w:ascii="Arial" w:hAnsi="Arial" w:cs="Arial" w:eastAsia="Arial"/>
+                <w:b w:val="1"/>
+                <w:bCs w:val="1"/>
+                <w:sz w:val="20"/>
+                <w:szCs w:val="20"/>
+              </w:rPr>
+              <w:t>ماذا يقيس؟</w:t>
+            </w:r>
+          </w:p>
+        </w:tc>
+        <w:tc>
+          <w:tcPr>
+            <w:tcW w:type="dxa" w:w="7370"/>
+          </w:tcPr>
+          <w:p>
+            <w:pPr>
+              <w:bidi/>
+              <w:spacing w:after="20" w:line="252" w:lineRule="auto"/>
+            </w:pPr>
+            <w:r/>
+            <w:r>
+              <w:rPr>
+                <w:rFonts w:ascii="Arial" w:hAnsi="Arial" w:cs="Arial" w:eastAsia="Arial"/>
+                <w:b w:val="0"/>
+                <w:bCs w:val="0"/>
+                <w:sz w:val="20"/>
+                <w:szCs w:val="20"/>
+              </w:rPr>
+              <w:t>من غادر وما زال حسابه نشطاً في نظام الرواتب.</w:t>
+            </w:r>
+          </w:p>
+        </w:tc>
+      </w:tr>
+      <w:tr>
+        <w:trPr>
+          <w:cantSplit/>
+        </w:trPr>
+        <w:tc>
+          <w:tcPr>
+            <w:tcW w:type="dxa" w:w="2268"/>
+            <w:shd w:val="clear" w:color="auto" w:fill="EEF2F8"/>
+          </w:tcPr>
+          <w:p>
+            <w:pPr>
+              <w:bidi/>
+              <w:spacing w:after="20" w:line="252" w:lineRule="auto"/>
+            </w:pPr>
+            <w:r/>
+            <w:r>
+              <w:rPr>
+                <w:rFonts w:ascii="Arial" w:hAnsi="Arial" w:cs="Arial" w:eastAsia="Arial"/>
+                <w:b w:val="1"/>
+                <w:bCs w:val="1"/>
+                <w:sz w:val="20"/>
+                <w:szCs w:val="20"/>
+              </w:rPr>
+              <w:t>طريقة الحساب</w:t>
+            </w:r>
+          </w:p>
+        </w:tc>
+        <w:tc>
+          <w:tcPr>
+            <w:tcW w:type="dxa" w:w="7370"/>
+          </w:tcPr>
+          <w:p>
+            <w:pPr>
+              <w:bidi/>
+              <w:spacing w:after="20" w:line="252" w:lineRule="auto"/>
+            </w:pPr>
+            <w:r/>
+            <w:r>
+              <w:rPr>
+                <w:rFonts w:ascii="Arial" w:hAnsi="Arial" w:cs="Arial" w:eastAsia="Arial"/>
+                <w:b w:val="0"/>
+                <w:bCs w:val="0"/>
+                <w:sz w:val="20"/>
+                <w:szCs w:val="20"/>
+              </w:rPr>
+              <w:t>عدد الحسابات النشطة لأصحابها في قائمة المغادرين.</w:t>
+            </w:r>
+          </w:p>
+        </w:tc>
+      </w:tr>
+      <w:tr>
+        <w:trPr>
+          <w:cantSplit/>
+        </w:trPr>
+        <w:tc>
+          <w:tcPr>
+            <w:tcW w:type="dxa" w:w="2268"/>
+            <w:shd w:val="clear" w:color="auto" w:fill="EEF2F8"/>
+          </w:tcPr>
+          <w:p>
+            <w:pPr>
+              <w:bidi/>
+              <w:spacing w:after="20" w:line="252" w:lineRule="auto"/>
+            </w:pPr>
+            <w:r/>
+            <w:r>
+              <w:rPr>
+                <w:rFonts w:ascii="Arial" w:hAnsi="Arial" w:cs="Arial" w:eastAsia="Arial"/>
+                <w:b w:val="1"/>
+                <w:bCs w:val="1"/>
+                <w:sz w:val="20"/>
+                <w:szCs w:val="20"/>
+              </w:rPr>
+              <w:t>المصدر</w:t>
+            </w:r>
+          </w:p>
+        </w:tc>
+        <w:tc>
+          <w:tcPr>
+            <w:tcW w:type="dxa" w:w="7370"/>
+          </w:tcPr>
+          <w:p>
+            <w:pPr>
+              <w:bidi/>
+              <w:spacing w:after="20" w:line="252" w:lineRule="auto"/>
+            </w:pPr>
+            <w:r/>
+            <w:r>
+              <w:rPr>
+                <w:rFonts w:ascii="Arial" w:hAnsi="Arial" w:cs="Arial" w:eastAsia="Arial"/>
+                <w:b w:val="0"/>
+                <w:bCs w:val="0"/>
+                <w:sz w:val="20"/>
+                <w:szCs w:val="20"/>
+              </w:rPr>
+              <w:t>قائمة المغادرين من الموارد البشرية، وتصدير الحسابات النشطة.</w:t>
+            </w:r>
+          </w:p>
+        </w:tc>
+      </w:tr>
+      <w:tr>
+        <w:trPr>
+          <w:cantSplit/>
+        </w:trPr>
+        <w:tc>
+          <w:tcPr>
+            <w:tcW w:type="dxa" w:w="2268"/>
+            <w:shd w:val="clear" w:color="auto" w:fill="EEF2F8"/>
+          </w:tcPr>
+          <w:p>
+            <w:pPr>
+              <w:bidi/>
+              <w:spacing w:after="20" w:line="252" w:lineRule="auto"/>
+            </w:pPr>
+            <w:r/>
+            <w:r>
+              <w:rPr>
+                <w:rFonts w:ascii="Arial" w:hAnsi="Arial" w:cs="Arial" w:eastAsia="Arial"/>
+                <w:b w:val="1"/>
+                <w:bCs w:val="1"/>
+                <w:sz w:val="20"/>
+                <w:szCs w:val="20"/>
+              </w:rPr>
+              <w:t>المالك</w:t>
+            </w:r>
+          </w:p>
+        </w:tc>
+        <w:tc>
+          <w:tcPr>
+            <w:tcW w:type="dxa" w:w="7370"/>
+          </w:tcPr>
+          <w:p>
+            <w:pPr>
+              <w:bidi/>
+              <w:spacing w:after="20" w:line="252" w:lineRule="auto"/>
+            </w:pPr>
+            <w:r/>
+            <w:r>
+              <w:rPr>
+                <w:rFonts w:ascii="Arial" w:hAnsi="Arial" w:cs="Arial" w:eastAsia="Arial"/>
+                <w:b w:val="0"/>
+                <w:bCs w:val="0"/>
+                <w:sz w:val="20"/>
+                <w:szCs w:val="20"/>
+              </w:rPr>
+              <w:t>أ. منى، وتقنية المعلومات تعطّل.</w:t>
+            </w:r>
+          </w:p>
+        </w:tc>
+      </w:tr>
+      <w:tr>
+        <w:trPr>
+          <w:cantSplit/>
+        </w:trPr>
+        <w:tc>
+          <w:tcPr>
+            <w:tcW w:type="dxa" w:w="2268"/>
+            <w:shd w:val="clear" w:color="auto" w:fill="EEF2F8"/>
+          </w:tcPr>
+          <w:p>
+            <w:pPr>
+              <w:bidi/>
+              <w:spacing w:after="20" w:line="252" w:lineRule="auto"/>
+            </w:pPr>
+            <w:r/>
+            <w:r>
+              <w:rPr>
+                <w:rFonts w:ascii="Arial" w:hAnsi="Arial" w:cs="Arial" w:eastAsia="Arial"/>
+                <w:b w:val="1"/>
+                <w:bCs w:val="1"/>
+                <w:sz w:val="20"/>
+                <w:szCs w:val="20"/>
+              </w:rPr>
+              <w:t>الدورية</w:t>
+            </w:r>
+          </w:p>
+        </w:tc>
+        <w:tc>
+          <w:tcPr>
+            <w:tcW w:type="dxa" w:w="7370"/>
+          </w:tcPr>
+          <w:p>
+            <w:pPr>
+              <w:bidi/>
+              <w:spacing w:after="20" w:line="252" w:lineRule="auto"/>
+            </w:pPr>
+            <w:r/>
+            <w:r>
+              <w:rPr>
+                <w:rFonts w:ascii="Arial" w:hAnsi="Arial" w:cs="Arial" w:eastAsia="Arial"/>
+                <w:b w:val="0"/>
+                <w:bCs w:val="0"/>
+                <w:sz w:val="20"/>
+                <w:szCs w:val="20"/>
+              </w:rPr>
+              <w:t>شهري</w:t>
+            </w:r>
+          </w:p>
+        </w:tc>
+      </w:tr>
+      <w:tr>
+        <w:trPr>
+          <w:cantSplit/>
+        </w:trPr>
+        <w:tc>
+          <w:tcPr>
+            <w:tcW w:type="dxa" w:w="2268"/>
+            <w:shd w:val="clear" w:color="auto" w:fill="EEF2F8"/>
+          </w:tcPr>
+          <w:p>
+            <w:pPr>
+              <w:bidi/>
+              <w:spacing w:after="20" w:line="252" w:lineRule="auto"/>
+            </w:pPr>
+            <w:r/>
+            <w:r>
+              <w:rPr>
+                <w:rFonts w:ascii="Arial" w:hAnsi="Arial" w:cs="Arial" w:eastAsia="Arial"/>
+                <w:b w:val="1"/>
+                <w:bCs w:val="1"/>
+                <w:sz w:val="20"/>
+                <w:szCs w:val="20"/>
+              </w:rPr>
+              <w:t>ما يستدعي إجراءً</w:t>
+            </w:r>
+          </w:p>
+        </w:tc>
+        <w:tc>
+          <w:tcPr>
+            <w:tcW w:type="dxa" w:w="7370"/>
+          </w:tcPr>
+          <w:p>
+            <w:pPr>
+              <w:bidi/>
+              <w:spacing w:after="20" w:line="252" w:lineRule="auto"/>
+            </w:pPr>
+            <w:r/>
+            <w:r>
+              <w:rPr>
+                <w:rFonts w:ascii="Arial" w:hAnsi="Arial" w:cs="Arial" w:eastAsia="Arial"/>
+                <w:b w:val="0"/>
+                <w:bCs w:val="0"/>
+                <w:sz w:val="20"/>
+                <w:szCs w:val="20"/>
+              </w:rPr>
+              <w:t>أي رقم أكبر من صفر: تعطيل خلال يوم عمل، وإبلاغ مالك ضابط المغادرين.</w:t>
+            </w:r>
+          </w:p>
+        </w:tc>
+      </w:tr>
+    </w:tbl>
+    <w:p>
+      <w:pPr>
+        <w:spacing w:after="40"/>
+      </w:pPr>
+    </w:p>
+    <w:p>
+      <w:pPr>
+        <w:pStyle w:val="Heading2"/>
+        <w:bidi/>
+      </w:pPr>
+      <w:r>
+        <w:rPr>
+          <w:rFonts w:ascii="Arial" w:hAnsi="Arial" w:cs="Arial" w:eastAsia="Arial"/>
+          <w:b w:val="0"/>
+          <w:bCs w:val="0"/>
+        </w:rPr>
+        <w:t>أخطاء شائعة</w:t>
+      </w:r>
+    </w:p>
+    <w:p>
+      <w:pPr>
+        <w:bidi/>
+        <w:spacing w:after="60"/>
+        <w:ind w:right="283" w:hanging="255"/>
+      </w:pPr>
+      <w:r>
+        <w:rPr>
+          <w:rFonts w:ascii="Arial" w:hAnsi="Arial" w:cs="Arial" w:eastAsia="Arial"/>
+          <w:b w:val="0"/>
+          <w:bCs w:val="0"/>
+          <w:sz w:val="21"/>
+          <w:szCs w:val="21"/>
+        </w:rPr>
+        <w:t>• تصنيف المؤشر من اسمه لا من غرضه.</w:t>
+      </w:r>
+    </w:p>
+    <w:p>
+      <w:pPr>
+        <w:bidi/>
+        <w:spacing w:after="60"/>
+        <w:ind w:right="283" w:hanging="255"/>
+      </w:pPr>
+      <w:r>
+        <w:rPr>
+          <w:rFonts w:ascii="Arial" w:hAnsi="Arial" w:cs="Arial" w:eastAsia="Arial"/>
+          <w:b w:val="0"/>
+          <w:bCs w:val="0"/>
+          <w:sz w:val="21"/>
+          <w:szCs w:val="21"/>
+        </w:rPr>
+        <w:t>• مؤشر بلا حد يستدعي إجراءً: رقم يُجمع ولا يُستخدم.</w:t>
+      </w:r>
+    </w:p>
+    <w:p>
+      <w:pPr>
+        <w:pStyle w:val="Heading1"/>
+        <w:bidi/>
+      </w:pPr>
+      <w:r>
+        <w:rPr>
+          <w:rFonts w:ascii="Arial" w:hAnsi="Arial" w:cs="Arial" w:eastAsia="Arial"/>
+          <w:b w:val="0"/>
+          <w:bCs w:val="0"/>
+        </w:rPr>
+        <w:t>اختبار الوحدة 03: المفاهيم وتطبيقاتها</w:t>
+      </w:r>
+    </w:p>
+    <w:p>
+      <w:pPr>
+        <w:keepNext/>
+        <w:bidi/>
+        <w:spacing w:after="40"/>
+      </w:pPr>
+      <w:r>
+        <w:rPr>
+          <w:rFonts w:ascii="Arial" w:hAnsi="Arial" w:cs="Arial" w:eastAsia="Arial"/>
+          <w:b w:val="1"/>
+          <w:bCs w:val="1"/>
+          <w:sz w:val="21"/>
+          <w:szCs w:val="21"/>
+        </w:rPr>
+        <w:t>1. في مصفوفة RACI، كم «A» في كل نشاط؟</w:t>
+      </w:r>
+    </w:p>
+    <w:p>
+      <w:pPr>
+        <w:bidi/>
+        <w:spacing w:after="40"/>
+      </w:pPr>
+      <w:r>
+        <w:rPr>
+          <w:rFonts w:ascii="Arial" w:hAnsi="Arial" w:cs="Arial" w:eastAsia="Arial"/>
+          <w:b w:val="0"/>
+          <w:bCs w:val="0"/>
+          <w:sz w:val="21"/>
+          <w:szCs w:val="21"/>
+        </w:rPr>
+        <w:t>الإجابة: (أ) واحد فقط</w:t>
+      </w:r>
+    </w:p>
+    <w:p>
+      <w:pPr>
+        <w:bidi/>
+        <w:spacing w:after="60"/>
+        <w:ind w:right="283" w:hanging="255"/>
+      </w:pPr>
+      <w:r>
+        <w:rPr>
+          <w:rFonts w:ascii="Arial" w:hAnsi="Arial" w:cs="Arial" w:eastAsia="Arial"/>
+          <w:b w:val="0"/>
+          <w:bCs w:val="0"/>
+          <w:sz w:val="21"/>
+          <w:szCs w:val="21"/>
+        </w:rPr>
+        <w:t>• لماذا: شخص واحد يُحاسَب على النتيجة.</w:t>
+      </w:r>
+    </w:p>
+    <w:p>
+      <w:pPr>
+        <w:bidi/>
+        <w:spacing w:after="60"/>
+        <w:ind w:right="283" w:hanging="255"/>
+      </w:pPr>
+      <w:r>
+        <w:rPr>
+          <w:rFonts w:ascii="Arial" w:hAnsi="Arial" w:cs="Arial" w:eastAsia="Arial"/>
+          <w:b w:val="0"/>
+          <w:bCs w:val="0"/>
+          <w:sz w:val="21"/>
+          <w:szCs w:val="21"/>
+        </w:rPr>
+        <w:t>• لماذا ليس (ب): تعدد A يضيّع المساءلة.</w:t>
+      </w:r>
+    </w:p>
+    <w:p>
+      <w:pPr>
+        <w:keepNext/>
+        <w:bidi/>
+        <w:spacing w:after="40"/>
+      </w:pPr>
+      <w:r>
+        <w:rPr>
+          <w:rFonts w:ascii="Arial" w:hAnsi="Arial" w:cs="Arial" w:eastAsia="Arial"/>
+          <w:b w:val="1"/>
+          <w:bCs w:val="1"/>
+          <w:sz w:val="21"/>
+          <w:szCs w:val="21"/>
+        </w:rPr>
+        <w:t>2. أي صياغة خطر أفضل؟</w:t>
+      </w:r>
+    </w:p>
+    <w:p>
+      <w:pPr>
+        <w:bidi/>
+        <w:spacing w:after="40"/>
+      </w:pPr>
+      <w:r>
+        <w:rPr>
+          <w:rFonts w:ascii="Arial" w:hAnsi="Arial" w:cs="Arial" w:eastAsia="Arial"/>
+          <w:b w:val="0"/>
+          <w:bCs w:val="0"/>
+          <w:sz w:val="21"/>
+          <w:szCs w:val="21"/>
+        </w:rPr>
+        <w:t>الإجابة: (ب) بسبب غياب MFA على VPN، قد تُستغل كلمة مرور مسروقة للدخول، مما يؤدي إلى الاطلاع على بيانات الرواتب</w:t>
+      </w:r>
+    </w:p>
+    <w:p>
+      <w:pPr>
+        <w:bidi/>
+        <w:spacing w:after="60"/>
+        <w:ind w:right="283" w:hanging="255"/>
+      </w:pPr>
+      <w:r>
+        <w:rPr>
+          <w:rFonts w:ascii="Arial" w:hAnsi="Arial" w:cs="Arial" w:eastAsia="Arial"/>
+          <w:b w:val="0"/>
+          <w:bCs w:val="0"/>
+          <w:sz w:val="21"/>
+          <w:szCs w:val="21"/>
+        </w:rPr>
+        <w:t>• لماذا: سبب، وحدث، وأثر.</w:t>
+      </w:r>
+    </w:p>
+    <w:p>
+      <w:pPr>
+        <w:bidi/>
+        <w:spacing w:after="60"/>
+        <w:ind w:right="283" w:hanging="255"/>
+      </w:pPr>
+      <w:r>
+        <w:rPr>
+          <w:rFonts w:ascii="Arial" w:hAnsi="Arial" w:cs="Arial" w:eastAsia="Arial"/>
+          <w:b w:val="0"/>
+          <w:bCs w:val="0"/>
+          <w:sz w:val="21"/>
+          <w:szCs w:val="21"/>
+        </w:rPr>
+        <w:t>• لماذا ليس (أ): هذه ثغرة، لا خطر.</w:t>
+      </w:r>
+    </w:p>
+    <w:p>
+      <w:pPr>
+        <w:bidi/>
+        <w:spacing w:after="60"/>
+        <w:ind w:right="283" w:hanging="255"/>
+      </w:pPr>
+      <w:r>
+        <w:rPr>
+          <w:rFonts w:ascii="Arial" w:hAnsi="Arial" w:cs="Arial" w:eastAsia="Arial"/>
+          <w:b w:val="0"/>
+          <w:bCs w:val="0"/>
+          <w:sz w:val="21"/>
+          <w:szCs w:val="21"/>
+        </w:rPr>
+        <w:t>• لماذا ليس (ج): عامة بلا سبب ولا أثر.</w:t>
+      </w:r>
+    </w:p>
+    <w:p>
+      <w:pPr>
+        <w:keepNext/>
+        <w:bidi/>
+        <w:spacing w:after="40"/>
+      </w:pPr>
+      <w:r>
+        <w:rPr>
+          <w:rFonts w:ascii="Arial" w:hAnsi="Arial" w:cs="Arial" w:eastAsia="Arial"/>
+          <w:b w:val="1"/>
+          <w:bCs w:val="1"/>
+          <w:sz w:val="21"/>
+          <w:szCs w:val="21"/>
+        </w:rPr>
+        <w:t>3. الخطر المتبقي هو:</w:t>
+      </w:r>
+    </w:p>
+    <w:p>
+      <w:pPr>
+        <w:bidi/>
+        <w:spacing w:after="40"/>
+      </w:pPr>
+      <w:r>
+        <w:rPr>
+          <w:rFonts w:ascii="Arial" w:hAnsi="Arial" w:cs="Arial" w:eastAsia="Arial"/>
+          <w:b w:val="0"/>
+          <w:bCs w:val="0"/>
+          <w:sz w:val="21"/>
+          <w:szCs w:val="21"/>
+        </w:rPr>
+        <w:t>الإجابة: (ب) الخطر بعد الضوابط المنفذة فعلاً</w:t>
+      </w:r>
+    </w:p>
+    <w:p>
+      <w:pPr>
+        <w:bidi/>
+        <w:spacing w:after="60"/>
+        <w:ind w:right="283" w:hanging="255"/>
+      </w:pPr>
+      <w:r>
+        <w:rPr>
+          <w:rFonts w:ascii="Arial" w:hAnsi="Arial" w:cs="Arial" w:eastAsia="Arial"/>
+          <w:b w:val="0"/>
+          <w:bCs w:val="0"/>
+          <w:sz w:val="21"/>
+          <w:szCs w:val="21"/>
+        </w:rPr>
+        <w:t>• لماذا: يُقدَّر بعد الضوابط، وبافتراضات مكتوبة عن فاعليتها.</w:t>
+      </w:r>
+    </w:p>
+    <w:p>
+      <w:pPr>
+        <w:bidi/>
+        <w:spacing w:after="60"/>
+        <w:ind w:right="283" w:hanging="255"/>
+      </w:pPr>
+      <w:r>
+        <w:rPr>
+          <w:rFonts w:ascii="Arial" w:hAnsi="Arial" w:cs="Arial" w:eastAsia="Arial"/>
+          <w:b w:val="0"/>
+          <w:bCs w:val="0"/>
+          <w:sz w:val="21"/>
+          <w:szCs w:val="21"/>
+        </w:rPr>
+        <w:t>• لماذا ليس (أ): هذا المتأصل.</w:t>
+      </w:r>
+    </w:p>
+    <w:p>
+      <w:pPr>
+        <w:keepNext/>
+        <w:bidi/>
+        <w:spacing w:after="40"/>
+      </w:pPr>
+      <w:r>
+        <w:rPr>
+          <w:rFonts w:ascii="Arial" w:hAnsi="Arial" w:cs="Arial" w:eastAsia="Arial"/>
+          <w:b w:val="1"/>
+          <w:bCs w:val="1"/>
+          <w:sz w:val="21"/>
+          <w:szCs w:val="21"/>
+        </w:rPr>
+        <w:t>4. إجراء مراجعة يستثني الحسابات الإدارية بنصه. ما نوع الفجوة؟</w:t>
+      </w:r>
+    </w:p>
+    <w:p>
+      <w:pPr>
+        <w:bidi/>
+        <w:spacing w:after="40"/>
+      </w:pPr>
+      <w:r>
+        <w:rPr>
+          <w:rFonts w:ascii="Arial" w:hAnsi="Arial" w:cs="Arial" w:eastAsia="Arial"/>
+          <w:b w:val="0"/>
+          <w:bCs w:val="0"/>
+          <w:sz w:val="21"/>
+          <w:szCs w:val="21"/>
+        </w:rPr>
+        <w:t>الإجابة: (أ) تصميم</w:t>
+      </w:r>
+    </w:p>
+    <w:p>
+      <w:pPr>
+        <w:bidi/>
+        <w:spacing w:after="60"/>
+        <w:ind w:right="283" w:hanging="255"/>
+      </w:pPr>
+      <w:r>
+        <w:rPr>
+          <w:rFonts w:ascii="Arial" w:hAnsi="Arial" w:cs="Arial" w:eastAsia="Arial"/>
+          <w:b w:val="0"/>
+          <w:bCs w:val="0"/>
+          <w:sz w:val="21"/>
+          <w:szCs w:val="21"/>
+        </w:rPr>
+        <w:t>• لماذا: الضابط كما صُمّم لا يغطي النطاق المطلوب.</w:t>
+      </w:r>
+    </w:p>
+    <w:p>
+      <w:pPr>
+        <w:bidi/>
+        <w:spacing w:after="60"/>
+        <w:ind w:right="283" w:hanging="255"/>
+      </w:pPr>
+      <w:r>
+        <w:rPr>
+          <w:rFonts w:ascii="Arial" w:hAnsi="Arial" w:cs="Arial" w:eastAsia="Arial"/>
+          <w:b w:val="0"/>
+          <w:bCs w:val="0"/>
+          <w:sz w:val="21"/>
+          <w:szCs w:val="21"/>
+        </w:rPr>
+        <w:t>• لماذا ليس (ج): التشغيل يُسأل عنه بعد التأكد أن التصميم يغطي الخطر.</w:t>
+      </w:r>
+    </w:p>
+    <w:p>
+      <w:pPr>
+        <w:keepNext/>
+        <w:bidi/>
+        <w:spacing w:after="40"/>
+      </w:pPr>
+      <w:r>
+        <w:rPr>
+          <w:rFonts w:ascii="Arial" w:hAnsi="Arial" w:cs="Arial" w:eastAsia="Arial"/>
+          <w:b w:val="1"/>
+          <w:bCs w:val="1"/>
+          <w:sz w:val="21"/>
+          <w:szCs w:val="21"/>
+        </w:rPr>
+        <w:t>5. «نسبة المراجعات المعتمدة في موعدها» أقرب إلى:</w:t>
+      </w:r>
+    </w:p>
+    <w:p>
+      <w:pPr>
+        <w:bidi/>
+        <w:spacing w:after="40"/>
+      </w:pPr>
+      <w:r>
+        <w:rPr>
+          <w:rFonts w:ascii="Arial" w:hAnsi="Arial" w:cs="Arial" w:eastAsia="Arial"/>
+          <w:b w:val="0"/>
+          <w:bCs w:val="0"/>
+          <w:sz w:val="21"/>
+          <w:szCs w:val="21"/>
+        </w:rPr>
+        <w:t>الإجابة: (ب) KCI</w:t>
+      </w:r>
+    </w:p>
+    <w:p>
+      <w:pPr>
+        <w:bidi/>
+        <w:spacing w:after="60"/>
+        <w:ind w:right="283" w:hanging="255"/>
+      </w:pPr>
+      <w:r>
+        <w:rPr>
+          <w:rFonts w:ascii="Arial" w:hAnsi="Arial" w:cs="Arial" w:eastAsia="Arial"/>
+          <w:b w:val="0"/>
+          <w:bCs w:val="0"/>
+          <w:sz w:val="21"/>
+          <w:szCs w:val="21"/>
+        </w:rPr>
+        <w:t>• لماذا: يقيس هل يعمل ضابط المراجعة.</w:t>
+      </w:r>
+    </w:p>
+    <w:p>
+      <w:pPr>
+        <w:bidi/>
+        <w:spacing w:after="60"/>
+        <w:ind w:right="283" w:hanging="255"/>
+      </w:pPr>
+      <w:r>
+        <w:rPr>
+          <w:rFonts w:ascii="Arial" w:hAnsi="Arial" w:cs="Arial" w:eastAsia="Arial"/>
+          <w:b w:val="0"/>
+          <w:bCs w:val="0"/>
+          <w:sz w:val="21"/>
+          <w:szCs w:val="21"/>
+        </w:rPr>
+        <w:t>• لماذا ليس (أ): KRI يقيس التعرض للخطر نفسه.</w:t>
+      </w:r>
+    </w:p>
+    <w:p>
+      <w:r>
+        <w:br w:type="page"/>
+      </w:r>
+    </w:p>
+    <w:p>
+      <w:pPr>
+        <w:pStyle w:val="Heading1"/>
+        <w:bidi/>
+      </w:pPr>
+      <w:r>
+        <w:rPr>
+          <w:rFonts w:ascii="Arial" w:hAnsi="Arial" w:cs="Arial" w:eastAsia="Arial"/>
+          <w:b w:val="0"/>
+          <w:bCs w:val="0"/>
+        </w:rPr>
+        <w:t>التمرين 11: ما الذي ينطبق على كل جهة؟</w:t>
+      </w:r>
+    </w:p>
+    <w:p>
+      <w:pPr>
+        <w:bidi/>
+      </w:pPr>
+      <w:r>
+        <w:rPr>
+          <w:rFonts w:ascii="Arial" w:hAnsi="Arial" w:cs="Arial" w:eastAsia="Arial"/>
+          <w:b w:val="0"/>
+          <w:bCs w:val="0"/>
+          <w:color w:val="555555"/>
+          <w:sz w:val="20"/>
+          <w:szCs w:val="20"/>
+        </w:rPr>
+        <w:t>الإجابة في العرض: الشريحتين 154 و155.</w:t>
       </w:r>
     </w:p>
     <w:p>
@@ -8695,6 +12692,11 @@
       </w:r>
     </w:p>
     <w:p>
+      <w:r>
+        <w:br w:type="page"/>
+      </w:r>
+    </w:p>
+    <w:p>
       <w:pPr>
         <w:pStyle w:val="Heading1"/>
         <w:bidi/>
@@ -8705,7 +12707,7 @@
           <w:b w:val="0"/>
           <w:bCs w:val="0"/>
         </w:rPr>
-        <w:t>التمرين 8: اختر الشهادة المناسبة</w:t>
+        <w:t>التمرين 12: مواءمة مراجعة الصلاحيات مع مرجعين</w:t>
       </w:r>
     </w:p>
     <w:p>
@@ -8721,7 +12723,858 @@
           <w:sz w:val="20"/>
           <w:szCs w:val="20"/>
         </w:rPr>
-        <w:t>الإجابة في العرض: الشريحة 137.</w:t>
+        <w:t>الإجابة في العرض: الشريحة 158.</w:t>
+      </w:r>
+    </w:p>
+    <w:p>
+      <w:pPr>
+        <w:pStyle w:val="Heading2"/>
+        <w:bidi/>
+      </w:pPr>
+      <w:r>
+        <w:rPr>
+          <w:rFonts w:ascii="Arial" w:hAnsi="Arial" w:cs="Arial" w:eastAsia="Arial"/>
+          <w:b w:val="0"/>
+          <w:bCs w:val="0"/>
+        </w:rPr>
+        <w:t>طريقة الحل</w:t>
+      </w:r>
+    </w:p>
+    <w:p>
+      <w:pPr>
+        <w:bidi/>
+        <w:spacing w:after="60"/>
+      </w:pPr>
+      <w:r>
+        <w:rPr>
+          <w:rFonts w:ascii="Arial" w:hAnsi="Arial" w:cs="Arial" w:eastAsia="Arial"/>
+          <w:b w:val="1"/>
+          <w:bCs w:val="1"/>
+          <w:sz w:val="21"/>
+          <w:szCs w:val="21"/>
+        </w:rPr>
+        <w:t>1.</w:t>
+      </w:r>
+      <w:r>
+        <w:rPr>
+          <w:rFonts w:ascii="Arial" w:hAnsi="Arial" w:cs="Arial" w:eastAsia="Arial"/>
+          <w:b w:val="0"/>
+          <w:bCs w:val="0"/>
+          <w:sz w:val="21"/>
+          <w:szCs w:val="21"/>
+        </w:rPr>
+        <w:t xml:space="preserve"> اقرأ ما يطلبه كل مرجع بنصه، لا بعنوانه.</w:t>
+      </w:r>
+    </w:p>
+    <w:p>
+      <w:pPr>
+        <w:bidi/>
+        <w:spacing w:after="60"/>
+      </w:pPr>
+      <w:r>
+        <w:rPr>
+          <w:rFonts w:ascii="Arial" w:hAnsi="Arial" w:cs="Arial" w:eastAsia="Arial"/>
+          <w:b w:val="1"/>
+          <w:bCs w:val="1"/>
+          <w:sz w:val="21"/>
+          <w:szCs w:val="21"/>
+        </w:rPr>
+        <w:t>2.</w:t>
+      </w:r>
+      <w:r>
+        <w:rPr>
+          <w:rFonts w:ascii="Arial" w:hAnsi="Arial" w:cs="Arial" w:eastAsia="Arial"/>
+          <w:b w:val="0"/>
+          <w:bCs w:val="0"/>
+          <w:sz w:val="21"/>
+          <w:szCs w:val="21"/>
+        </w:rPr>
+        <w:t xml:space="preserve"> قارن نطاق الضابط الداخلي بنطاق المتطلب: الأنظمة، والحسابات، وخطوات دورة الحياة.</w:t>
+      </w:r>
+    </w:p>
+    <w:p>
+      <w:pPr>
+        <w:bidi/>
+        <w:spacing w:after="60"/>
+      </w:pPr>
+      <w:r>
+        <w:rPr>
+          <w:rFonts w:ascii="Arial" w:hAnsi="Arial" w:cs="Arial" w:eastAsia="Arial"/>
+          <w:b w:val="1"/>
+          <w:bCs w:val="1"/>
+          <w:sz w:val="21"/>
+          <w:szCs w:val="21"/>
+        </w:rPr>
+        <w:t>3.</w:t>
+      </w:r>
+      <w:r>
+        <w:rPr>
+          <w:rFonts w:ascii="Arial" w:hAnsi="Arial" w:cs="Arial" w:eastAsia="Arial"/>
+          <w:b w:val="0"/>
+          <w:bCs w:val="0"/>
+          <w:sz w:val="21"/>
+          <w:szCs w:val="21"/>
+        </w:rPr>
+        <w:t xml:space="preserve"> احكم: كلي أم جزئي، واكتب ما ينقص.</w:t>
+      </w:r>
+    </w:p>
+    <w:p>
+      <w:pPr>
+        <w:bidi/>
+        <w:spacing w:after="60"/>
+      </w:pPr>
+      <w:r>
+        <w:rPr>
+          <w:rFonts w:ascii="Arial" w:hAnsi="Arial" w:cs="Arial" w:eastAsia="Arial"/>
+          <w:b w:val="1"/>
+          <w:bCs w:val="1"/>
+          <w:sz w:val="21"/>
+          <w:szCs w:val="21"/>
+        </w:rPr>
+        <w:t>4.</w:t>
+      </w:r>
+      <w:r>
+        <w:rPr>
+          <w:rFonts w:ascii="Arial" w:hAnsi="Arial" w:cs="Arial" w:eastAsia="Arial"/>
+          <w:b w:val="0"/>
+          <w:bCs w:val="0"/>
+          <w:sz w:val="21"/>
+          <w:szCs w:val="21"/>
+        </w:rPr>
+        <w:t xml:space="preserve"> حدد الأدلة المشتركة، وتذكر أن المواءمة لا تثبت التشغيل.</w:t>
+      </w:r>
+    </w:p>
+    <w:tbl>
+      <w:tblPr>
+        <w:tblStyle w:val="TableGrid"/>
+        <w:bidiVisual/>
+        <w:tblW w:type="dxa" w:w="9637"/>
+        <w:jc w:val="center"/>
+        <w:tblLayout w:type="fixed"/>
+        <w:tblLook w:firstColumn="1" w:firstRow="1" w:lastColumn="0" w:lastRow="0" w:noHBand="0" w:noVBand="1" w:val="04A0"/>
+      </w:tblPr>
+      <w:tblGrid>
+        <w:gridCol w:w="1814"/>
+        <w:gridCol w:w="1133"/>
+        <w:gridCol w:w="6689"/>
+      </w:tblGrid>
+      <w:tr>
+        <w:trPr>
+          <w:cantSplit/>
+          <w:tblHeader/>
+        </w:trPr>
+        <w:tc>
+          <w:tcPr>
+            <w:tcW w:type="dxa" w:w="1814"/>
+            <w:shd w:val="clear" w:color="auto" w:fill="D9E2F3"/>
+          </w:tcPr>
+          <w:p>
+            <w:pPr>
+              <w:bidi/>
+              <w:spacing w:after="20" w:line="252" w:lineRule="auto"/>
+            </w:pPr>
+            <w:r/>
+            <w:r>
+              <w:rPr>
+                <w:rFonts w:ascii="Arial" w:hAnsi="Arial" w:cs="Arial" w:eastAsia="Arial"/>
+                <w:b w:val="1"/>
+                <w:bCs w:val="1"/>
+                <w:sz w:val="20"/>
+                <w:szCs w:val="20"/>
+              </w:rPr>
+              <w:t>المرجع</w:t>
+            </w:r>
+          </w:p>
+        </w:tc>
+        <w:tc>
+          <w:tcPr>
+            <w:tcW w:type="dxa" w:w="1134"/>
+            <w:shd w:val="clear" w:color="auto" w:fill="D9E2F3"/>
+          </w:tcPr>
+          <w:p>
+            <w:pPr>
+              <w:bidi/>
+              <w:spacing w:after="20" w:line="252" w:lineRule="auto"/>
+            </w:pPr>
+            <w:r/>
+            <w:r>
+              <w:rPr>
+                <w:rFonts w:ascii="Arial" w:hAnsi="Arial" w:cs="Arial" w:eastAsia="Arial"/>
+                <w:b w:val="1"/>
+                <w:bCs w:val="1"/>
+                <w:sz w:val="20"/>
+                <w:szCs w:val="20"/>
+              </w:rPr>
+              <w:t>التغطية</w:t>
+            </w:r>
+          </w:p>
+        </w:tc>
+        <w:tc>
+          <w:tcPr>
+            <w:tcW w:type="dxa" w:w="6690"/>
+            <w:shd w:val="clear" w:color="auto" w:fill="D9E2F3"/>
+          </w:tcPr>
+          <w:p>
+            <w:pPr>
+              <w:bidi/>
+              <w:spacing w:after="20" w:line="252" w:lineRule="auto"/>
+            </w:pPr>
+            <w:r/>
+            <w:r>
+              <w:rPr>
+                <w:rFonts w:ascii="Arial" w:hAnsi="Arial" w:cs="Arial" w:eastAsia="Arial"/>
+                <w:b w:val="1"/>
+                <w:bCs w:val="1"/>
+                <w:sz w:val="20"/>
+                <w:szCs w:val="20"/>
+              </w:rPr>
+              <w:t>لماذا</w:t>
+            </w:r>
+          </w:p>
+        </w:tc>
+      </w:tr>
+      <w:tr>
+        <w:trPr>
+          <w:cantSplit/>
+        </w:trPr>
+        <w:tc>
+          <w:tcPr>
+            <w:tcW w:type="dxa" w:w="1814"/>
+          </w:tcPr>
+          <w:p>
+            <w:pPr>
+              <w:bidi w:val="0"/>
+              <w:spacing w:after="20" w:line="252" w:lineRule="auto"/>
+              <w:jc w:val="left"/>
+            </w:pPr>
+            <w:r/>
+            <w:r>
+              <w:rPr>
+                <w:rFonts w:ascii="Arial" w:hAnsi="Arial" w:cs="Arial" w:eastAsia="Arial"/>
+                <w:b w:val="0"/>
+                <w:bCs w:val="0"/>
+                <w:sz w:val="20"/>
+                <w:szCs w:val="20"/>
+              </w:rPr>
+              <w:t>ECC ‎2-2-3-5‎</w:t>
+            </w:r>
+          </w:p>
+        </w:tc>
+        <w:tc>
+          <w:tcPr>
+            <w:tcW w:type="dxa" w:w="1134"/>
+          </w:tcPr>
+          <w:p>
+            <w:pPr>
+              <w:bidi/>
+              <w:spacing w:after="20" w:line="252" w:lineRule="auto"/>
+            </w:pPr>
+            <w:r/>
+            <w:r>
+              <w:rPr>
+                <w:rFonts w:ascii="Arial" w:hAnsi="Arial" w:cs="Arial" w:eastAsia="Arial"/>
+                <w:b w:val="0"/>
+                <w:bCs w:val="0"/>
+                <w:sz w:val="20"/>
+                <w:szCs w:val="20"/>
+              </w:rPr>
+              <w:t>جزئي</w:t>
+            </w:r>
+          </w:p>
+        </w:tc>
+        <w:tc>
+          <w:tcPr>
+            <w:tcW w:type="dxa" w:w="6690"/>
+          </w:tcPr>
+          <w:p>
+            <w:pPr>
+              <w:bidi/>
+              <w:spacing w:after="20" w:line="252" w:lineRule="auto"/>
+            </w:pPr>
+            <w:r/>
+            <w:r>
+              <w:rPr>
+                <w:rFonts w:ascii="Arial" w:hAnsi="Arial" w:cs="Arial" w:eastAsia="Arial"/>
+                <w:b w:val="0"/>
+                <w:bCs w:val="0"/>
+                <w:sz w:val="20"/>
+                <w:szCs w:val="20"/>
+              </w:rPr>
+              <w:t>الضابط يغطي نظام الرواتب، ثم تطبيق التتبع من الإصدار 1.1. البريد يغطيه إجراء آخر بفجوة في الحسابات الإدارية، وVPN بلا مراجعة.</w:t>
+            </w:r>
+          </w:p>
+        </w:tc>
+      </w:tr>
+      <w:tr>
+        <w:trPr>
+          <w:cantSplit/>
+        </w:trPr>
+        <w:tc>
+          <w:tcPr>
+            <w:tcW w:type="dxa" w:w="1814"/>
+          </w:tcPr>
+          <w:p>
+            <w:pPr>
+              <w:bidi w:val="0"/>
+              <w:spacing w:after="20" w:line="252" w:lineRule="auto"/>
+              <w:jc w:val="left"/>
+            </w:pPr>
+            <w:r/>
+            <w:r>
+              <w:rPr>
+                <w:rFonts w:ascii="Arial" w:hAnsi="Arial" w:cs="Arial" w:eastAsia="Arial"/>
+                <w:b w:val="0"/>
+                <w:bCs w:val="0"/>
+                <w:sz w:val="20"/>
+                <w:szCs w:val="20"/>
+              </w:rPr>
+              <w:t>ISO A.5.18</w:t>
+            </w:r>
+          </w:p>
+        </w:tc>
+        <w:tc>
+          <w:tcPr>
+            <w:tcW w:type="dxa" w:w="1134"/>
+          </w:tcPr>
+          <w:p>
+            <w:pPr>
+              <w:bidi/>
+              <w:spacing w:after="20" w:line="252" w:lineRule="auto"/>
+            </w:pPr>
+            <w:r/>
+            <w:r>
+              <w:rPr>
+                <w:rFonts w:ascii="Arial" w:hAnsi="Arial" w:cs="Arial" w:eastAsia="Arial"/>
+                <w:b w:val="0"/>
+                <w:bCs w:val="0"/>
+                <w:sz w:val="20"/>
+                <w:szCs w:val="20"/>
+              </w:rPr>
+              <w:t>جزئي</w:t>
+            </w:r>
+          </w:p>
+        </w:tc>
+        <w:tc>
+          <w:tcPr>
+            <w:tcW w:type="dxa" w:w="6690"/>
+          </w:tcPr>
+          <w:p>
+            <w:pPr>
+              <w:bidi/>
+              <w:spacing w:after="20" w:line="252" w:lineRule="auto"/>
+            </w:pPr>
+            <w:r/>
+            <w:r>
+              <w:rPr>
+                <w:rFonts w:ascii="Arial" w:hAnsi="Arial" w:cs="Arial" w:eastAsia="Arial"/>
+                <w:b w:val="0"/>
+                <w:bCs w:val="0"/>
+                <w:sz w:val="20"/>
+                <w:szCs w:val="20"/>
+              </w:rPr>
+              <w:t>الضابط يخدم المراجعة والإزالة، ولا يغطي منح الصلاحيات وتعديلها.</w:t>
+            </w:r>
+          </w:p>
+        </w:tc>
+      </w:tr>
+      <w:tr>
+        <w:trPr>
+          <w:cantSplit/>
+        </w:trPr>
+        <w:tc>
+          <w:tcPr>
+            <w:tcW w:type="dxa" w:w="1814"/>
+          </w:tcPr>
+          <w:p>
+            <w:pPr>
+              <w:bidi/>
+              <w:spacing w:after="20" w:line="252" w:lineRule="auto"/>
+            </w:pPr>
+            <w:r/>
+            <w:r>
+              <w:rPr>
+                <w:rFonts w:ascii="Arial" w:hAnsi="Arial" w:cs="Arial" w:eastAsia="Arial"/>
+                <w:b w:val="0"/>
+                <w:bCs w:val="0"/>
+                <w:sz w:val="20"/>
+                <w:szCs w:val="20"/>
+              </w:rPr>
+              <w:t>الأدلة</w:t>
+            </w:r>
+          </w:p>
+        </w:tc>
+        <w:tc>
+          <w:tcPr>
+            <w:tcW w:type="dxa" w:w="1134"/>
+          </w:tcPr>
+          <w:p>
+            <w:pPr>
+              <w:bidi/>
+              <w:spacing w:after="20" w:line="252" w:lineRule="auto"/>
+            </w:pPr>
+            <w:r/>
+            <w:r>
+              <w:rPr>
+                <w:rFonts w:ascii="Arial" w:hAnsi="Arial" w:cs="Arial" w:eastAsia="Arial"/>
+                <w:b w:val="0"/>
+                <w:bCs w:val="0"/>
+                <w:sz w:val="20"/>
+                <w:szCs w:val="20"/>
+              </w:rPr>
+              <w:t>مشتركة</w:t>
+            </w:r>
+          </w:p>
+        </w:tc>
+        <w:tc>
+          <w:tcPr>
+            <w:tcW w:type="dxa" w:w="6690"/>
+          </w:tcPr>
+          <w:p>
+            <w:pPr>
+              <w:bidi/>
+              <w:spacing w:after="20" w:line="252" w:lineRule="auto"/>
+            </w:pPr>
+            <w:r/>
+            <w:r>
+              <w:rPr>
+                <w:rFonts w:ascii="Arial" w:hAnsi="Arial" w:cs="Arial" w:eastAsia="Arial"/>
+                <w:b w:val="0"/>
+                <w:bCs w:val="0"/>
+                <w:sz w:val="20"/>
+                <w:szCs w:val="20"/>
+              </w:rPr>
+              <w:t>ملف المراجعة واعتماده يخدمان المراجعة في المرجعين، وتذاكر الإزالة تخدم الإزالة في ISO.</w:t>
+            </w:r>
+          </w:p>
+        </w:tc>
+      </w:tr>
+    </w:tbl>
+    <w:p>
+      <w:pPr>
+        <w:spacing w:after="40"/>
+      </w:pPr>
+    </w:p>
+    <w:tbl>
+      <w:tblPr>
+        <w:tblStyle w:val="TableGrid"/>
+        <w:bidiVisual/>
+        <w:tblW w:type="dxa" w:w="9637"/>
+        <w:jc w:val="center"/>
+        <w:tblLayout w:type="fixed"/>
+        <w:tblLook w:firstColumn="1" w:firstRow="1" w:lastColumn="0" w:lastRow="0" w:noHBand="0" w:noVBand="1" w:val="04A0"/>
+      </w:tblPr>
+      <w:tblGrid>
+        <w:gridCol w:w="9637"/>
+      </w:tblGrid>
+      <w:tr>
+        <w:tc>
+          <w:tcPr>
+            <w:tcW w:type="dxa" w:w="9638"/>
+            <w:shd w:val="clear" w:color="auto" w:fill="E6EDF4"/>
+          </w:tcPr>
+          <w:p>
+            <w:pPr>
+              <w:bidi/>
+              <w:spacing w:after="40"/>
+            </w:pPr>
+            <w:r/>
+            <w:r>
+              <w:rPr>
+                <w:rFonts w:ascii="Arial" w:hAnsi="Arial" w:cs="Arial" w:eastAsia="Arial"/>
+                <w:b w:val="1"/>
+                <w:bCs w:val="1"/>
+                <w:sz w:val="21"/>
+                <w:szCs w:val="21"/>
+              </w:rPr>
+              <w:t>تنبيه:</w:t>
+            </w:r>
+            <w:r>
+              <w:rPr>
+                <w:rFonts w:ascii="Arial" w:hAnsi="Arial" w:cs="Arial" w:eastAsia="Arial"/>
+                <w:b w:val="0"/>
+                <w:bCs w:val="0"/>
+                <w:sz w:val="21"/>
+                <w:szCs w:val="21"/>
+              </w:rPr>
+              <w:t xml:space="preserve"> </w:t>
+            </w:r>
+            <w:r>
+              <w:rPr>
+                <w:rFonts w:ascii="Arial" w:hAnsi="Arial" w:cs="Arial" w:eastAsia="Arial"/>
+                <w:b w:val="0"/>
+                <w:bCs w:val="0"/>
+                <w:sz w:val="21"/>
+                <w:szCs w:val="21"/>
+              </w:rPr>
+              <w:t>عناوين ضوابط ISO/IEC ‏27001:2022 مذكورة بإيجاز. طابقها مع نسختك المرخصة من المعيار قبل الاستشهاد بنصها.</w:t>
+            </w:r>
+          </w:p>
+        </w:tc>
+      </w:tr>
+    </w:tbl>
+    <w:p>
+      <w:pPr>
+        <w:spacing w:after="40"/>
+      </w:pPr>
+    </w:p>
+    <w:p>
+      <w:pPr>
+        <w:pStyle w:val="Heading2"/>
+        <w:bidi/>
+      </w:pPr>
+      <w:r>
+        <w:rPr>
+          <w:rFonts w:ascii="Arial" w:hAnsi="Arial" w:cs="Arial" w:eastAsia="Arial"/>
+          <w:b w:val="0"/>
+          <w:bCs w:val="0"/>
+        </w:rPr>
+        <w:t>أخطاء شائعة</w:t>
+      </w:r>
+    </w:p>
+    <w:p>
+      <w:pPr>
+        <w:bidi/>
+        <w:spacing w:after="60"/>
+        <w:ind w:right="283" w:hanging="255"/>
+      </w:pPr>
+      <w:r>
+        <w:rPr>
+          <w:rFonts w:ascii="Arial" w:hAnsi="Arial" w:cs="Arial" w:eastAsia="Arial"/>
+          <w:b w:val="0"/>
+          <w:bCs w:val="0"/>
+          <w:sz w:val="21"/>
+          <w:szCs w:val="21"/>
+        </w:rPr>
+        <w:t>• كتابة «متوافق» لأن العنوانين متشابهان.</w:t>
+      </w:r>
+    </w:p>
+    <w:p>
+      <w:pPr>
+        <w:bidi/>
+        <w:spacing w:after="60"/>
+        <w:ind w:right="283" w:hanging="255"/>
+      </w:pPr>
+      <w:r>
+        <w:rPr>
+          <w:rFonts w:ascii="Arial" w:hAnsi="Arial" w:cs="Arial" w:eastAsia="Arial"/>
+          <w:b w:val="0"/>
+          <w:bCs w:val="0"/>
+          <w:sz w:val="21"/>
+          <w:szCs w:val="21"/>
+        </w:rPr>
+        <w:t>• نسيان أن الضابط نفسه فيه فجوة تشغيل، فالمواءمة لا تعني الالتزام.</w:t>
+      </w:r>
+    </w:p>
+    <w:p>
+      <w:pPr>
+        <w:pStyle w:val="Heading1"/>
+        <w:bidi/>
+      </w:pPr>
+      <w:r>
+        <w:rPr>
+          <w:rFonts w:ascii="Arial" w:hAnsi="Arial" w:cs="Arial" w:eastAsia="Arial"/>
+          <w:b w:val="0"/>
+          <w:bCs w:val="0"/>
+        </w:rPr>
+        <w:t>اختبار الوحدة 04: الأطر والانطباق</w:t>
+      </w:r>
+    </w:p>
+    <w:p>
+      <w:pPr>
+        <w:keepNext/>
+        <w:bidi/>
+        <w:spacing w:after="40"/>
+      </w:pPr>
+      <w:r>
+        <w:rPr>
+          <w:rFonts w:ascii="Arial" w:hAnsi="Arial" w:cs="Arial" w:eastAsia="Arial"/>
+          <w:b w:val="1"/>
+          <w:bCs w:val="1"/>
+          <w:sz w:val="21"/>
+          <w:szCs w:val="21"/>
+        </w:rPr>
+        <w:t>1. هل ECC-2:2024 ملزمة لشركة توصيل خاصة لا تتبع جهة حكومية؟</w:t>
+      </w:r>
+    </w:p>
+    <w:p>
+      <w:pPr>
+        <w:bidi/>
+        <w:spacing w:after="40"/>
+      </w:pPr>
+      <w:r>
+        <w:rPr>
+          <w:rFonts w:ascii="Arial" w:hAnsi="Arial" w:cs="Arial" w:eastAsia="Arial"/>
+          <w:b w:val="0"/>
+          <w:bCs w:val="0"/>
+          <w:sz w:val="21"/>
+          <w:szCs w:val="21"/>
+        </w:rPr>
+        <w:t>الإجابة: (ب) لا، ويمكنها تبنيها طوعاً</w:t>
+      </w:r>
+    </w:p>
+    <w:p>
+      <w:pPr>
+        <w:bidi/>
+        <w:spacing w:after="60"/>
+        <w:ind w:right="283" w:hanging="255"/>
+      </w:pPr>
+      <w:r>
+        <w:rPr>
+          <w:rFonts w:ascii="Arial" w:hAnsi="Arial" w:cs="Arial" w:eastAsia="Arial"/>
+          <w:b w:val="0"/>
+          <w:bCs w:val="0"/>
+          <w:sz w:val="21"/>
+          <w:szCs w:val="21"/>
+        </w:rPr>
+        <w:t>• لماذا: نطاقها الجهات الحكومية والتابعة لها وجهات البنية التحتية الوطنية الحساسة.</w:t>
+      </w:r>
+    </w:p>
+    <w:p>
+      <w:pPr>
+        <w:bidi/>
+        <w:spacing w:after="60"/>
+        <w:ind w:right="283" w:hanging="255"/>
+      </w:pPr>
+      <w:r>
+        <w:rPr>
+          <w:rFonts w:ascii="Arial" w:hAnsi="Arial" w:cs="Arial" w:eastAsia="Arial"/>
+          <w:b w:val="0"/>
+          <w:bCs w:val="0"/>
+          <w:sz w:val="21"/>
+          <w:szCs w:val="21"/>
+        </w:rPr>
+        <w:t>• لماذا ليس (ج): لا يوجد هذا الشرط في نطاقها.</w:t>
+      </w:r>
+    </w:p>
+    <w:p>
+      <w:pPr>
+        <w:keepNext/>
+        <w:bidi/>
+        <w:spacing w:after="40"/>
+      </w:pPr>
+      <w:r>
+        <w:rPr>
+          <w:rFonts w:ascii="Arial" w:hAnsi="Arial" w:cs="Arial" w:eastAsia="Arial"/>
+          <w:b w:val="1"/>
+          <w:bCs w:val="1"/>
+          <w:sz w:val="21"/>
+          <w:szCs w:val="21"/>
+        </w:rPr>
+        <w:t>2. ضابط داخلي يشبه ضابطاً في ISO ‏27001. ماذا تستنتج؟</w:t>
+      </w:r>
+    </w:p>
+    <w:p>
+      <w:pPr>
+        <w:bidi/>
+        <w:spacing w:after="40"/>
+      </w:pPr>
+      <w:r>
+        <w:rPr>
+          <w:rFonts w:ascii="Arial" w:hAnsi="Arial" w:cs="Arial" w:eastAsia="Arial"/>
+          <w:b w:val="0"/>
+          <w:bCs w:val="0"/>
+          <w:sz w:val="21"/>
+          <w:szCs w:val="21"/>
+        </w:rPr>
+        <w:t>الإجابة: (ب) تحتاج أن تتحقق: هل يغطي المتطلب كلياً أم جزئياً، وهل يعمل</w:t>
+      </w:r>
+    </w:p>
+    <w:p>
+      <w:pPr>
+        <w:bidi/>
+        <w:spacing w:after="60"/>
+        <w:ind w:right="283" w:hanging="255"/>
+      </w:pPr>
+      <w:r>
+        <w:rPr>
+          <w:rFonts w:ascii="Arial" w:hAnsi="Arial" w:cs="Arial" w:eastAsia="Arial"/>
+          <w:b w:val="0"/>
+          <w:bCs w:val="0"/>
+          <w:sz w:val="21"/>
+          <w:szCs w:val="21"/>
+        </w:rPr>
+        <w:t>• لماذا: التشابه بداية المواءمة، لا دليل الالتزام.</w:t>
+      </w:r>
+    </w:p>
+    <w:p>
+      <w:pPr>
+        <w:bidi/>
+        <w:spacing w:after="60"/>
+        <w:ind w:right="283" w:hanging="255"/>
+      </w:pPr>
+      <w:r>
+        <w:rPr>
+          <w:rFonts w:ascii="Arial" w:hAnsi="Arial" w:cs="Arial" w:eastAsia="Arial"/>
+          <w:b w:val="0"/>
+          <w:bCs w:val="0"/>
+          <w:sz w:val="21"/>
+          <w:szCs w:val="21"/>
+        </w:rPr>
+        <w:t>• لماذا ليس (أ): لا التزام بلا تغطية مثبتة وأدلة تشغيل.</w:t>
+      </w:r>
+    </w:p>
+    <w:p>
+      <w:pPr>
+        <w:keepNext/>
+        <w:bidi/>
+        <w:spacing w:after="40"/>
+      </w:pPr>
+      <w:r>
+        <w:rPr>
+          <w:rFonts w:ascii="Arial" w:hAnsi="Arial" w:cs="Arial" w:eastAsia="Arial"/>
+          <w:b w:val="1"/>
+          <w:bCs w:val="1"/>
+          <w:sz w:val="21"/>
+          <w:szCs w:val="21"/>
+        </w:rPr>
+        <w:t>3. ما الفرق بين NIST CSF وNIST RMF؟</w:t>
+      </w:r>
+    </w:p>
+    <w:p>
+      <w:pPr>
+        <w:bidi/>
+        <w:spacing w:after="40"/>
+      </w:pPr>
+      <w:r>
+        <w:rPr>
+          <w:rFonts w:ascii="Arial" w:hAnsi="Arial" w:cs="Arial" w:eastAsia="Arial"/>
+          <w:b w:val="0"/>
+          <w:bCs w:val="0"/>
+          <w:sz w:val="21"/>
+          <w:szCs w:val="21"/>
+        </w:rPr>
+        <w:t>الإجابة: (ب) CSF إطار نتائج للجهة كلها، وRMF عملية من سبع خطوات لإدارة مخاطر نظام</w:t>
+      </w:r>
+    </w:p>
+    <w:p>
+      <w:pPr>
+        <w:bidi/>
+        <w:spacing w:after="60"/>
+        <w:ind w:right="283" w:hanging="255"/>
+      </w:pPr>
+      <w:r>
+        <w:rPr>
+          <w:rFonts w:ascii="Arial" w:hAnsi="Arial" w:cs="Arial" w:eastAsia="Arial"/>
+          <w:b w:val="0"/>
+          <w:bCs w:val="0"/>
+          <w:sz w:val="21"/>
+          <w:szCs w:val="21"/>
+        </w:rPr>
+        <w:t>• لماذا: يكمل أحدهما الآخر، ويعملان على مستويين مختلفين.</w:t>
+      </w:r>
+    </w:p>
+    <w:p>
+      <w:pPr>
+        <w:bidi/>
+        <w:spacing w:after="60"/>
+        <w:ind w:right="283" w:hanging="255"/>
+      </w:pPr>
+      <w:r>
+        <w:rPr>
+          <w:rFonts w:ascii="Arial" w:hAnsi="Arial" w:cs="Arial" w:eastAsia="Arial"/>
+          <w:b w:val="0"/>
+          <w:bCs w:val="0"/>
+          <w:sz w:val="21"/>
+          <w:szCs w:val="21"/>
+        </w:rPr>
+        <w:t>• لماذا ليس (ج): RMF وثيقة مستقلة: SP ‏800-37.</w:t>
+      </w:r>
+    </w:p>
+    <w:p>
+      <w:pPr>
+        <w:keepNext/>
+        <w:bidi/>
+        <w:spacing w:after="40"/>
+      </w:pPr>
+      <w:r>
+        <w:rPr>
+          <w:rFonts w:ascii="Arial" w:hAnsi="Arial" w:cs="Arial" w:eastAsia="Arial"/>
+          <w:b w:val="1"/>
+          <w:bCs w:val="1"/>
+          <w:sz w:val="21"/>
+          <w:szCs w:val="21"/>
+        </w:rPr>
+        <w:t>4. تقييم الفجوات يجيب عن:</w:t>
+      </w:r>
+    </w:p>
+    <w:p>
+      <w:pPr>
+        <w:bidi/>
+        <w:spacing w:after="40"/>
+      </w:pPr>
+      <w:r>
+        <w:rPr>
+          <w:rFonts w:ascii="Arial" w:hAnsi="Arial" w:cs="Arial" w:eastAsia="Arial"/>
+          <w:b w:val="0"/>
+          <w:bCs w:val="0"/>
+          <w:sz w:val="21"/>
+          <w:szCs w:val="21"/>
+        </w:rPr>
+        <w:t>الإجابة: (ب) ما الفرق بين الوضع القائم ومتطلب محدد؟</w:t>
+      </w:r>
+    </w:p>
+    <w:p>
+      <w:pPr>
+        <w:bidi/>
+        <w:spacing w:after="60"/>
+        <w:ind w:right="283" w:hanging="255"/>
+      </w:pPr>
+      <w:r>
+        <w:rPr>
+          <w:rFonts w:ascii="Arial" w:hAnsi="Arial" w:cs="Arial" w:eastAsia="Arial"/>
+          <w:b w:val="0"/>
+          <w:bCs w:val="0"/>
+          <w:sz w:val="21"/>
+          <w:szCs w:val="21"/>
+        </w:rPr>
+        <w:t>• لماذا: نتيجته قائمة فجوات مقابل متطلبات.</w:t>
+      </w:r>
+    </w:p>
+    <w:p>
+      <w:pPr>
+        <w:bidi/>
+        <w:spacing w:after="60"/>
+        <w:ind w:right="283" w:hanging="255"/>
+      </w:pPr>
+      <w:r>
+        <w:rPr>
+          <w:rFonts w:ascii="Arial" w:hAnsi="Arial" w:cs="Arial" w:eastAsia="Arial"/>
+          <w:b w:val="0"/>
+          <w:bCs w:val="0"/>
+          <w:sz w:val="21"/>
+          <w:szCs w:val="21"/>
+        </w:rPr>
+        <w:t>• لماذا ليس (أ): هذا تقييم النضج.</w:t>
+      </w:r>
+    </w:p>
+    <w:p>
+      <w:pPr>
+        <w:pStyle w:val="Heading1"/>
+        <w:bidi/>
+      </w:pPr>
+      <w:r>
+        <w:rPr>
+          <w:rFonts w:ascii="Arial" w:hAnsi="Arial" w:cs="Arial" w:eastAsia="Arial"/>
+          <w:b w:val="0"/>
+          <w:bCs w:val="0"/>
+        </w:rPr>
+        <w:t>التمرين 13: اختر الشهادة المناسبة</w:t>
+      </w:r>
+    </w:p>
+    <w:p>
+      <w:pPr>
+        <w:bidi/>
+      </w:pPr>
+      <w:r>
+        <w:rPr>
+          <w:rFonts w:ascii="Arial" w:hAnsi="Arial" w:cs="Arial" w:eastAsia="Arial"/>
+          <w:b w:val="0"/>
+          <w:bCs w:val="0"/>
+          <w:color w:val="555555"/>
+          <w:sz w:val="20"/>
+          <w:szCs w:val="20"/>
+        </w:rPr>
+        <w:t>الإجابة في العرض: الشريحة 178.</w:t>
       </w:r>
     </w:p>
     <w:p>
@@ -9244,11 +14097,6 @@
       </w:r>
     </w:p>
     <w:p>
-      <w:r>
-        <w:br w:type="page"/>
-      </w:r>
-    </w:p>
-    <w:p>
       <w:pPr>
         <w:pStyle w:val="Heading1"/>
         <w:bidi/>
@@ -9259,7 +14107,210 @@
           <w:b w:val="0"/>
           <w:bCs w:val="0"/>
         </w:rPr>
-        <w:t>التمرين 9: صفحة مشروع تقييم الصلاحيات</w:t>
+        <w:t>اختبار الوحدة 05: الشهادات</w:t>
+      </w:r>
+    </w:p>
+    <w:p>
+      <w:pPr>
+        <w:keepNext/>
+        <w:bidi/>
+        <w:spacing w:after="40"/>
+      </w:pPr>
+      <w:r>
+        <w:rPr>
+          <w:rFonts w:ascii="Arial" w:hAnsi="Arial" w:cs="Arial" w:eastAsia="Arial"/>
+          <w:b w:val="1"/>
+          <w:bCs w:val="1"/>
+          <w:sz w:val="21"/>
+          <w:szCs w:val="21"/>
+        </w:rPr>
+        <w:t>1. خريج بلا خبرة يريد وظيفة GRC. أي شهادة أنسب الآن؟</w:t>
+      </w:r>
+    </w:p>
+    <w:p>
+      <w:pPr>
+        <w:bidi/>
+        <w:spacing w:after="40"/>
+      </w:pPr>
+      <w:r>
+        <w:rPr>
+          <w:rFonts w:ascii="Arial" w:hAnsi="Arial" w:cs="Arial" w:eastAsia="Arial"/>
+          <w:b w:val="0"/>
+          <w:bCs w:val="0"/>
+          <w:sz w:val="21"/>
+          <w:szCs w:val="21"/>
+        </w:rPr>
+        <w:t>الإجابة: (ب) ISC‏2 CC أو IT Risk Fundamentals</w:t>
+      </w:r>
+    </w:p>
+    <w:p>
+      <w:pPr>
+        <w:bidi/>
+        <w:spacing w:after="60"/>
+        <w:ind w:right="283" w:hanging="255"/>
+      </w:pPr>
+      <w:r>
+        <w:rPr>
+          <w:rFonts w:ascii="Arial" w:hAnsi="Arial" w:cs="Arial" w:eastAsia="Arial"/>
+          <w:b w:val="0"/>
+          <w:bCs w:val="0"/>
+          <w:sz w:val="21"/>
+          <w:szCs w:val="21"/>
+        </w:rPr>
+        <w:t>• لماذا: لا تشترط خبرة، وتبني الأساس.</w:t>
+      </w:r>
+    </w:p>
+    <w:p>
+      <w:pPr>
+        <w:bidi/>
+        <w:spacing w:after="60"/>
+        <w:ind w:right="283" w:hanging="255"/>
+      </w:pPr>
+      <w:r>
+        <w:rPr>
+          <w:rFonts w:ascii="Arial" w:hAnsi="Arial" w:cs="Arial" w:eastAsia="Arial"/>
+          <w:b w:val="0"/>
+          <w:bCs w:val="0"/>
+          <w:sz w:val="21"/>
+          <w:szCs w:val="21"/>
+        </w:rPr>
+        <w:t>• لماذا ليس (أ): تشترط خبرة سنوات قبل منحها.</w:t>
+      </w:r>
+    </w:p>
+    <w:p>
+      <w:pPr>
+        <w:bidi/>
+        <w:spacing w:after="60"/>
+        <w:ind w:right="283" w:hanging="255"/>
+      </w:pPr>
+      <w:r>
+        <w:rPr>
+          <w:rFonts w:ascii="Arial" w:hAnsi="Arial" w:cs="Arial" w:eastAsia="Arial"/>
+          <w:b w:val="0"/>
+          <w:bCs w:val="0"/>
+          <w:sz w:val="21"/>
+          <w:szCs w:val="21"/>
+        </w:rPr>
+        <w:t>• لماذا ليس (ج): تشترط خبرة أيضاً.</w:t>
+      </w:r>
+    </w:p>
+    <w:p>
+      <w:pPr>
+        <w:keepNext/>
+        <w:bidi/>
+        <w:spacing w:after="40"/>
+      </w:pPr>
+      <w:r>
+        <w:rPr>
+          <w:rFonts w:ascii="Arial" w:hAnsi="Arial" w:cs="Arial" w:eastAsia="Arial"/>
+          <w:b w:val="1"/>
+          <w:bCs w:val="1"/>
+          <w:sz w:val="21"/>
+          <w:szCs w:val="21"/>
+        </w:rPr>
+        <w:t>2. الفرق بين ISO ‏27001 Lead Implementer وLead Auditor:</w:t>
+      </w:r>
+    </w:p>
+    <w:p>
+      <w:pPr>
+        <w:bidi/>
+        <w:spacing w:after="40"/>
+      </w:pPr>
+      <w:r>
+        <w:rPr>
+          <w:rFonts w:ascii="Arial" w:hAnsi="Arial" w:cs="Arial" w:eastAsia="Arial"/>
+          <w:b w:val="0"/>
+          <w:bCs w:val="0"/>
+          <w:sz w:val="21"/>
+          <w:szCs w:val="21"/>
+        </w:rPr>
+        <w:t>الإجابة: (ب) الأول لبناء نظام الإدارة وتطبيقه، والثاني لتدقيقه</w:t>
+      </w:r>
+    </w:p>
+    <w:p>
+      <w:pPr>
+        <w:bidi/>
+        <w:spacing w:after="60"/>
+        <w:ind w:right="283" w:hanging="255"/>
+      </w:pPr>
+      <w:r>
+        <w:rPr>
+          <w:rFonts w:ascii="Arial" w:hAnsi="Arial" w:cs="Arial" w:eastAsia="Arial"/>
+          <w:b w:val="0"/>
+          <w:bCs w:val="0"/>
+          <w:sz w:val="21"/>
+          <w:szCs w:val="21"/>
+        </w:rPr>
+        <w:t>• لماذا: اختر حسب الوظيفة المستهدفة.</w:t>
+      </w:r>
+    </w:p>
+    <w:p>
+      <w:pPr>
+        <w:keepNext/>
+        <w:bidi/>
+        <w:spacing w:after="40"/>
+      </w:pPr>
+      <w:r>
+        <w:rPr>
+          <w:rFonts w:ascii="Arial" w:hAnsi="Arial" w:cs="Arial" w:eastAsia="Arial"/>
+          <w:b w:val="1"/>
+          <w:bCs w:val="1"/>
+          <w:sz w:val="21"/>
+          <w:szCs w:val="21"/>
+        </w:rPr>
+        <w:t>3. دورة تُشرح بالعربية تعني أن الاختبار بالعربية:</w:t>
+      </w:r>
+    </w:p>
+    <w:p>
+      <w:pPr>
+        <w:bidi/>
+        <w:spacing w:after="40"/>
+      </w:pPr>
+      <w:r>
+        <w:rPr>
+          <w:rFonts w:ascii="Arial" w:hAnsi="Arial" w:cs="Arial" w:eastAsia="Arial"/>
+          <w:b w:val="0"/>
+          <w:bCs w:val="0"/>
+          <w:sz w:val="21"/>
+          <w:szCs w:val="21"/>
+        </w:rPr>
+        <w:t>الإجابة: (ب) غير صحيح؛ تحقق من لغات الاختبار في صفحة الجهة المانحة</w:t>
+      </w:r>
+    </w:p>
+    <w:p>
+      <w:pPr>
+        <w:bidi/>
+        <w:spacing w:after="60"/>
+        <w:ind w:right="283" w:hanging="255"/>
+      </w:pPr>
+      <w:r>
+        <w:rPr>
+          <w:rFonts w:ascii="Arial" w:hAnsi="Arial" w:cs="Arial" w:eastAsia="Arial"/>
+          <w:b w:val="0"/>
+          <w:bCs w:val="0"/>
+          <w:sz w:val="21"/>
+          <w:szCs w:val="21"/>
+        </w:rPr>
+        <w:t>• لماذا: لغة التدريب ليست لغة الاختبار.</w:t>
+      </w:r>
+    </w:p>
+    <w:p>
+      <w:r>
+        <w:br w:type="page"/>
+      </w:r>
+    </w:p>
+    <w:p>
+      <w:pPr>
+        <w:pStyle w:val="Heading1"/>
+        <w:bidi/>
+      </w:pPr>
+      <w:r>
+        <w:rPr>
+          <w:rFonts w:ascii="Arial" w:hAnsi="Arial" w:cs="Arial" w:eastAsia="Arial"/>
+          <w:b w:val="0"/>
+          <w:bCs w:val="0"/>
+        </w:rPr>
+        <w:t>التمرين 14: صفحة مشروع تقييم الصلاحيات</w:t>
       </w:r>
     </w:p>
     <w:p>
@@ -9275,7 +14326,7 @@
           <w:sz w:val="20"/>
           <w:szCs w:val="20"/>
         </w:rPr>
-        <w:t>الإجابة في العرض: الشريحة 144.</w:t>
+        <w:t>الإجابة في العرض: الشريحة 186.</w:t>
       </w:r>
     </w:p>
     <w:p>
@@ -9805,7 +14856,205 @@
           <w:b w:val="0"/>
           <w:bCs w:val="0"/>
         </w:rPr>
-        <w:t>التمرين 10: أعد صياغة ثلاثة أسطر في السيرة</w:t>
+        <w:t>اختبار الوحدة 06: خطة البداية وملف الأعمال</w:t>
+      </w:r>
+    </w:p>
+    <w:p>
+      <w:pPr>
+        <w:keepNext/>
+        <w:bidi/>
+        <w:spacing w:after="40"/>
+      </w:pPr>
+      <w:r>
+        <w:rPr>
+          <w:rFonts w:ascii="Arial" w:hAnsi="Arial" w:cs="Arial" w:eastAsia="Arial"/>
+          <w:b w:val="1"/>
+          <w:bCs w:val="1"/>
+          <w:sz w:val="21"/>
+          <w:szCs w:val="21"/>
+        </w:rPr>
+        <w:t>1. ماذا تنشر في ملف أعمالك؟</w:t>
+      </w:r>
+    </w:p>
+    <w:p>
+      <w:pPr>
+        <w:bidi/>
+        <w:spacing w:after="40"/>
+      </w:pPr>
+      <w:r>
+        <w:rPr>
+          <w:rFonts w:ascii="Arial" w:hAnsi="Arial" w:cs="Arial" w:eastAsia="Arial"/>
+          <w:b w:val="0"/>
+          <w:bCs w:val="0"/>
+          <w:sz w:val="21"/>
+          <w:szCs w:val="21"/>
+        </w:rPr>
+        <w:t>الإجابة: (ب) مشاريعك على حالة افتراضية، مع التصريح بأن بياناتها افتراضية</w:t>
+      </w:r>
+    </w:p>
+    <w:p>
+      <w:pPr>
+        <w:bidi/>
+        <w:spacing w:after="60"/>
+        <w:ind w:right="283" w:hanging="255"/>
+      </w:pPr>
+      <w:r>
+        <w:rPr>
+          <w:rFonts w:ascii="Arial" w:hAnsi="Arial" w:cs="Arial" w:eastAsia="Arial"/>
+          <w:b w:val="0"/>
+          <w:bCs w:val="0"/>
+          <w:sz w:val="21"/>
+          <w:szCs w:val="21"/>
+        </w:rPr>
+        <w:t>• لماذا: تعرض مهارتك دون كشف بيانات حقيقية.</w:t>
+      </w:r>
+    </w:p>
+    <w:p>
+      <w:pPr>
+        <w:bidi/>
+        <w:spacing w:after="60"/>
+        <w:ind w:right="283" w:hanging="255"/>
+      </w:pPr>
+      <w:r>
+        <w:rPr>
+          <w:rFonts w:ascii="Arial" w:hAnsi="Arial" w:cs="Arial" w:eastAsia="Arial"/>
+          <w:b w:val="0"/>
+          <w:bCs w:val="0"/>
+          <w:sz w:val="21"/>
+          <w:szCs w:val="21"/>
+        </w:rPr>
+        <w:t>• لماذا ليس (أ): نشر وثائق جهة حقيقية مخالفة وخطر.</w:t>
+      </w:r>
+    </w:p>
+    <w:p>
+      <w:pPr>
+        <w:keepNext/>
+        <w:bidi/>
+        <w:spacing w:after="40"/>
+      </w:pPr>
+      <w:r>
+        <w:rPr>
+          <w:rFonts w:ascii="Arial" w:hAnsi="Arial" w:cs="Arial" w:eastAsia="Arial"/>
+          <w:b w:val="1"/>
+          <w:bCs w:val="1"/>
+          <w:sz w:val="21"/>
+          <w:szCs w:val="21"/>
+        </w:rPr>
+        <w:t>2. أهم ما في صفحة المشروع:</w:t>
+      </w:r>
+    </w:p>
+    <w:p>
+      <w:pPr>
+        <w:bidi/>
+        <w:spacing w:after="40"/>
+      </w:pPr>
+      <w:r>
+        <w:rPr>
+          <w:rFonts w:ascii="Arial" w:hAnsi="Arial" w:cs="Arial" w:eastAsia="Arial"/>
+          <w:b w:val="0"/>
+          <w:bCs w:val="0"/>
+          <w:sz w:val="21"/>
+          <w:szCs w:val="21"/>
+        </w:rPr>
+        <w:t>الإجابة: (ب) المشكلة، وما فعلته بأفعال وأرقام، والنتيجة</w:t>
+      </w:r>
+    </w:p>
+    <w:p>
+      <w:pPr>
+        <w:bidi/>
+        <w:spacing w:after="60"/>
+        <w:ind w:right="283" w:hanging="255"/>
+      </w:pPr>
+      <w:r>
+        <w:rPr>
+          <w:rFonts w:ascii="Arial" w:hAnsi="Arial" w:cs="Arial" w:eastAsia="Arial"/>
+          <w:b w:val="0"/>
+          <w:bCs w:val="0"/>
+          <w:sz w:val="21"/>
+          <w:szCs w:val="21"/>
+        </w:rPr>
+        <w:t>• لماذا: هذا ما يقرؤه مسؤول التوظيف في دقيقة.</w:t>
+      </w:r>
+    </w:p>
+    <w:p>
+      <w:pPr>
+        <w:keepNext/>
+        <w:bidi/>
+        <w:spacing w:after="40"/>
+      </w:pPr>
+      <w:r>
+        <w:rPr>
+          <w:rFonts w:ascii="Arial" w:hAnsi="Arial" w:cs="Arial" w:eastAsia="Arial"/>
+          <w:b w:val="1"/>
+          <w:bCs w:val="1"/>
+          <w:sz w:val="21"/>
+          <w:szCs w:val="21"/>
+        </w:rPr>
+        <w:t>3. تمرين التطبيق 3 يصبح مشروعاً بعنوان:</w:t>
+      </w:r>
+    </w:p>
+    <w:p>
+      <w:pPr>
+        <w:bidi/>
+        <w:spacing w:after="40"/>
+      </w:pPr>
+      <w:r>
+        <w:rPr>
+          <w:rFonts w:ascii="Arial" w:hAnsi="Arial" w:cs="Arial" w:eastAsia="Arial"/>
+          <w:b w:val="0"/>
+          <w:bCs w:val="0"/>
+          <w:sz w:val="21"/>
+          <w:szCs w:val="21"/>
+        </w:rPr>
+        <w:t>الإجابة: (أ) تقييم مراجعة صلاحيات في شركة افتراضية</w:t>
+      </w:r>
+    </w:p>
+    <w:p>
+      <w:pPr>
+        <w:bidi/>
+        <w:spacing w:after="60"/>
+        <w:ind w:right="283" w:hanging="255"/>
+      </w:pPr>
+      <w:r>
+        <w:rPr>
+          <w:rFonts w:ascii="Arial" w:hAnsi="Arial" w:cs="Arial" w:eastAsia="Arial"/>
+          <w:b w:val="0"/>
+          <w:bCs w:val="0"/>
+          <w:sz w:val="21"/>
+          <w:szCs w:val="21"/>
+        </w:rPr>
+        <w:t>• لماذا: صادق وواضح.</w:t>
+      </w:r>
+    </w:p>
+    <w:p>
+      <w:pPr>
+        <w:bidi/>
+        <w:spacing w:after="60"/>
+        <w:ind w:right="283" w:hanging="255"/>
+      </w:pPr>
+      <w:r>
+        <w:rPr>
+          <w:rFonts w:ascii="Arial" w:hAnsi="Arial" w:cs="Arial" w:eastAsia="Arial"/>
+          <w:b w:val="0"/>
+          <w:bCs w:val="0"/>
+          <w:sz w:val="21"/>
+          <w:szCs w:val="21"/>
+        </w:rPr>
+        <w:t>• لماذا ليس (ب): رُفاد افتراضية؛ تقديمها جهة عمل تضليل.</w:t>
+      </w:r>
+    </w:p>
+    <w:p>
+      <w:pPr>
+        <w:pStyle w:val="Heading1"/>
+        <w:bidi/>
+      </w:pPr>
+      <w:r>
+        <w:rPr>
+          <w:rFonts w:ascii="Arial" w:hAnsi="Arial" w:cs="Arial" w:eastAsia="Arial"/>
+          <w:b w:val="0"/>
+          <w:bCs w:val="0"/>
+        </w:rPr>
+        <w:t>التمرين 15: أعد صياغة ثلاثة أسطر في السيرة</w:t>
       </w:r>
     </w:p>
     <w:p>
@@ -9821,7 +15070,7 @@
           <w:sz w:val="20"/>
           <w:szCs w:val="20"/>
         </w:rPr>
-        <w:t>الإجابة في العرض: الشريحة 153.</w:t>
+        <w:t>الإجابة في العرض: الشريحة 196.</w:t>
       </w:r>
     </w:p>
     <w:p>
@@ -10277,11 +15526,6 @@
       </w:r>
     </w:p>
     <w:p>
-      <w:r>
-        <w:br w:type="page"/>
-      </w:r>
-    </w:p>
-    <w:p>
       <w:pPr>
         <w:pStyle w:val="Heading1"/>
         <w:bidi/>
@@ -10292,7 +15536,193 @@
           <w:b w:val="0"/>
           <w:bCs w:val="0"/>
         </w:rPr>
-        <w:t>التمرين 11: عنوانك المهني وافتتاح نبذتك</w:t>
+        <w:t>اختبار الوحدة 07: السيرة الذاتية</w:t>
+      </w:r>
+    </w:p>
+    <w:p>
+      <w:pPr>
+        <w:keepNext/>
+        <w:bidi/>
+        <w:spacing w:after="40"/>
+      </w:pPr>
+      <w:r>
+        <w:rPr>
+          <w:rFonts w:ascii="Arial" w:hAnsi="Arial" w:cs="Arial" w:eastAsia="Arial"/>
+          <w:b w:val="1"/>
+          <w:bCs w:val="1"/>
+          <w:sz w:val="21"/>
+          <w:szCs w:val="21"/>
+        </w:rPr>
+        <w:t>1. أي سطر أقوى؟</w:t>
+      </w:r>
+    </w:p>
+    <w:p>
+      <w:pPr>
+        <w:bidi/>
+        <w:spacing w:after="40"/>
+      </w:pPr>
+      <w:r>
+        <w:rPr>
+          <w:rFonts w:ascii="Arial" w:hAnsi="Arial" w:cs="Arial" w:eastAsia="Arial"/>
+          <w:b w:val="0"/>
+          <w:bCs w:val="0"/>
+          <w:sz w:val="21"/>
+          <w:szCs w:val="21"/>
+        </w:rPr>
+        <w:t>الإجابة: (ب) Assessed a vendor access risk; rated it High (16) and proposed ‏5 actions.</w:t>
+      </w:r>
+    </w:p>
+    <w:p>
+      <w:pPr>
+        <w:bidi/>
+        <w:spacing w:after="60"/>
+        <w:ind w:right="283" w:hanging="255"/>
+      </w:pPr>
+      <w:r>
+        <w:rPr>
+          <w:rFonts w:ascii="Arial" w:hAnsi="Arial" w:cs="Arial" w:eastAsia="Arial"/>
+          <w:b w:val="0"/>
+          <w:bCs w:val="0"/>
+          <w:sz w:val="21"/>
+          <w:szCs w:val="21"/>
+        </w:rPr>
+        <w:t>• لماذا: فعل، وما فعلته، ونتيجة برقم.</w:t>
+      </w:r>
+    </w:p>
+    <w:p>
+      <w:pPr>
+        <w:bidi/>
+        <w:spacing w:after="60"/>
+        <w:ind w:right="283" w:hanging="255"/>
+      </w:pPr>
+      <w:r>
+        <w:rPr>
+          <w:rFonts w:ascii="Arial" w:hAnsi="Arial" w:cs="Arial" w:eastAsia="Arial"/>
+          <w:b w:val="0"/>
+          <w:bCs w:val="0"/>
+          <w:sz w:val="21"/>
+          <w:szCs w:val="21"/>
+        </w:rPr>
+        <w:t>• لماذا ليس (أ): مسؤولية بلا إنجاز.</w:t>
+      </w:r>
+    </w:p>
+    <w:p>
+      <w:pPr>
+        <w:keepNext/>
+        <w:bidi/>
+        <w:spacing w:after="40"/>
+      </w:pPr>
+      <w:r>
+        <w:rPr>
+          <w:rFonts w:ascii="Arial" w:hAnsi="Arial" w:cs="Arial" w:eastAsia="Arial"/>
+          <w:b w:val="1"/>
+          <w:bCs w:val="1"/>
+          <w:sz w:val="21"/>
+          <w:szCs w:val="21"/>
+        </w:rPr>
+        <w:t>2. عن أنظمة الفرز ATS:</w:t>
+      </w:r>
+    </w:p>
+    <w:p>
+      <w:pPr>
+        <w:bidi/>
+        <w:spacing w:after="40"/>
+      </w:pPr>
+      <w:r>
+        <w:rPr>
+          <w:rFonts w:ascii="Arial" w:hAnsi="Arial" w:cs="Arial" w:eastAsia="Arial"/>
+          <w:b w:val="0"/>
+          <w:bCs w:val="0"/>
+          <w:sz w:val="21"/>
+          <w:szCs w:val="21"/>
+        </w:rPr>
+        <w:t>الإجابة: (ب) الأنظمة تختلف؛ البسيط أضمن</w:t>
+      </w:r>
+    </w:p>
+    <w:p>
+      <w:pPr>
+        <w:bidi/>
+        <w:spacing w:after="60"/>
+        <w:ind w:right="283" w:hanging="255"/>
+      </w:pPr>
+      <w:r>
+        <w:rPr>
+          <w:rFonts w:ascii="Arial" w:hAnsi="Arial" w:cs="Arial" w:eastAsia="Arial"/>
+          <w:b w:val="0"/>
+          <w:bCs w:val="0"/>
+          <w:sz w:val="21"/>
+          <w:szCs w:val="21"/>
+        </w:rPr>
+        <w:t>• لماذا: لا قاعدة واحدة لكل الأنظمة.</w:t>
+      </w:r>
+    </w:p>
+    <w:p>
+      <w:pPr>
+        <w:keepNext/>
+        <w:bidi/>
+        <w:spacing w:after="40"/>
+      </w:pPr>
+      <w:r>
+        <w:rPr>
+          <w:rFonts w:ascii="Arial" w:hAnsi="Arial" w:cs="Arial" w:eastAsia="Arial"/>
+          <w:b w:val="1"/>
+          <w:bCs w:val="1"/>
+          <w:sz w:val="21"/>
+          <w:szCs w:val="21"/>
+        </w:rPr>
+        <w:t>3. كتابة «Led the GRC program» عن مشروع تدريبي:</w:t>
+      </w:r>
+    </w:p>
+    <w:p>
+      <w:pPr>
+        <w:bidi/>
+        <w:spacing w:after="40"/>
+      </w:pPr>
+      <w:r>
+        <w:rPr>
+          <w:rFonts w:ascii="Arial" w:hAnsi="Arial" w:cs="Arial" w:eastAsia="Arial"/>
+          <w:b w:val="0"/>
+          <w:bCs w:val="0"/>
+          <w:sz w:val="21"/>
+          <w:szCs w:val="21"/>
+        </w:rPr>
+        <w:t>الإجابة: (ب) مبالغة تنكشف في المقابلة</w:t>
+      </w:r>
+    </w:p>
+    <w:p>
+      <w:pPr>
+        <w:bidi/>
+        <w:spacing w:after="60"/>
+        <w:ind w:right="283" w:hanging="255"/>
+      </w:pPr>
+      <w:r>
+        <w:rPr>
+          <w:rFonts w:ascii="Arial" w:hAnsi="Arial" w:cs="Arial" w:eastAsia="Arial"/>
+          <w:b w:val="0"/>
+          <w:bCs w:val="0"/>
+          <w:sz w:val="21"/>
+          <w:szCs w:val="21"/>
+        </w:rPr>
+        <w:t>• لماذا: صف العمل بحجمه.</w:t>
+      </w:r>
+    </w:p>
+    <w:p>
+      <w:r>
+        <w:br w:type="page"/>
+      </w:r>
+    </w:p>
+    <w:p>
+      <w:pPr>
+        <w:pStyle w:val="Heading1"/>
+        <w:bidi/>
+      </w:pPr>
+      <w:r>
+        <w:rPr>
+          <w:rFonts w:ascii="Arial" w:hAnsi="Arial" w:cs="Arial" w:eastAsia="Arial"/>
+          <w:b w:val="0"/>
+          <w:bCs w:val="0"/>
+        </w:rPr>
+        <w:t>التمرين 16: عنوانك المهني وافتتاح نبذتك</w:t>
       </w:r>
     </w:p>
     <w:p>
@@ -10308,7 +15738,7 @@
           <w:sz w:val="20"/>
           <w:szCs w:val="20"/>
         </w:rPr>
-        <w:t>الإجابة في العرض: الشريحة 162.</w:t>
+        <w:t>الإجابة في العرض: الشريحة 206.</w:t>
       </w:r>
     </w:p>
     <w:p>
@@ -10588,7 +16018,171 @@
           <w:b w:val="0"/>
           <w:bCs w:val="0"/>
         </w:rPr>
-        <w:t>التمرين 12: قصتك بطريقة STAR</w:t>
+        <w:t>اختبار الوحدة 08: لينكدإن والفرص</w:t>
+      </w:r>
+    </w:p>
+    <w:p>
+      <w:pPr>
+        <w:keepNext/>
+        <w:bidi/>
+        <w:spacing w:after="40"/>
+      </w:pPr>
+      <w:r>
+        <w:rPr>
+          <w:rFonts w:ascii="Arial" w:hAnsi="Arial" w:cs="Arial" w:eastAsia="Arial"/>
+          <w:b w:val="1"/>
+          <w:bCs w:val="1"/>
+          <w:sz w:val="21"/>
+          <w:szCs w:val="21"/>
+        </w:rPr>
+        <w:t>1. العنوان المهني الجيد:</w:t>
+      </w:r>
+    </w:p>
+    <w:p>
+      <w:pPr>
+        <w:bidi/>
+        <w:spacing w:after="40"/>
+      </w:pPr>
+      <w:r>
+        <w:rPr>
+          <w:rFonts w:ascii="Arial" w:hAnsi="Arial" w:cs="Arial" w:eastAsia="Arial"/>
+          <w:b w:val="0"/>
+          <w:bCs w:val="0"/>
+          <w:sz w:val="21"/>
+          <w:szCs w:val="21"/>
+        </w:rPr>
+        <w:t>الإجابة: (ب) الوظيفة المستهدفة | مجالان أو ثلاثة | دليل</w:t>
+      </w:r>
+    </w:p>
+    <w:p>
+      <w:pPr>
+        <w:bidi/>
+        <w:spacing w:after="60"/>
+        <w:ind w:right="283" w:hanging="255"/>
+      </w:pPr>
+      <w:r>
+        <w:rPr>
+          <w:rFonts w:ascii="Arial" w:hAnsi="Arial" w:cs="Arial" w:eastAsia="Arial"/>
+          <w:b w:val="0"/>
+          <w:bCs w:val="0"/>
+          <w:sz w:val="21"/>
+          <w:szCs w:val="21"/>
+        </w:rPr>
+        <w:t>• لماذا: بكلمات يبحث بها مسؤول التوظيف.</w:t>
+      </w:r>
+    </w:p>
+    <w:p>
+      <w:pPr>
+        <w:keepNext/>
+        <w:bidi/>
+        <w:spacing w:after="40"/>
+      </w:pPr>
+      <w:r>
+        <w:rPr>
+          <w:rFonts w:ascii="Arial" w:hAnsi="Arial" w:cs="Arial" w:eastAsia="Arial"/>
+          <w:b w:val="1"/>
+          <w:bCs w:val="1"/>
+          <w:sz w:val="21"/>
+          <w:szCs w:val="21"/>
+        </w:rPr>
+        <w:t>2. خيار Open to Work لمسؤولي التوظيف فقط:</w:t>
+      </w:r>
+    </w:p>
+    <w:p>
+      <w:pPr>
+        <w:bidi/>
+        <w:spacing w:after="40"/>
+      </w:pPr>
+      <w:r>
+        <w:rPr>
+          <w:rFonts w:ascii="Arial" w:hAnsi="Arial" w:cs="Arial" w:eastAsia="Arial"/>
+          <w:b w:val="0"/>
+          <w:bCs w:val="0"/>
+          <w:sz w:val="21"/>
+          <w:szCs w:val="21"/>
+        </w:rPr>
+        <w:t>الإجابة: (ب) تحاول لينكدإن إخفاءه ولا تضمن ذلك</w:t>
+      </w:r>
+    </w:p>
+    <w:p>
+      <w:pPr>
+        <w:bidi/>
+        <w:spacing w:after="60"/>
+        <w:ind w:right="283" w:hanging="255"/>
+      </w:pPr>
+      <w:r>
+        <w:rPr>
+          <w:rFonts w:ascii="Arial" w:hAnsi="Arial" w:cs="Arial" w:eastAsia="Arial"/>
+          <w:b w:val="0"/>
+          <w:bCs w:val="0"/>
+          <w:sz w:val="21"/>
+          <w:szCs w:val="21"/>
+        </w:rPr>
+        <w:t>• لماذا: كما في صفحة مساعدة لينكدإن.</w:t>
+      </w:r>
+    </w:p>
+    <w:p>
+      <w:pPr>
+        <w:keepNext/>
+        <w:bidi/>
+        <w:spacing w:after="40"/>
+      </w:pPr>
+      <w:r>
+        <w:rPr>
+          <w:rFonts w:ascii="Arial" w:hAnsi="Arial" w:cs="Arial" w:eastAsia="Arial"/>
+          <w:b w:val="1"/>
+          <w:bCs w:val="1"/>
+          <w:sz w:val="21"/>
+          <w:szCs w:val="21"/>
+        </w:rPr>
+        <w:t>3. عند البحث عن وظائف:</w:t>
+      </w:r>
+    </w:p>
+    <w:p>
+      <w:pPr>
+        <w:bidi/>
+        <w:spacing w:after="40"/>
+      </w:pPr>
+      <w:r>
+        <w:rPr>
+          <w:rFonts w:ascii="Arial" w:hAnsi="Arial" w:cs="Arial" w:eastAsia="Arial"/>
+          <w:b w:val="0"/>
+          <w:bCs w:val="0"/>
+          <w:sz w:val="21"/>
+          <w:szCs w:val="21"/>
+        </w:rPr>
+        <w:t>الإجابة: (ب) استخدم عدة مسميات وتنبيهاً لكل منها</w:t>
+      </w:r>
+    </w:p>
+    <w:p>
+      <w:pPr>
+        <w:bidi/>
+        <w:spacing w:after="60"/>
+        <w:ind w:right="283" w:hanging="255"/>
+      </w:pPr>
+      <w:r>
+        <w:rPr>
+          <w:rFonts w:ascii="Arial" w:hAnsi="Arial" w:cs="Arial" w:eastAsia="Arial"/>
+          <w:b w:val="0"/>
+          <w:bCs w:val="0"/>
+          <w:sz w:val="21"/>
+          <w:szCs w:val="21"/>
+        </w:rPr>
+        <w:t>• لماذا: المسمى نفسه يتغير بين الجهات.</w:t>
+      </w:r>
+    </w:p>
+    <w:p>
+      <w:pPr>
+        <w:pStyle w:val="Heading1"/>
+        <w:bidi/>
+      </w:pPr>
+      <w:r>
+        <w:rPr>
+          <w:rFonts w:ascii="Arial" w:hAnsi="Arial" w:cs="Arial" w:eastAsia="Arial"/>
+          <w:b w:val="0"/>
+          <w:bCs w:val="0"/>
+        </w:rPr>
+        <w:t>التمرين 17: قصتك بطريقة STAR</w:t>
       </w:r>
     </w:p>
     <w:p>
@@ -10604,7 +16198,7 @@
           <w:sz w:val="20"/>
           <w:szCs w:val="20"/>
         </w:rPr>
-        <w:t>الإجابة في العرض: الشريحة 168.</w:t>
+        <w:t>الإجابة في العرض: الشريحة 213.</w:t>
       </w:r>
     </w:p>
     <w:p>
@@ -11205,6 +16799,2213 @@
           <w:szCs w:val="21"/>
         </w:rPr>
         <w:t>• تقديم المشروع التدريبي كأنه خبرة عمل في جهة حقيقية.</w:t>
+      </w:r>
+    </w:p>
+    <w:p>
+      <w:pPr>
+        <w:pStyle w:val="Heading1"/>
+        <w:bidi/>
+      </w:pPr>
+      <w:r>
+        <w:rPr>
+          <w:rFonts w:ascii="Arial" w:hAnsi="Arial" w:cs="Arial" w:eastAsia="Arial"/>
+          <w:b w:val="0"/>
+          <w:bCs w:val="0"/>
+        </w:rPr>
+        <w:t>اختبار الوحدة 09: المقابلة والانطلاق</w:t>
+      </w:r>
+    </w:p>
+    <w:p>
+      <w:pPr>
+        <w:keepNext/>
+        <w:bidi/>
+        <w:spacing w:after="40"/>
+      </w:pPr>
+      <w:r>
+        <w:rPr>
+          <w:rFonts w:ascii="Arial" w:hAnsi="Arial" w:cs="Arial" w:eastAsia="Arial"/>
+          <w:b w:val="1"/>
+          <w:bCs w:val="1"/>
+          <w:sz w:val="21"/>
+          <w:szCs w:val="21"/>
+        </w:rPr>
+        <w:t>1. في قصة STAR، الجزء الأطول:</w:t>
+      </w:r>
+    </w:p>
+    <w:p>
+      <w:pPr>
+        <w:bidi/>
+        <w:spacing w:after="40"/>
+      </w:pPr>
+      <w:r>
+        <w:rPr>
+          <w:rFonts w:ascii="Arial" w:hAnsi="Arial" w:cs="Arial" w:eastAsia="Arial"/>
+          <w:b w:val="0"/>
+          <w:bCs w:val="0"/>
+          <w:sz w:val="21"/>
+          <w:szCs w:val="21"/>
+        </w:rPr>
+        <w:t>الإجابة: (ب) ما فعلته أنا</w:t>
+      </w:r>
+    </w:p>
+    <w:p>
+      <w:pPr>
+        <w:bidi/>
+        <w:spacing w:after="60"/>
+        <w:ind w:right="283" w:hanging="255"/>
+      </w:pPr>
+      <w:r>
+        <w:rPr>
+          <w:rFonts w:ascii="Arial" w:hAnsi="Arial" w:cs="Arial" w:eastAsia="Arial"/>
+          <w:b w:val="0"/>
+          <w:bCs w:val="0"/>
+          <w:sz w:val="21"/>
+          <w:szCs w:val="21"/>
+        </w:rPr>
+        <w:t>• لماذا: هو ما يقيّمه المقابل.</w:t>
+      </w:r>
+    </w:p>
+    <w:p>
+      <w:pPr>
+        <w:keepNext/>
+        <w:bidi/>
+        <w:spacing w:after="40"/>
+      </w:pPr>
+      <w:r>
+        <w:rPr>
+          <w:rFonts w:ascii="Arial" w:hAnsi="Arial" w:cs="Arial" w:eastAsia="Arial"/>
+          <w:b w:val="1"/>
+          <w:bCs w:val="1"/>
+          <w:sz w:val="21"/>
+          <w:szCs w:val="21"/>
+        </w:rPr>
+        <w:t>2. مالك نظام يرفض ضابطاً. أول خطوة:</w:t>
+      </w:r>
+    </w:p>
+    <w:p>
+      <w:pPr>
+        <w:bidi/>
+        <w:spacing w:after="40"/>
+      </w:pPr>
+      <w:r>
+        <w:rPr>
+          <w:rFonts w:ascii="Arial" w:hAnsi="Arial" w:cs="Arial" w:eastAsia="Arial"/>
+          <w:b w:val="0"/>
+          <w:bCs w:val="0"/>
+          <w:sz w:val="21"/>
+          <w:szCs w:val="21"/>
+        </w:rPr>
+        <w:t>الإجابة: (ب) فهم السبب: كلفة، أم تعطيل عمل، أم سوء فهم؟</w:t>
+      </w:r>
+    </w:p>
+    <w:p>
+      <w:pPr>
+        <w:bidi/>
+        <w:spacing w:after="60"/>
+        <w:ind w:right="283" w:hanging="255"/>
+      </w:pPr>
+      <w:r>
+        <w:rPr>
+          <w:rFonts w:ascii="Arial" w:hAnsi="Arial" w:cs="Arial" w:eastAsia="Arial"/>
+          <w:b w:val="0"/>
+          <w:bCs w:val="0"/>
+          <w:sz w:val="21"/>
+          <w:szCs w:val="21"/>
+        </w:rPr>
+        <w:t>• لماذا: ثم تشرح الخطر بلغة العمل وتقترح بديلاً.</w:t>
+      </w:r>
+    </w:p>
+    <w:p>
+      <w:pPr>
+        <w:bidi/>
+        <w:spacing w:after="60"/>
+        <w:ind w:right="283" w:hanging="255"/>
+      </w:pPr>
+      <w:r>
+        <w:rPr>
+          <w:rFonts w:ascii="Arial" w:hAnsi="Arial" w:cs="Arial" w:eastAsia="Arial"/>
+          <w:b w:val="0"/>
+          <w:bCs w:val="0"/>
+          <w:sz w:val="21"/>
+          <w:szCs w:val="21"/>
+        </w:rPr>
+        <w:t>• لماذا ليس (أ): التصعيد آخر خطوة، بعد البدائل والقبول الموثق.</w:t>
+      </w:r>
+    </w:p>
+    <w:p>
+      <w:pPr>
+        <w:keepNext/>
+        <w:bidi/>
+        <w:spacing w:after="40"/>
+      </w:pPr>
+      <w:r>
+        <w:rPr>
+          <w:rFonts w:ascii="Arial" w:hAnsi="Arial" w:cs="Arial" w:eastAsia="Arial"/>
+          <w:b w:val="1"/>
+          <w:bCs w:val="1"/>
+          <w:sz w:val="21"/>
+          <w:szCs w:val="21"/>
+        </w:rPr>
+        <w:t>3. عند الحديث عن مشروع تدريبي:</w:t>
+      </w:r>
+    </w:p>
+    <w:p>
+      <w:pPr>
+        <w:bidi/>
+        <w:spacing w:after="40"/>
+      </w:pPr>
+      <w:r>
+        <w:rPr>
+          <w:rFonts w:ascii="Arial" w:hAnsi="Arial" w:cs="Arial" w:eastAsia="Arial"/>
+          <w:b w:val="0"/>
+          <w:bCs w:val="0"/>
+          <w:sz w:val="21"/>
+          <w:szCs w:val="21"/>
+        </w:rPr>
+        <w:t>الإجابة: (ب) تقول إنه تدريبي، وتشرح ما فعلته فيه</w:t>
+      </w:r>
+    </w:p>
+    <w:p>
+      <w:pPr>
+        <w:bidi/>
+        <w:spacing w:after="60"/>
+        <w:ind w:right="283" w:hanging="255"/>
+      </w:pPr>
+      <w:r>
+        <w:rPr>
+          <w:rFonts w:ascii="Arial" w:hAnsi="Arial" w:cs="Arial" w:eastAsia="Arial"/>
+          <w:b w:val="0"/>
+          <w:bCs w:val="0"/>
+          <w:sz w:val="21"/>
+          <w:szCs w:val="21"/>
+        </w:rPr>
+        <w:t>• لماذا: الصدق يبني الثقة.</w:t>
+      </w:r>
+    </w:p>
+    <w:p>
+      <w:r>
+        <w:br w:type="page"/>
+      </w:r>
+    </w:p>
+    <w:p>
+      <w:pPr>
+        <w:pStyle w:val="Heading1"/>
+        <w:bidi/>
+      </w:pPr>
+      <w:r>
+        <w:rPr>
+          <w:rFonts w:ascii="Arial" w:hAnsi="Arial" w:cs="Arial" w:eastAsia="Arial"/>
+          <w:b w:val="0"/>
+          <w:bCs w:val="0"/>
+        </w:rPr>
+        <w:t>التقييم الختامي: النسخ الاحتياطي لنظام الموارد البشرية والرواتب</w:t>
+      </w:r>
+    </w:p>
+    <w:p>
+      <w:pPr>
+        <w:bidi/>
+      </w:pPr>
+      <w:r>
+        <w:rPr>
+          <w:rFonts w:ascii="Arial" w:hAnsi="Arial" w:cs="Arial" w:eastAsia="Arial"/>
+          <w:b w:val="0"/>
+          <w:bCs w:val="0"/>
+          <w:color w:val="555555"/>
+          <w:sz w:val="20"/>
+          <w:szCs w:val="20"/>
+        </w:rPr>
+        <w:t>الحالة في العرض: الشريحة 215. هذه إجابة نموذجية ومعايير تصحيح؛ الصياغة قد تختلف، والمبرر هو ما يُقيَّم.</w:t>
+      </w:r>
+    </w:p>
+    <w:p>
+      <w:pPr>
+        <w:pStyle w:val="Heading2"/>
+        <w:bidi/>
+      </w:pPr>
+      <w:r>
+        <w:rPr>
+          <w:rFonts w:ascii="Arial" w:hAnsi="Arial" w:cs="Arial" w:eastAsia="Arial"/>
+          <w:b w:val="0"/>
+          <w:bCs w:val="0"/>
+        </w:rPr>
+        <w:t>1. الخطر وتقييمه</w:t>
+      </w:r>
+    </w:p>
+    <w:tbl>
+      <w:tblPr>
+        <w:tblStyle w:val="TableGrid"/>
+        <w:bidiVisual/>
+        <w:tblW w:type="dxa" w:w="9637"/>
+        <w:jc w:val="center"/>
+        <w:tblLayout w:type="fixed"/>
+        <w:tblLook w:firstColumn="1" w:firstRow="1" w:lastColumn="0" w:lastRow="0" w:noHBand="0" w:noVBand="1" w:val="04A0"/>
+      </w:tblPr>
+      <w:tblGrid>
+        <w:gridCol w:w="9637"/>
+      </w:tblGrid>
+      <w:tr>
+        <w:tc>
+          <w:tcPr>
+            <w:tcW w:type="dxa" w:w="9638"/>
+            <w:shd w:val="clear" w:color="auto" w:fill="DCEFEA"/>
+          </w:tcPr>
+          <w:p>
+            <w:pPr>
+              <w:bidi/>
+              <w:spacing w:after="40"/>
+            </w:pPr>
+            <w:r/>
+            <w:r>
+              <w:rPr>
+                <w:rFonts w:ascii="Arial" w:hAnsi="Arial" w:cs="Arial" w:eastAsia="Arial"/>
+                <w:b w:val="1"/>
+                <w:bCs w:val="1"/>
+                <w:sz w:val="21"/>
+                <w:szCs w:val="21"/>
+              </w:rPr>
+              <w:t>الخطر:</w:t>
+            </w:r>
+            <w:r>
+              <w:rPr>
+                <w:rFonts w:ascii="Arial" w:hAnsi="Arial" w:cs="Arial" w:eastAsia="Arial"/>
+                <w:b w:val="0"/>
+                <w:bCs w:val="0"/>
+                <w:sz w:val="21"/>
+                <w:szCs w:val="21"/>
+              </w:rPr>
+              <w:t xml:space="preserve"> </w:t>
+            </w:r>
+            <w:r>
+              <w:rPr>
+                <w:rFonts w:ascii="Arial" w:hAnsi="Arial" w:cs="Arial" w:eastAsia="Arial"/>
+                <w:b w:val="0"/>
+                <w:bCs w:val="0"/>
+                <w:sz w:val="21"/>
+                <w:szCs w:val="21"/>
+              </w:rPr>
+              <w:t>بسبب نسخ يومي لا يحقق حد فقد البيانات المقبول، وعدم اختبار الاستعادة، قد يتعذر استرجاع بيانات الرواتب كاملة وفي الوقت المطلوب بعد عطل أو حادثة، مما يؤخر صرف رواتب نحو 200 موظف أو يصرفها خاطئة.</w:t>
+            </w:r>
+          </w:p>
+        </w:tc>
+      </w:tr>
+    </w:tbl>
+    <w:p>
+      <w:pPr>
+        <w:spacing w:after="40"/>
+      </w:pPr>
+    </w:p>
+    <w:p>
+      <w:pPr>
+        <w:bidi/>
+      </w:pPr>
+      <w:r>
+        <w:rPr>
+          <w:rFonts w:ascii="Arial" w:hAnsi="Arial" w:cs="Arial" w:eastAsia="Arial"/>
+          <w:b w:val="0"/>
+          <w:bCs w:val="0"/>
+          <w:sz w:val="21"/>
+          <w:szCs w:val="21"/>
+        </w:rPr>
+        <w:t>الاحتمال 3 (غير مرجح): لم يقع فقد بيانات في الفترة، لكن الاستعادة لم تُجرَّب قط وفشل التصدير مرتين دون متابعة. الأثر 4 (عالٍ): يمس رواتب كل الموظفين وثقتهم. المستوى 3 × 4 = 12 · متوسط: خطة معالجة أو قبول موثق من الرئيس التنفيذي.</w:t>
+      </w:r>
+    </w:p>
+    <w:p>
+      <w:pPr>
+        <w:pStyle w:val="Heading2"/>
+        <w:bidi/>
+      </w:pPr>
+      <w:r>
+        <w:rPr>
+          <w:rFonts w:ascii="Arial" w:hAnsi="Arial" w:cs="Arial" w:eastAsia="Arial"/>
+          <w:b w:val="0"/>
+          <w:bCs w:val="0"/>
+        </w:rPr>
+        <w:t>2. الضوابط</w:t>
+      </w:r>
+    </w:p>
+    <w:tbl>
+      <w:tblPr>
+        <w:tblStyle w:val="TableGrid"/>
+        <w:bidiVisual/>
+        <w:tblW w:type="dxa" w:w="9637"/>
+        <w:jc w:val="center"/>
+        <w:tblLayout w:type="fixed"/>
+        <w:tblLook w:firstColumn="1" w:firstRow="1" w:lastColumn="0" w:lastRow="0" w:noHBand="0" w:noVBand="1" w:val="04A0"/>
+      </w:tblPr>
+      <w:tblGrid>
+        <w:gridCol w:w="6803"/>
+        <w:gridCol w:w="2834"/>
+      </w:tblGrid>
+      <w:tr>
+        <w:trPr>
+          <w:cantSplit/>
+          <w:tblHeader/>
+        </w:trPr>
+        <w:tc>
+          <w:tcPr>
+            <w:tcW w:type="dxa" w:w="6803"/>
+            <w:shd w:val="clear" w:color="auto" w:fill="D9E2F3"/>
+          </w:tcPr>
+          <w:p>
+            <w:pPr>
+              <w:bidi/>
+              <w:spacing w:after="20" w:line="252" w:lineRule="auto"/>
+            </w:pPr>
+            <w:r/>
+            <w:r>
+              <w:rPr>
+                <w:rFonts w:ascii="Arial" w:hAnsi="Arial" w:cs="Arial" w:eastAsia="Arial"/>
+                <w:b w:val="1"/>
+                <w:bCs w:val="1"/>
+                <w:sz w:val="20"/>
+                <w:szCs w:val="20"/>
+              </w:rPr>
+              <w:t>الضابط</w:t>
+            </w:r>
+          </w:p>
+        </w:tc>
+        <w:tc>
+          <w:tcPr>
+            <w:tcW w:type="dxa" w:w="2835"/>
+            <w:shd w:val="clear" w:color="auto" w:fill="D9E2F3"/>
+          </w:tcPr>
+          <w:p>
+            <w:pPr>
+              <w:bidi/>
+              <w:spacing w:after="20" w:line="252" w:lineRule="auto"/>
+            </w:pPr>
+            <w:r/>
+            <w:r>
+              <w:rPr>
+                <w:rFonts w:ascii="Arial" w:hAnsi="Arial" w:cs="Arial" w:eastAsia="Arial"/>
+                <w:b w:val="1"/>
+                <w:bCs w:val="1"/>
+                <w:sz w:val="20"/>
+                <w:szCs w:val="20"/>
+              </w:rPr>
+              <w:t>المالك</w:t>
+            </w:r>
+          </w:p>
+        </w:tc>
+      </w:tr>
+      <w:tr>
+        <w:trPr>
+          <w:cantSplit/>
+        </w:trPr>
+        <w:tc>
+          <w:tcPr>
+            <w:tcW w:type="dxa" w:w="6803"/>
+          </w:tcPr>
+          <w:p>
+            <w:pPr>
+              <w:bidi/>
+              <w:spacing w:after="20" w:line="252" w:lineRule="auto"/>
+            </w:pPr>
+            <w:r/>
+            <w:r>
+              <w:rPr>
+                <w:rFonts w:ascii="Arial" w:hAnsi="Arial" w:cs="Arial" w:eastAsia="Arial"/>
+                <w:b w:val="0"/>
+                <w:bCs w:val="0"/>
+                <w:sz w:val="20"/>
+                <w:szCs w:val="20"/>
+              </w:rPr>
+              <w:t>اختبار استعادة ربع سنوي من نسخة المزود ومن التصدير، بمحضر ونتيجة</w:t>
+            </w:r>
+          </w:p>
+        </w:tc>
+        <w:tc>
+          <w:tcPr>
+            <w:tcW w:type="dxa" w:w="2835"/>
+          </w:tcPr>
+          <w:p>
+            <w:pPr>
+              <w:bidi/>
+              <w:spacing w:after="20" w:line="252" w:lineRule="auto"/>
+            </w:pPr>
+            <w:r/>
+            <w:r>
+              <w:rPr>
+                <w:rFonts w:ascii="Arial" w:hAnsi="Arial" w:cs="Arial" w:eastAsia="Arial"/>
+                <w:b w:val="0"/>
+                <w:bCs w:val="0"/>
+                <w:sz w:val="20"/>
+                <w:szCs w:val="20"/>
+              </w:rPr>
+              <w:t>م. سلمان</w:t>
+            </w:r>
+          </w:p>
+        </w:tc>
+      </w:tr>
+      <w:tr>
+        <w:trPr>
+          <w:cantSplit/>
+        </w:trPr>
+        <w:tc>
+          <w:tcPr>
+            <w:tcW w:type="dxa" w:w="6803"/>
+          </w:tcPr>
+          <w:p>
+            <w:pPr>
+              <w:bidi/>
+              <w:spacing w:after="20" w:line="252" w:lineRule="auto"/>
+            </w:pPr>
+            <w:r/>
+            <w:r>
+              <w:rPr>
+                <w:rFonts w:ascii="Arial" w:hAnsi="Arial" w:cs="Arial" w:eastAsia="Arial"/>
+                <w:b w:val="0"/>
+                <w:bCs w:val="0"/>
+                <w:sz w:val="20"/>
+                <w:szCs w:val="20"/>
+              </w:rPr>
+              <w:t>مواءمة RPO مع الواقع: تصدير كل 4 ساعات، أو بند في العقد بنسخ أكثر تكراراً، أو تعديل RPO بقرار موثق</w:t>
+            </w:r>
+          </w:p>
+        </w:tc>
+        <w:tc>
+          <w:tcPr>
+            <w:tcW w:type="dxa" w:w="2835"/>
+          </w:tcPr>
+          <w:p>
+            <w:pPr>
+              <w:bidi/>
+              <w:spacing w:after="20" w:line="252" w:lineRule="auto"/>
+            </w:pPr>
+            <w:r/>
+            <w:r>
+              <w:rPr>
+                <w:rFonts w:ascii="Arial" w:hAnsi="Arial" w:cs="Arial" w:eastAsia="Arial"/>
+                <w:b w:val="0"/>
+                <w:bCs w:val="0"/>
+                <w:sz w:val="20"/>
+                <w:szCs w:val="20"/>
+              </w:rPr>
+              <w:t>أ. منى، وأ. فهد للعقد</w:t>
+            </w:r>
+          </w:p>
+        </w:tc>
+      </w:tr>
+      <w:tr>
+        <w:trPr>
+          <w:cantSplit/>
+        </w:trPr>
+        <w:tc>
+          <w:tcPr>
+            <w:tcW w:type="dxa" w:w="6803"/>
+          </w:tcPr>
+          <w:p>
+            <w:pPr>
+              <w:bidi/>
+              <w:spacing w:after="20" w:line="252" w:lineRule="auto"/>
+            </w:pPr>
+            <w:r/>
+            <w:r>
+              <w:rPr>
+                <w:rFonts w:ascii="Arial" w:hAnsi="Arial" w:cs="Arial" w:eastAsia="Arial"/>
+                <w:b w:val="0"/>
+                <w:bCs w:val="0"/>
+                <w:sz w:val="20"/>
+                <w:szCs w:val="20"/>
+              </w:rPr>
+              <w:t>تنبيه آلي عند فشل التصدير، وتذكرة متابعة لكل فشل</w:t>
+            </w:r>
+          </w:p>
+        </w:tc>
+        <w:tc>
+          <w:tcPr>
+            <w:tcW w:type="dxa" w:w="2835"/>
+          </w:tcPr>
+          <w:p>
+            <w:pPr>
+              <w:bidi/>
+              <w:spacing w:after="20" w:line="252" w:lineRule="auto"/>
+            </w:pPr>
+            <w:r/>
+            <w:r>
+              <w:rPr>
+                <w:rFonts w:ascii="Arial" w:hAnsi="Arial" w:cs="Arial" w:eastAsia="Arial"/>
+                <w:b w:val="0"/>
+                <w:bCs w:val="0"/>
+                <w:sz w:val="20"/>
+                <w:szCs w:val="20"/>
+              </w:rPr>
+              <w:t>م. سلمان</w:t>
+            </w:r>
+          </w:p>
+        </w:tc>
+      </w:tr>
+    </w:tbl>
+    <w:p>
+      <w:pPr>
+        <w:spacing w:after="40"/>
+      </w:pPr>
+    </w:p>
+    <w:p>
+      <w:pPr>
+        <w:pStyle w:val="Heading2"/>
+        <w:bidi/>
+      </w:pPr>
+      <w:r>
+        <w:rPr>
+          <w:rFonts w:ascii="Arial" w:hAnsi="Arial" w:cs="Arial" w:eastAsia="Arial"/>
+          <w:b w:val="0"/>
+          <w:bCs w:val="0"/>
+        </w:rPr>
+        <w:t>3. تقييم الأدلة</w:t>
+      </w:r>
+    </w:p>
+    <w:tbl>
+      <w:tblPr>
+        <w:tblStyle w:val="TableGrid"/>
+        <w:bidiVisual/>
+        <w:tblW w:type="dxa" w:w="9637"/>
+        <w:jc w:val="center"/>
+        <w:tblLayout w:type="fixed"/>
+        <w:tblLook w:firstColumn="1" w:firstRow="1" w:lastColumn="0" w:lastRow="0" w:noHBand="0" w:noVBand="1" w:val="04A0"/>
+      </w:tblPr>
+      <w:tblGrid>
+        <w:gridCol w:w="1020"/>
+        <w:gridCol w:w="3061"/>
+        <w:gridCol w:w="3061"/>
+        <w:gridCol w:w="2494"/>
+      </w:tblGrid>
+      <w:tr>
+        <w:trPr>
+          <w:cantSplit/>
+          <w:tblHeader/>
+        </w:trPr>
+        <w:tc>
+          <w:tcPr>
+            <w:tcW w:type="dxa" w:w="1020"/>
+            <w:shd w:val="clear" w:color="auto" w:fill="D9E2F3"/>
+          </w:tcPr>
+          <w:p>
+            <w:pPr>
+              <w:bidi/>
+              <w:spacing w:after="20" w:line="252" w:lineRule="auto"/>
+            </w:pPr>
+            <w:r/>
+            <w:r>
+              <w:rPr>
+                <w:rFonts w:ascii="Arial" w:hAnsi="Arial" w:cs="Arial" w:eastAsia="Arial"/>
+                <w:b w:val="1"/>
+                <w:bCs w:val="1"/>
+                <w:sz w:val="20"/>
+                <w:szCs w:val="20"/>
+              </w:rPr>
+              <w:t>الدليل</w:t>
+            </w:r>
+          </w:p>
+        </w:tc>
+        <w:tc>
+          <w:tcPr>
+            <w:tcW w:type="dxa" w:w="3061"/>
+            <w:shd w:val="clear" w:color="auto" w:fill="D9E2F3"/>
+          </w:tcPr>
+          <w:p>
+            <w:pPr>
+              <w:bidi/>
+              <w:spacing w:after="20" w:line="252" w:lineRule="auto"/>
+            </w:pPr>
+            <w:r/>
+            <w:r>
+              <w:rPr>
+                <w:rFonts w:ascii="Arial" w:hAnsi="Arial" w:cs="Arial" w:eastAsia="Arial"/>
+                <w:b w:val="1"/>
+                <w:bCs w:val="1"/>
+                <w:sz w:val="20"/>
+                <w:szCs w:val="20"/>
+              </w:rPr>
+              <w:t>ماذا يثبت</w:t>
+            </w:r>
+          </w:p>
+        </w:tc>
+        <w:tc>
+          <w:tcPr>
+            <w:tcW w:type="dxa" w:w="3061"/>
+            <w:shd w:val="clear" w:color="auto" w:fill="D9E2F3"/>
+          </w:tcPr>
+          <w:p>
+            <w:pPr>
+              <w:bidi/>
+              <w:spacing w:after="20" w:line="252" w:lineRule="auto"/>
+            </w:pPr>
+            <w:r/>
+            <w:r>
+              <w:rPr>
+                <w:rFonts w:ascii="Arial" w:hAnsi="Arial" w:cs="Arial" w:eastAsia="Arial"/>
+                <w:b w:val="1"/>
+                <w:bCs w:val="1"/>
+                <w:sz w:val="20"/>
+                <w:szCs w:val="20"/>
+              </w:rPr>
+              <w:t>ماذا لا يثبت</w:t>
+            </w:r>
+          </w:p>
+        </w:tc>
+        <w:tc>
+          <w:tcPr>
+            <w:tcW w:type="dxa" w:w="2494"/>
+            <w:shd w:val="clear" w:color="auto" w:fill="D9E2F3"/>
+          </w:tcPr>
+          <w:p>
+            <w:pPr>
+              <w:bidi/>
+              <w:spacing w:after="20" w:line="252" w:lineRule="auto"/>
+            </w:pPr>
+            <w:r/>
+            <w:r>
+              <w:rPr>
+                <w:rFonts w:ascii="Arial" w:hAnsi="Arial" w:cs="Arial" w:eastAsia="Arial"/>
+                <w:b w:val="1"/>
+                <w:bCs w:val="1"/>
+                <w:sz w:val="20"/>
+                <w:szCs w:val="20"/>
+              </w:rPr>
+              <w:t>نوع الفجوة</w:t>
+            </w:r>
+          </w:p>
+        </w:tc>
+      </w:tr>
+      <w:tr>
+        <w:trPr>
+          <w:cantSplit/>
+        </w:trPr>
+        <w:tc>
+          <w:tcPr>
+            <w:tcW w:type="dxa" w:w="1020"/>
+          </w:tcPr>
+          <w:p>
+            <w:pPr>
+              <w:bidi/>
+              <w:spacing w:after="20" w:line="252" w:lineRule="auto"/>
+            </w:pPr>
+            <w:r/>
+            <w:r>
+              <w:rPr>
+                <w:rFonts w:ascii="Arial" w:hAnsi="Arial" w:cs="Arial" w:eastAsia="Arial"/>
+                <w:b w:val="0"/>
+                <w:bCs w:val="0"/>
+                <w:sz w:val="20"/>
+                <w:szCs w:val="20"/>
+              </w:rPr>
+              <w:t>د1</w:t>
+            </w:r>
+          </w:p>
+        </w:tc>
+        <w:tc>
+          <w:tcPr>
+            <w:tcW w:type="dxa" w:w="3061"/>
+          </w:tcPr>
+          <w:p>
+            <w:pPr>
+              <w:bidi/>
+              <w:spacing w:after="20" w:line="252" w:lineRule="auto"/>
+            </w:pPr>
+            <w:r/>
+            <w:r>
+              <w:rPr>
+                <w:rFonts w:ascii="Arial" w:hAnsi="Arial" w:cs="Arial" w:eastAsia="Arial"/>
+                <w:b w:val="0"/>
+                <w:bCs w:val="0"/>
+                <w:sz w:val="20"/>
+                <w:szCs w:val="20"/>
+              </w:rPr>
+              <w:t>المتطلب الداخلي: RTO يوم عمل وRPO ‏4 ساعات.</w:t>
+            </w:r>
+          </w:p>
+        </w:tc>
+        <w:tc>
+          <w:tcPr>
+            <w:tcW w:type="dxa" w:w="3061"/>
+          </w:tcPr>
+          <w:p>
+            <w:pPr>
+              <w:bidi/>
+              <w:spacing w:after="20" w:line="252" w:lineRule="auto"/>
+            </w:pPr>
+            <w:r/>
+            <w:r>
+              <w:rPr>
+                <w:rFonts w:ascii="Arial" w:hAnsi="Arial" w:cs="Arial" w:eastAsia="Arial"/>
+                <w:b w:val="0"/>
+                <w:bCs w:val="0"/>
+                <w:sz w:val="20"/>
+                <w:szCs w:val="20"/>
+              </w:rPr>
+              <w:t>أن النسخ يحققهما.</w:t>
+            </w:r>
+          </w:p>
+        </w:tc>
+        <w:tc>
+          <w:tcPr>
+            <w:tcW w:type="dxa" w:w="2494"/>
+          </w:tcPr>
+          <w:p>
+            <w:pPr>
+              <w:bidi/>
+              <w:spacing w:after="20" w:line="252" w:lineRule="auto"/>
+            </w:pPr>
+            <w:r/>
+            <w:r>
+              <w:rPr>
+                <w:rFonts w:ascii="Arial" w:hAnsi="Arial" w:cs="Arial" w:eastAsia="Arial"/>
+                <w:b w:val="0"/>
+                <w:bCs w:val="0"/>
+                <w:sz w:val="20"/>
+                <w:szCs w:val="20"/>
+              </w:rPr>
+              <w:t>المعيار</w:t>
+            </w:r>
+          </w:p>
+        </w:tc>
+      </w:tr>
+      <w:tr>
+        <w:trPr>
+          <w:cantSplit/>
+        </w:trPr>
+        <w:tc>
+          <w:tcPr>
+            <w:tcW w:type="dxa" w:w="1020"/>
+          </w:tcPr>
+          <w:p>
+            <w:pPr>
+              <w:bidi/>
+              <w:spacing w:after="20" w:line="252" w:lineRule="auto"/>
+            </w:pPr>
+            <w:r/>
+            <w:r>
+              <w:rPr>
+                <w:rFonts w:ascii="Arial" w:hAnsi="Arial" w:cs="Arial" w:eastAsia="Arial"/>
+                <w:b w:val="0"/>
+                <w:bCs w:val="0"/>
+                <w:sz w:val="20"/>
+                <w:szCs w:val="20"/>
+              </w:rPr>
+              <w:t>د2</w:t>
+            </w:r>
+          </w:p>
+        </w:tc>
+        <w:tc>
+          <w:tcPr>
+            <w:tcW w:type="dxa" w:w="3061"/>
+          </w:tcPr>
+          <w:p>
+            <w:pPr>
+              <w:bidi/>
+              <w:spacing w:after="20" w:line="252" w:lineRule="auto"/>
+            </w:pPr>
+            <w:r/>
+            <w:r>
+              <w:rPr>
+                <w:rFonts w:ascii="Arial" w:hAnsi="Arial" w:cs="Arial" w:eastAsia="Arial"/>
+                <w:b w:val="0"/>
+                <w:bCs w:val="0"/>
+                <w:sz w:val="20"/>
+                <w:szCs w:val="20"/>
+              </w:rPr>
+              <w:t>تصميم النسخ عند المزود: يومي، واستعادة خلال يومي عمل.</w:t>
+            </w:r>
+          </w:p>
+        </w:tc>
+        <w:tc>
+          <w:tcPr>
+            <w:tcW w:type="dxa" w:w="3061"/>
+          </w:tcPr>
+          <w:p>
+            <w:pPr>
+              <w:bidi/>
+              <w:spacing w:after="20" w:line="252" w:lineRule="auto"/>
+            </w:pPr>
+            <w:r/>
+            <w:r>
+              <w:rPr>
+                <w:rFonts w:ascii="Arial" w:hAnsi="Arial" w:cs="Arial" w:eastAsia="Arial"/>
+                <w:b w:val="0"/>
+                <w:bCs w:val="0"/>
+                <w:sz w:val="20"/>
+                <w:szCs w:val="20"/>
+              </w:rPr>
+              <w:t>أن الاستعادة جُربت. ويتعارض مع RTO وRPO.</w:t>
+            </w:r>
+          </w:p>
+        </w:tc>
+        <w:tc>
+          <w:tcPr>
+            <w:tcW w:type="dxa" w:w="2494"/>
+          </w:tcPr>
+          <w:p>
+            <w:pPr>
+              <w:bidi/>
+              <w:spacing w:after="20" w:line="252" w:lineRule="auto"/>
+            </w:pPr>
+            <w:r/>
+            <w:r>
+              <w:rPr>
+                <w:rFonts w:ascii="Arial" w:hAnsi="Arial" w:cs="Arial" w:eastAsia="Arial"/>
+                <w:b w:val="0"/>
+                <w:bCs w:val="0"/>
+                <w:sz w:val="20"/>
+                <w:szCs w:val="20"/>
+              </w:rPr>
+              <w:t>فجوة تصميم</w:t>
+            </w:r>
+          </w:p>
+        </w:tc>
+      </w:tr>
+      <w:tr>
+        <w:trPr>
+          <w:cantSplit/>
+        </w:trPr>
+        <w:tc>
+          <w:tcPr>
+            <w:tcW w:type="dxa" w:w="1020"/>
+          </w:tcPr>
+          <w:p>
+            <w:pPr>
+              <w:bidi/>
+              <w:spacing w:after="20" w:line="252" w:lineRule="auto"/>
+            </w:pPr>
+            <w:r/>
+            <w:r>
+              <w:rPr>
+                <w:rFonts w:ascii="Arial" w:hAnsi="Arial" w:cs="Arial" w:eastAsia="Arial"/>
+                <w:b w:val="0"/>
+                <w:bCs w:val="0"/>
+                <w:sz w:val="20"/>
+                <w:szCs w:val="20"/>
+              </w:rPr>
+              <w:t>د3</w:t>
+            </w:r>
+          </w:p>
+        </w:tc>
+        <w:tc>
+          <w:tcPr>
+            <w:tcW w:type="dxa" w:w="3061"/>
+          </w:tcPr>
+          <w:p>
+            <w:pPr>
+              <w:bidi/>
+              <w:spacing w:after="20" w:line="252" w:lineRule="auto"/>
+            </w:pPr>
+            <w:r/>
+            <w:r>
+              <w:rPr>
+                <w:rFonts w:ascii="Arial" w:hAnsi="Arial" w:cs="Arial" w:eastAsia="Arial"/>
+                <w:b w:val="0"/>
+                <w:bCs w:val="0"/>
+                <w:sz w:val="20"/>
+                <w:szCs w:val="20"/>
+              </w:rPr>
+              <w:t>أن التصدير يعمل غالباً، وفشل مرتين.</w:t>
+            </w:r>
+          </w:p>
+        </w:tc>
+        <w:tc>
+          <w:tcPr>
+            <w:tcW w:type="dxa" w:w="3061"/>
+          </w:tcPr>
+          <w:p>
+            <w:pPr>
+              <w:bidi/>
+              <w:spacing w:after="20" w:line="252" w:lineRule="auto"/>
+            </w:pPr>
+            <w:r/>
+            <w:r>
+              <w:rPr>
+                <w:rFonts w:ascii="Arial" w:hAnsi="Arial" w:cs="Arial" w:eastAsia="Arial"/>
+                <w:b w:val="0"/>
+                <w:bCs w:val="0"/>
+                <w:sz w:val="20"/>
+                <w:szCs w:val="20"/>
+              </w:rPr>
+              <w:t>أن الفشلين عولجا.</w:t>
+            </w:r>
+          </w:p>
+        </w:tc>
+        <w:tc>
+          <w:tcPr>
+            <w:tcW w:type="dxa" w:w="2494"/>
+          </w:tcPr>
+          <w:p>
+            <w:pPr>
+              <w:bidi/>
+              <w:spacing w:after="20" w:line="252" w:lineRule="auto"/>
+            </w:pPr>
+            <w:r/>
+            <w:r>
+              <w:rPr>
+                <w:rFonts w:ascii="Arial" w:hAnsi="Arial" w:cs="Arial" w:eastAsia="Arial"/>
+                <w:b w:val="0"/>
+                <w:bCs w:val="0"/>
+                <w:sz w:val="20"/>
+                <w:szCs w:val="20"/>
+              </w:rPr>
+              <w:t>فجوة تشغيل</w:t>
+            </w:r>
+          </w:p>
+        </w:tc>
+      </w:tr>
+      <w:tr>
+        <w:trPr>
+          <w:cantSplit/>
+        </w:trPr>
+        <w:tc>
+          <w:tcPr>
+            <w:tcW w:type="dxa" w:w="1020"/>
+          </w:tcPr>
+          <w:p>
+            <w:pPr>
+              <w:bidi/>
+              <w:spacing w:after="20" w:line="252" w:lineRule="auto"/>
+            </w:pPr>
+            <w:r/>
+            <w:r>
+              <w:rPr>
+                <w:rFonts w:ascii="Arial" w:hAnsi="Arial" w:cs="Arial" w:eastAsia="Arial"/>
+                <w:b w:val="0"/>
+                <w:bCs w:val="0"/>
+                <w:sz w:val="20"/>
+                <w:szCs w:val="20"/>
+              </w:rPr>
+              <w:t>د4</w:t>
+            </w:r>
+          </w:p>
+        </w:tc>
+        <w:tc>
+          <w:tcPr>
+            <w:tcW w:type="dxa" w:w="3061"/>
+          </w:tcPr>
+          <w:p>
+            <w:pPr>
+              <w:bidi/>
+              <w:spacing w:after="20" w:line="252" w:lineRule="auto"/>
+            </w:pPr>
+            <w:r/>
+            <w:r>
+              <w:rPr>
+                <w:rFonts w:ascii="Arial" w:hAnsi="Arial" w:cs="Arial" w:eastAsia="Arial"/>
+                <w:b w:val="0"/>
+                <w:bCs w:val="0"/>
+                <w:sz w:val="20"/>
+                <w:szCs w:val="20"/>
+              </w:rPr>
+              <w:t>غياب اختبار الاستعادة طوال الفترة.</w:t>
+            </w:r>
+          </w:p>
+        </w:tc>
+        <w:tc>
+          <w:tcPr>
+            <w:tcW w:type="dxa" w:w="3061"/>
+          </w:tcPr>
+          <w:p>
+            <w:pPr>
+              <w:bidi/>
+              <w:spacing w:after="20" w:line="252" w:lineRule="auto"/>
+            </w:pPr>
+            <w:r/>
+            <w:r>
+              <w:rPr>
+                <w:rFonts w:ascii="Arial" w:hAnsi="Arial" w:cs="Arial" w:eastAsia="Arial"/>
+                <w:b w:val="0"/>
+                <w:bCs w:val="0"/>
+                <w:sz w:val="20"/>
+                <w:szCs w:val="20"/>
+              </w:rPr>
+              <w:t>شيئاً عن صلاحية النسخ.</w:t>
+            </w:r>
+          </w:p>
+        </w:tc>
+        <w:tc>
+          <w:tcPr>
+            <w:tcW w:type="dxa" w:w="2494"/>
+          </w:tcPr>
+          <w:p>
+            <w:pPr>
+              <w:bidi/>
+              <w:spacing w:after="20" w:line="252" w:lineRule="auto"/>
+            </w:pPr>
+            <w:r/>
+            <w:r>
+              <w:rPr>
+                <w:rFonts w:ascii="Arial" w:hAnsi="Arial" w:cs="Arial" w:eastAsia="Arial"/>
+                <w:b w:val="0"/>
+                <w:bCs w:val="0"/>
+                <w:sz w:val="20"/>
+                <w:szCs w:val="20"/>
+              </w:rPr>
+              <w:t>فجوة تنفيذ لمتطلب 2‑9‑3‑3</w:t>
+            </w:r>
+          </w:p>
+        </w:tc>
+      </w:tr>
+    </w:tbl>
+    <w:p>
+      <w:pPr>
+        <w:spacing w:after="40"/>
+      </w:pPr>
+    </w:p>
+    <w:p>
+      <w:pPr>
+        <w:pStyle w:val="Heading2"/>
+        <w:bidi/>
+      </w:pPr>
+      <w:r>
+        <w:rPr>
+          <w:rFonts w:ascii="Arial" w:hAnsi="Arial" w:cs="Arial" w:eastAsia="Arial"/>
+          <w:b w:val="0"/>
+          <w:bCs w:val="0"/>
+        </w:rPr>
+        <w:t>4. الملاحظة</w:t>
+      </w:r>
+    </w:p>
+    <w:tbl>
+      <w:tblPr>
+        <w:tblStyle w:val="TableGrid"/>
+        <w:bidiVisual/>
+        <w:tblW w:type="dxa" w:w="9637"/>
+        <w:jc w:val="center"/>
+        <w:tblLayout w:type="fixed"/>
+        <w:tblLook w:firstColumn="1" w:firstRow="1" w:lastColumn="0" w:lastRow="0" w:noHBand="0" w:noVBand="1" w:val="04A0"/>
+      </w:tblPr>
+      <w:tblGrid>
+        <w:gridCol w:w="1984"/>
+        <w:gridCol w:w="7653"/>
+      </w:tblGrid>
+      <w:tr>
+        <w:trPr>
+          <w:cantSplit/>
+        </w:trPr>
+        <w:tc>
+          <w:tcPr>
+            <w:tcW w:type="dxa" w:w="1984"/>
+            <w:shd w:val="clear" w:color="auto" w:fill="EEF2F8"/>
+          </w:tcPr>
+          <w:p>
+            <w:pPr>
+              <w:bidi/>
+              <w:spacing w:after="20" w:line="252" w:lineRule="auto"/>
+            </w:pPr>
+            <w:r/>
+            <w:r>
+              <w:rPr>
+                <w:rFonts w:ascii="Arial" w:hAnsi="Arial" w:cs="Arial" w:eastAsia="Arial"/>
+                <w:b w:val="1"/>
+                <w:bCs w:val="1"/>
+                <w:sz w:val="20"/>
+                <w:szCs w:val="20"/>
+              </w:rPr>
+              <w:t>العنوان</w:t>
+            </w:r>
+          </w:p>
+        </w:tc>
+        <w:tc>
+          <w:tcPr>
+            <w:tcW w:type="dxa" w:w="7654"/>
+          </w:tcPr>
+          <w:p>
+            <w:pPr>
+              <w:bidi/>
+              <w:spacing w:after="20" w:line="252" w:lineRule="auto"/>
+            </w:pPr>
+            <w:r/>
+            <w:r>
+              <w:rPr>
+                <w:rFonts w:ascii="Arial" w:hAnsi="Arial" w:cs="Arial" w:eastAsia="Arial"/>
+                <w:b w:val="0"/>
+                <w:bCs w:val="0"/>
+                <w:sz w:val="20"/>
+                <w:szCs w:val="20"/>
+              </w:rPr>
+              <w:t>النسخ الاحتياطي لنظام الرواتب لا يحقق متطلبات الاستمرارية، والاستعادة لم تُختبر</w:t>
+            </w:r>
+          </w:p>
+        </w:tc>
+      </w:tr>
+      <w:tr>
+        <w:trPr>
+          <w:cantSplit/>
+        </w:trPr>
+        <w:tc>
+          <w:tcPr>
+            <w:tcW w:type="dxa" w:w="1984"/>
+            <w:shd w:val="clear" w:color="auto" w:fill="EEF2F8"/>
+          </w:tcPr>
+          <w:p>
+            <w:pPr>
+              <w:bidi/>
+              <w:spacing w:after="20" w:line="252" w:lineRule="auto"/>
+            </w:pPr>
+            <w:r/>
+            <w:r>
+              <w:rPr>
+                <w:rFonts w:ascii="Arial" w:hAnsi="Arial" w:cs="Arial" w:eastAsia="Arial"/>
+                <w:b w:val="1"/>
+                <w:bCs w:val="1"/>
+                <w:sz w:val="20"/>
+                <w:szCs w:val="20"/>
+              </w:rPr>
+              <w:t>الوضع القائم</w:t>
+            </w:r>
+          </w:p>
+        </w:tc>
+        <w:tc>
+          <w:tcPr>
+            <w:tcW w:type="dxa" w:w="7654"/>
+          </w:tcPr>
+          <w:p>
+            <w:pPr>
+              <w:bidi/>
+              <w:spacing w:after="20" w:line="252" w:lineRule="auto"/>
+            </w:pPr>
+            <w:r/>
+            <w:r>
+              <w:rPr>
+                <w:rFonts w:ascii="Arial" w:hAnsi="Arial" w:cs="Arial" w:eastAsia="Arial"/>
+                <w:b w:val="0"/>
+                <w:bCs w:val="0"/>
+                <w:sz w:val="20"/>
+                <w:szCs w:val="20"/>
+              </w:rPr>
+              <w:t>نسخة المزود يومية والاستعادة خلال يومي عمل، والمطلوب RPO أربع ساعات وRTO يوم عمل. لم يُجرَ أي اختبار استعادة بين يناير ويونيو 2026، وفشل التصدير الأسبوعي مرتين دون متابعة.</w:t>
+            </w:r>
+          </w:p>
+        </w:tc>
+      </w:tr>
+      <w:tr>
+        <w:trPr>
+          <w:cantSplit/>
+        </w:trPr>
+        <w:tc>
+          <w:tcPr>
+            <w:tcW w:type="dxa" w:w="1984"/>
+            <w:shd w:val="clear" w:color="auto" w:fill="EEF2F8"/>
+          </w:tcPr>
+          <w:p>
+            <w:pPr>
+              <w:bidi/>
+              <w:spacing w:after="20" w:line="252" w:lineRule="auto"/>
+            </w:pPr>
+            <w:r/>
+            <w:r>
+              <w:rPr>
+                <w:rFonts w:ascii="Arial" w:hAnsi="Arial" w:cs="Arial" w:eastAsia="Arial"/>
+                <w:b w:val="1"/>
+                <w:bCs w:val="1"/>
+                <w:sz w:val="20"/>
+                <w:szCs w:val="20"/>
+              </w:rPr>
+              <w:t>المعيار</w:t>
+            </w:r>
+          </w:p>
+        </w:tc>
+        <w:tc>
+          <w:tcPr>
+            <w:tcW w:type="dxa" w:w="7654"/>
+          </w:tcPr>
+          <w:p>
+            <w:pPr>
+              <w:bidi/>
+              <w:spacing w:after="20" w:line="252" w:lineRule="auto"/>
+            </w:pPr>
+            <w:r/>
+            <w:r>
+              <w:rPr>
+                <w:rFonts w:ascii="Arial" w:hAnsi="Arial" w:cs="Arial" w:eastAsia="Arial"/>
+                <w:b w:val="0"/>
+                <w:bCs w:val="0"/>
+                <w:sz w:val="20"/>
+                <w:szCs w:val="20"/>
+              </w:rPr>
+              <w:t>ECC ‎2-9-3-2‎ و‎2-9-3-3‎ كما تبنّتها رُفاد، وتحليل أثر الأعمال المعتمد في فبراير 2026.</w:t>
+            </w:r>
+          </w:p>
+        </w:tc>
+      </w:tr>
+      <w:tr>
+        <w:trPr>
+          <w:cantSplit/>
+        </w:trPr>
+        <w:tc>
+          <w:tcPr>
+            <w:tcW w:type="dxa" w:w="1984"/>
+            <w:shd w:val="clear" w:color="auto" w:fill="EEF2F8"/>
+          </w:tcPr>
+          <w:p>
+            <w:pPr>
+              <w:bidi/>
+              <w:spacing w:after="20" w:line="252" w:lineRule="auto"/>
+            </w:pPr>
+            <w:r/>
+            <w:r>
+              <w:rPr>
+                <w:rFonts w:ascii="Arial" w:hAnsi="Arial" w:cs="Arial" w:eastAsia="Arial"/>
+                <w:b w:val="1"/>
+                <w:bCs w:val="1"/>
+                <w:sz w:val="20"/>
+                <w:szCs w:val="20"/>
+              </w:rPr>
+              <w:t>السبب</w:t>
+            </w:r>
+          </w:p>
+        </w:tc>
+        <w:tc>
+          <w:tcPr>
+            <w:tcW w:type="dxa" w:w="7654"/>
+          </w:tcPr>
+          <w:p>
+            <w:pPr>
+              <w:bidi/>
+              <w:spacing w:after="20" w:line="252" w:lineRule="auto"/>
+            </w:pPr>
+            <w:r/>
+            <w:r>
+              <w:rPr>
+                <w:rFonts w:ascii="Arial" w:hAnsi="Arial" w:cs="Arial" w:eastAsia="Arial"/>
+                <w:b w:val="0"/>
+                <w:bCs w:val="0"/>
+                <w:sz w:val="20"/>
+                <w:szCs w:val="20"/>
+              </w:rPr>
+              <w:t>افتراض أن النسخ مسؤولية المزود وحده، وغياب إجراء لاختبار الاستعادة ومتابعة الفشل. تحققنا من ذلك بالعقد وبريد تقنية المعلومات.</w:t>
+            </w:r>
+          </w:p>
+        </w:tc>
+      </w:tr>
+      <w:tr>
+        <w:trPr>
+          <w:cantSplit/>
+        </w:trPr>
+        <w:tc>
+          <w:tcPr>
+            <w:tcW w:type="dxa" w:w="1984"/>
+            <w:shd w:val="clear" w:color="auto" w:fill="EEF2F8"/>
+          </w:tcPr>
+          <w:p>
+            <w:pPr>
+              <w:bidi/>
+              <w:spacing w:after="20" w:line="252" w:lineRule="auto"/>
+            </w:pPr>
+            <w:r/>
+            <w:r>
+              <w:rPr>
+                <w:rFonts w:ascii="Arial" w:hAnsi="Arial" w:cs="Arial" w:eastAsia="Arial"/>
+                <w:b w:val="1"/>
+                <w:bCs w:val="1"/>
+                <w:sz w:val="20"/>
+                <w:szCs w:val="20"/>
+              </w:rPr>
+              <w:t>الأثر</w:t>
+            </w:r>
+          </w:p>
+        </w:tc>
+        <w:tc>
+          <w:tcPr>
+            <w:tcW w:type="dxa" w:w="7654"/>
+          </w:tcPr>
+          <w:p>
+            <w:pPr>
+              <w:bidi/>
+              <w:spacing w:after="20" w:line="252" w:lineRule="auto"/>
+            </w:pPr>
+            <w:r/>
+            <w:r>
+              <w:rPr>
+                <w:rFonts w:ascii="Arial" w:hAnsi="Arial" w:cs="Arial" w:eastAsia="Arial"/>
+                <w:b w:val="0"/>
+                <w:bCs w:val="0"/>
+                <w:sz w:val="20"/>
+                <w:szCs w:val="20"/>
+              </w:rPr>
+              <w:t>قد يتأخر صرف الرواتب أو يخطئ بعد عطل، وقد نفقد يوم عمل من التعديلات.</w:t>
+            </w:r>
+          </w:p>
+        </w:tc>
+      </w:tr>
+      <w:tr>
+        <w:trPr>
+          <w:cantSplit/>
+        </w:trPr>
+        <w:tc>
+          <w:tcPr>
+            <w:tcW w:type="dxa" w:w="1984"/>
+            <w:shd w:val="clear" w:color="auto" w:fill="EEF2F8"/>
+          </w:tcPr>
+          <w:p>
+            <w:pPr>
+              <w:bidi/>
+              <w:spacing w:after="20" w:line="252" w:lineRule="auto"/>
+            </w:pPr>
+            <w:r/>
+            <w:r>
+              <w:rPr>
+                <w:rFonts w:ascii="Arial" w:hAnsi="Arial" w:cs="Arial" w:eastAsia="Arial"/>
+                <w:b w:val="1"/>
+                <w:bCs w:val="1"/>
+                <w:sz w:val="20"/>
+                <w:szCs w:val="20"/>
+              </w:rPr>
+              <w:t>التوصية</w:t>
+            </w:r>
+          </w:p>
+        </w:tc>
+        <w:tc>
+          <w:tcPr>
+            <w:tcW w:type="dxa" w:w="7654"/>
+          </w:tcPr>
+          <w:p>
+            <w:pPr>
+              <w:bidi/>
+              <w:spacing w:after="20" w:line="252" w:lineRule="auto"/>
+            </w:pPr>
+            <w:r/>
+            <w:r>
+              <w:rPr>
+                <w:rFonts w:ascii="Arial" w:hAnsi="Arial" w:cs="Arial" w:eastAsia="Arial"/>
+                <w:b w:val="0"/>
+                <w:bCs w:val="0"/>
+                <w:sz w:val="20"/>
+                <w:szCs w:val="20"/>
+              </w:rPr>
+              <w:t>اختبار استعادة عاجل، ثم مواءمة النسخ مع RPO، وإجراء لاختبار دوري ومتابعة الفشل. التفاصيل في خطة التصحيح.</w:t>
+            </w:r>
+          </w:p>
+        </w:tc>
+      </w:tr>
+    </w:tbl>
+    <w:p>
+      <w:pPr>
+        <w:spacing w:after="40"/>
+      </w:pPr>
+    </w:p>
+    <w:p>
+      <w:pPr>
+        <w:pStyle w:val="Heading2"/>
+        <w:bidi/>
+      </w:pPr>
+      <w:r>
+        <w:rPr>
+          <w:rFonts w:ascii="Arial" w:hAnsi="Arial" w:cs="Arial" w:eastAsia="Arial"/>
+          <w:b w:val="0"/>
+          <w:bCs w:val="0"/>
+        </w:rPr>
+        <w:t>خطة التصحيح</w:t>
+      </w:r>
+    </w:p>
+    <w:tbl>
+      <w:tblPr>
+        <w:tblStyle w:val="TableGrid"/>
+        <w:bidiVisual/>
+        <w:tblW w:type="dxa" w:w="9637"/>
+        <w:jc w:val="center"/>
+        <w:tblLayout w:type="fixed"/>
+        <w:tblLook w:firstColumn="1" w:firstRow="1" w:lastColumn="0" w:lastRow="0" w:noHBand="0" w:noVBand="1" w:val="04A0"/>
+      </w:tblPr>
+      <w:tblGrid>
+        <w:gridCol w:w="2948"/>
+        <w:gridCol w:w="1247"/>
+        <w:gridCol w:w="1814"/>
+        <w:gridCol w:w="1360"/>
+        <w:gridCol w:w="2267"/>
+      </w:tblGrid>
+      <w:tr>
+        <w:trPr>
+          <w:cantSplit/>
+          <w:tblHeader/>
+        </w:trPr>
+        <w:tc>
+          <w:tcPr>
+            <w:tcW w:type="dxa" w:w="2948"/>
+            <w:shd w:val="clear" w:color="auto" w:fill="D9E2F3"/>
+          </w:tcPr>
+          <w:p>
+            <w:pPr>
+              <w:bidi/>
+              <w:spacing w:after="20" w:line="252" w:lineRule="auto"/>
+            </w:pPr>
+            <w:r/>
+            <w:r>
+              <w:rPr>
+                <w:rFonts w:ascii="Arial" w:hAnsi="Arial" w:cs="Arial" w:eastAsia="Arial"/>
+                <w:b w:val="1"/>
+                <w:bCs w:val="1"/>
+                <w:sz w:val="20"/>
+                <w:szCs w:val="20"/>
+              </w:rPr>
+              <w:t>الإجراء</w:t>
+            </w:r>
+          </w:p>
+        </w:tc>
+        <w:tc>
+          <w:tcPr>
+            <w:tcW w:type="dxa" w:w="1247"/>
+            <w:shd w:val="clear" w:color="auto" w:fill="D9E2F3"/>
+          </w:tcPr>
+          <w:p>
+            <w:pPr>
+              <w:bidi/>
+              <w:spacing w:after="20" w:line="252" w:lineRule="auto"/>
+            </w:pPr>
+            <w:r/>
+            <w:r>
+              <w:rPr>
+                <w:rFonts w:ascii="Arial" w:hAnsi="Arial" w:cs="Arial" w:eastAsia="Arial"/>
+                <w:b w:val="1"/>
+                <w:bCs w:val="1"/>
+                <w:sz w:val="20"/>
+                <w:szCs w:val="20"/>
+              </w:rPr>
+              <w:t>النوع</w:t>
+            </w:r>
+          </w:p>
+        </w:tc>
+        <w:tc>
+          <w:tcPr>
+            <w:tcW w:type="dxa" w:w="1814"/>
+            <w:shd w:val="clear" w:color="auto" w:fill="D9E2F3"/>
+          </w:tcPr>
+          <w:p>
+            <w:pPr>
+              <w:bidi/>
+              <w:spacing w:after="20" w:line="252" w:lineRule="auto"/>
+            </w:pPr>
+            <w:r/>
+            <w:r>
+              <w:rPr>
+                <w:rFonts w:ascii="Arial" w:hAnsi="Arial" w:cs="Arial" w:eastAsia="Arial"/>
+                <w:b w:val="1"/>
+                <w:bCs w:val="1"/>
+                <w:sz w:val="20"/>
+                <w:szCs w:val="20"/>
+              </w:rPr>
+              <w:t>المالك</w:t>
+            </w:r>
+          </w:p>
+        </w:tc>
+        <w:tc>
+          <w:tcPr>
+            <w:tcW w:type="dxa" w:w="1361"/>
+            <w:shd w:val="clear" w:color="auto" w:fill="D9E2F3"/>
+          </w:tcPr>
+          <w:p>
+            <w:pPr>
+              <w:bidi/>
+              <w:spacing w:after="20" w:line="252" w:lineRule="auto"/>
+            </w:pPr>
+            <w:r/>
+            <w:r>
+              <w:rPr>
+                <w:rFonts w:ascii="Arial" w:hAnsi="Arial" w:cs="Arial" w:eastAsia="Arial"/>
+                <w:b w:val="1"/>
+                <w:bCs w:val="1"/>
+                <w:sz w:val="20"/>
+                <w:szCs w:val="20"/>
+              </w:rPr>
+              <w:t>الموعد</w:t>
+            </w:r>
+          </w:p>
+        </w:tc>
+        <w:tc>
+          <w:tcPr>
+            <w:tcW w:type="dxa" w:w="2268"/>
+            <w:shd w:val="clear" w:color="auto" w:fill="D9E2F3"/>
+          </w:tcPr>
+          <w:p>
+            <w:pPr>
+              <w:bidi/>
+              <w:spacing w:after="20" w:line="252" w:lineRule="auto"/>
+            </w:pPr>
+            <w:r/>
+            <w:r>
+              <w:rPr>
+                <w:rFonts w:ascii="Arial" w:hAnsi="Arial" w:cs="Arial" w:eastAsia="Arial"/>
+                <w:b w:val="1"/>
+                <w:bCs w:val="1"/>
+                <w:sz w:val="20"/>
+                <w:szCs w:val="20"/>
+              </w:rPr>
+              <w:t>دليل الإغلاق</w:t>
+            </w:r>
+          </w:p>
+        </w:tc>
+      </w:tr>
+      <w:tr>
+        <w:trPr>
+          <w:cantSplit/>
+        </w:trPr>
+        <w:tc>
+          <w:tcPr>
+            <w:tcW w:type="dxa" w:w="2948"/>
+          </w:tcPr>
+          <w:p>
+            <w:pPr>
+              <w:bidi/>
+              <w:spacing w:after="20" w:line="252" w:lineRule="auto"/>
+            </w:pPr>
+            <w:r/>
+            <w:r>
+              <w:rPr>
+                <w:rFonts w:ascii="Arial" w:hAnsi="Arial" w:cs="Arial" w:eastAsia="Arial"/>
+                <w:b w:val="0"/>
+                <w:bCs w:val="0"/>
+                <w:sz w:val="20"/>
+                <w:szCs w:val="20"/>
+              </w:rPr>
+              <w:t>اختبار استعادة عاجل من نسخة المزود ومن التصدير</w:t>
+            </w:r>
+          </w:p>
+        </w:tc>
+        <w:tc>
+          <w:tcPr>
+            <w:tcW w:type="dxa" w:w="1247"/>
+          </w:tcPr>
+          <w:p>
+            <w:pPr>
+              <w:bidi/>
+              <w:spacing w:after="20" w:line="252" w:lineRule="auto"/>
+            </w:pPr>
+            <w:r/>
+            <w:r>
+              <w:rPr>
+                <w:rFonts w:ascii="Arial" w:hAnsi="Arial" w:cs="Arial" w:eastAsia="Arial"/>
+                <w:b w:val="0"/>
+                <w:bCs w:val="0"/>
+                <w:sz w:val="20"/>
+                <w:szCs w:val="20"/>
+              </w:rPr>
+              <w:t>معالجة الحالة</w:t>
+            </w:r>
+          </w:p>
+        </w:tc>
+        <w:tc>
+          <w:tcPr>
+            <w:tcW w:type="dxa" w:w="1814"/>
+          </w:tcPr>
+          <w:p>
+            <w:pPr>
+              <w:bidi/>
+              <w:spacing w:after="20" w:line="252" w:lineRule="auto"/>
+            </w:pPr>
+            <w:r/>
+            <w:r>
+              <w:rPr>
+                <w:rFonts w:ascii="Arial" w:hAnsi="Arial" w:cs="Arial" w:eastAsia="Arial"/>
+                <w:b w:val="0"/>
+                <w:bCs w:val="0"/>
+                <w:sz w:val="20"/>
+                <w:szCs w:val="20"/>
+              </w:rPr>
+              <w:t>م. سلمان</w:t>
+            </w:r>
+          </w:p>
+        </w:tc>
+        <w:tc>
+          <w:tcPr>
+            <w:tcW w:type="dxa" w:w="1361"/>
+          </w:tcPr>
+          <w:p>
+            <w:pPr>
+              <w:bidi/>
+              <w:spacing w:after="20" w:line="252" w:lineRule="auto"/>
+            </w:pPr>
+            <w:r/>
+            <w:r>
+              <w:rPr>
+                <w:rFonts w:ascii="Arial" w:hAnsi="Arial" w:cs="Arial" w:eastAsia="Arial"/>
+                <w:b w:val="0"/>
+                <w:bCs w:val="0"/>
+                <w:sz w:val="20"/>
+                <w:szCs w:val="20"/>
+              </w:rPr>
+              <w:t>10 أيام عمل</w:t>
+            </w:r>
+          </w:p>
+        </w:tc>
+        <w:tc>
+          <w:tcPr>
+            <w:tcW w:type="dxa" w:w="2268"/>
+          </w:tcPr>
+          <w:p>
+            <w:pPr>
+              <w:bidi/>
+              <w:spacing w:after="20" w:line="252" w:lineRule="auto"/>
+            </w:pPr>
+            <w:r/>
+            <w:r>
+              <w:rPr>
+                <w:rFonts w:ascii="Arial" w:hAnsi="Arial" w:cs="Arial" w:eastAsia="Arial"/>
+                <w:b w:val="0"/>
+                <w:bCs w:val="0"/>
+                <w:sz w:val="20"/>
+                <w:szCs w:val="20"/>
+              </w:rPr>
+              <w:t>محضر الاختبار بالوقت المستغرق والنتيجة</w:t>
+            </w:r>
+          </w:p>
+        </w:tc>
+      </w:tr>
+      <w:tr>
+        <w:trPr>
+          <w:cantSplit/>
+        </w:trPr>
+        <w:tc>
+          <w:tcPr>
+            <w:tcW w:type="dxa" w:w="2948"/>
+          </w:tcPr>
+          <w:p>
+            <w:pPr>
+              <w:bidi/>
+              <w:spacing w:after="20" w:line="252" w:lineRule="auto"/>
+            </w:pPr>
+            <w:r/>
+            <w:r>
+              <w:rPr>
+                <w:rFonts w:ascii="Arial" w:hAnsi="Arial" w:cs="Arial" w:eastAsia="Arial"/>
+                <w:b w:val="0"/>
+                <w:bCs w:val="0"/>
+                <w:sz w:val="20"/>
+                <w:szCs w:val="20"/>
+              </w:rPr>
+              <w:t>متابعة سبب فشلي التصدير وإصلاحه</w:t>
+            </w:r>
+          </w:p>
+        </w:tc>
+        <w:tc>
+          <w:tcPr>
+            <w:tcW w:type="dxa" w:w="1247"/>
+          </w:tcPr>
+          <w:p>
+            <w:pPr>
+              <w:bidi/>
+              <w:spacing w:after="20" w:line="252" w:lineRule="auto"/>
+            </w:pPr>
+            <w:r/>
+            <w:r>
+              <w:rPr>
+                <w:rFonts w:ascii="Arial" w:hAnsi="Arial" w:cs="Arial" w:eastAsia="Arial"/>
+                <w:b w:val="0"/>
+                <w:bCs w:val="0"/>
+                <w:sz w:val="20"/>
+                <w:szCs w:val="20"/>
+              </w:rPr>
+              <w:t>معالجة الحالة</w:t>
+            </w:r>
+          </w:p>
+        </w:tc>
+        <w:tc>
+          <w:tcPr>
+            <w:tcW w:type="dxa" w:w="1814"/>
+          </w:tcPr>
+          <w:p>
+            <w:pPr>
+              <w:bidi/>
+              <w:spacing w:after="20" w:line="252" w:lineRule="auto"/>
+            </w:pPr>
+            <w:r/>
+            <w:r>
+              <w:rPr>
+                <w:rFonts w:ascii="Arial" w:hAnsi="Arial" w:cs="Arial" w:eastAsia="Arial"/>
+                <w:b w:val="0"/>
+                <w:bCs w:val="0"/>
+                <w:sz w:val="20"/>
+                <w:szCs w:val="20"/>
+              </w:rPr>
+              <w:t>م. سلمان</w:t>
+            </w:r>
+          </w:p>
+        </w:tc>
+        <w:tc>
+          <w:tcPr>
+            <w:tcW w:type="dxa" w:w="1361"/>
+          </w:tcPr>
+          <w:p>
+            <w:pPr>
+              <w:bidi/>
+              <w:spacing w:after="20" w:line="252" w:lineRule="auto"/>
+            </w:pPr>
+            <w:r/>
+            <w:r>
+              <w:rPr>
+                <w:rFonts w:ascii="Arial" w:hAnsi="Arial" w:cs="Arial" w:eastAsia="Arial"/>
+                <w:b w:val="0"/>
+                <w:bCs w:val="0"/>
+                <w:sz w:val="20"/>
+                <w:szCs w:val="20"/>
+              </w:rPr>
+              <w:t>5 أيام عمل</w:t>
+            </w:r>
+          </w:p>
+        </w:tc>
+        <w:tc>
+          <w:tcPr>
+            <w:tcW w:type="dxa" w:w="2268"/>
+          </w:tcPr>
+          <w:p>
+            <w:pPr>
+              <w:bidi/>
+              <w:spacing w:after="20" w:line="252" w:lineRule="auto"/>
+            </w:pPr>
+            <w:r/>
+            <w:r>
+              <w:rPr>
+                <w:rFonts w:ascii="Arial" w:hAnsi="Arial" w:cs="Arial" w:eastAsia="Arial"/>
+                <w:b w:val="0"/>
+                <w:bCs w:val="0"/>
+                <w:sz w:val="20"/>
+                <w:szCs w:val="20"/>
+              </w:rPr>
+              <w:t>تذكرة المتابعة، وتقرير تشغيل ناجح</w:t>
+            </w:r>
+          </w:p>
+        </w:tc>
+      </w:tr>
+      <w:tr>
+        <w:trPr>
+          <w:cantSplit/>
+        </w:trPr>
+        <w:tc>
+          <w:tcPr>
+            <w:tcW w:type="dxa" w:w="2948"/>
+          </w:tcPr>
+          <w:p>
+            <w:pPr>
+              <w:bidi/>
+              <w:spacing w:after="20" w:line="252" w:lineRule="auto"/>
+            </w:pPr>
+            <w:r/>
+            <w:r>
+              <w:rPr>
+                <w:rFonts w:ascii="Arial" w:hAnsi="Arial" w:cs="Arial" w:eastAsia="Arial"/>
+                <w:b w:val="0"/>
+                <w:bCs w:val="0"/>
+                <w:sz w:val="20"/>
+                <w:szCs w:val="20"/>
+              </w:rPr>
+              <w:t>مواءمة النسخ مع RPO: تصدير كل 4 ساعات أو تعديل العقد، أو قرار موثق بتعديل RPO</w:t>
+            </w:r>
+          </w:p>
+        </w:tc>
+        <w:tc>
+          <w:tcPr>
+            <w:tcW w:type="dxa" w:w="1247"/>
+          </w:tcPr>
+          <w:p>
+            <w:pPr>
+              <w:bidi/>
+              <w:spacing w:after="20" w:line="252" w:lineRule="auto"/>
+            </w:pPr>
+            <w:r/>
+            <w:r>
+              <w:rPr>
+                <w:rFonts w:ascii="Arial" w:hAnsi="Arial" w:cs="Arial" w:eastAsia="Arial"/>
+                <w:b w:val="0"/>
+                <w:bCs w:val="0"/>
+                <w:sz w:val="20"/>
+                <w:szCs w:val="20"/>
+              </w:rPr>
+              <w:t>منع التكرار</w:t>
+            </w:r>
+          </w:p>
+        </w:tc>
+        <w:tc>
+          <w:tcPr>
+            <w:tcW w:type="dxa" w:w="1814"/>
+          </w:tcPr>
+          <w:p>
+            <w:pPr>
+              <w:bidi/>
+              <w:spacing w:after="20" w:line="252" w:lineRule="auto"/>
+            </w:pPr>
+            <w:r/>
+            <w:r>
+              <w:rPr>
+                <w:rFonts w:ascii="Arial" w:hAnsi="Arial" w:cs="Arial" w:eastAsia="Arial"/>
+                <w:b w:val="0"/>
+                <w:bCs w:val="0"/>
+                <w:sz w:val="20"/>
+                <w:szCs w:val="20"/>
+              </w:rPr>
+              <w:t>أ. منى</w:t>
+            </w:r>
+          </w:p>
+        </w:tc>
+        <w:tc>
+          <w:tcPr>
+            <w:tcW w:type="dxa" w:w="1361"/>
+          </w:tcPr>
+          <w:p>
+            <w:pPr>
+              <w:bidi/>
+              <w:spacing w:after="20" w:line="252" w:lineRule="auto"/>
+            </w:pPr>
+            <w:r/>
+            <w:r>
+              <w:rPr>
+                <w:rFonts w:ascii="Arial" w:hAnsi="Arial" w:cs="Arial" w:eastAsia="Arial"/>
+                <w:b w:val="0"/>
+                <w:bCs w:val="0"/>
+                <w:sz w:val="20"/>
+                <w:szCs w:val="20"/>
+              </w:rPr>
+              <w:t>60 يوماً</w:t>
+            </w:r>
+          </w:p>
+        </w:tc>
+        <w:tc>
+          <w:tcPr>
+            <w:tcW w:type="dxa" w:w="2268"/>
+          </w:tcPr>
+          <w:p>
+            <w:pPr>
+              <w:bidi/>
+              <w:spacing w:after="20" w:line="252" w:lineRule="auto"/>
+            </w:pPr>
+            <w:r/>
+            <w:r>
+              <w:rPr>
+                <w:rFonts w:ascii="Arial" w:hAnsi="Arial" w:cs="Arial" w:eastAsia="Arial"/>
+                <w:b w:val="0"/>
+                <w:bCs w:val="0"/>
+                <w:sz w:val="20"/>
+                <w:szCs w:val="20"/>
+              </w:rPr>
+              <w:t>الإعداد الجديد أو ملحق العقد أو القرار</w:t>
+            </w:r>
+          </w:p>
+        </w:tc>
+      </w:tr>
+      <w:tr>
+        <w:trPr>
+          <w:cantSplit/>
+        </w:trPr>
+        <w:tc>
+          <w:tcPr>
+            <w:tcW w:type="dxa" w:w="2948"/>
+          </w:tcPr>
+          <w:p>
+            <w:pPr>
+              <w:bidi/>
+              <w:spacing w:after="20" w:line="252" w:lineRule="auto"/>
+            </w:pPr>
+            <w:r/>
+            <w:r>
+              <w:rPr>
+                <w:rFonts w:ascii="Arial" w:hAnsi="Arial" w:cs="Arial" w:eastAsia="Arial"/>
+                <w:b w:val="0"/>
+                <w:bCs w:val="0"/>
+                <w:sz w:val="20"/>
+                <w:szCs w:val="20"/>
+              </w:rPr>
+              <w:t>إجراء معتمد لاختبار الاستعادة كل ربع سنة، وتنبيه آلي عند فشل التصدير</w:t>
+            </w:r>
+          </w:p>
+        </w:tc>
+        <w:tc>
+          <w:tcPr>
+            <w:tcW w:type="dxa" w:w="1247"/>
+          </w:tcPr>
+          <w:p>
+            <w:pPr>
+              <w:bidi/>
+              <w:spacing w:after="20" w:line="252" w:lineRule="auto"/>
+            </w:pPr>
+            <w:r/>
+            <w:r>
+              <w:rPr>
+                <w:rFonts w:ascii="Arial" w:hAnsi="Arial" w:cs="Arial" w:eastAsia="Arial"/>
+                <w:b w:val="0"/>
+                <w:bCs w:val="0"/>
+                <w:sz w:val="20"/>
+                <w:szCs w:val="20"/>
+              </w:rPr>
+              <w:t>منع التكرار</w:t>
+            </w:r>
+          </w:p>
+        </w:tc>
+        <w:tc>
+          <w:tcPr>
+            <w:tcW w:type="dxa" w:w="1814"/>
+          </w:tcPr>
+          <w:p>
+            <w:pPr>
+              <w:bidi/>
+              <w:spacing w:after="20" w:line="252" w:lineRule="auto"/>
+            </w:pPr>
+            <w:r/>
+            <w:r>
+              <w:rPr>
+                <w:rFonts w:ascii="Arial" w:hAnsi="Arial" w:cs="Arial" w:eastAsia="Arial"/>
+                <w:b w:val="0"/>
+                <w:bCs w:val="0"/>
+                <w:sz w:val="20"/>
+                <w:szCs w:val="20"/>
+              </w:rPr>
+              <w:t>م. سلمان</w:t>
+            </w:r>
+          </w:p>
+        </w:tc>
+        <w:tc>
+          <w:tcPr>
+            <w:tcW w:type="dxa" w:w="1361"/>
+          </w:tcPr>
+          <w:p>
+            <w:pPr>
+              <w:bidi/>
+              <w:spacing w:after="20" w:line="252" w:lineRule="auto"/>
+            </w:pPr>
+            <w:r/>
+            <w:r>
+              <w:rPr>
+                <w:rFonts w:ascii="Arial" w:hAnsi="Arial" w:cs="Arial" w:eastAsia="Arial"/>
+                <w:b w:val="0"/>
+                <w:bCs w:val="0"/>
+                <w:sz w:val="20"/>
+                <w:szCs w:val="20"/>
+              </w:rPr>
+              <w:t>30 يوماً</w:t>
+            </w:r>
+          </w:p>
+        </w:tc>
+        <w:tc>
+          <w:tcPr>
+            <w:tcW w:type="dxa" w:w="2268"/>
+          </w:tcPr>
+          <w:p>
+            <w:pPr>
+              <w:bidi/>
+              <w:spacing w:after="20" w:line="252" w:lineRule="auto"/>
+            </w:pPr>
+            <w:r/>
+            <w:r>
+              <w:rPr>
+                <w:rFonts w:ascii="Arial" w:hAnsi="Arial" w:cs="Arial" w:eastAsia="Arial"/>
+                <w:b w:val="0"/>
+                <w:bCs w:val="0"/>
+                <w:sz w:val="20"/>
+                <w:szCs w:val="20"/>
+              </w:rPr>
+              <w:t>الإجراء المعتمد، وإعداد التنبيه</w:t>
+            </w:r>
+          </w:p>
+        </w:tc>
+      </w:tr>
+    </w:tbl>
+    <w:p>
+      <w:pPr>
+        <w:spacing w:after="40"/>
+      </w:pPr>
+    </w:p>
+    <w:p>
+      <w:pPr>
+        <w:pStyle w:val="Heading2"/>
+        <w:bidi/>
+      </w:pPr>
+      <w:r>
+        <w:rPr>
+          <w:rFonts w:ascii="Arial" w:hAnsi="Arial" w:cs="Arial" w:eastAsia="Arial"/>
+          <w:b w:val="0"/>
+          <w:bCs w:val="0"/>
+        </w:rPr>
+        <w:t>معايير التصحيح</w:t>
+      </w:r>
+    </w:p>
+    <w:p>
+      <w:pPr>
+        <w:bidi/>
+        <w:spacing w:after="60"/>
+        <w:ind w:right="283" w:hanging="255"/>
+      </w:pPr>
+      <w:r>
+        <w:rPr>
+          <w:rFonts w:ascii="Arial" w:hAnsi="Arial" w:cs="Arial" w:eastAsia="Arial"/>
+          <w:b w:val="0"/>
+          <w:bCs w:val="0"/>
+          <w:sz w:val="21"/>
+          <w:szCs w:val="21"/>
+        </w:rPr>
+        <w:t>• الخطر بسبب وحدث وأثر، والدرجتان مبررتان من المقياس.</w:t>
+      </w:r>
+    </w:p>
+    <w:p>
+      <w:pPr>
+        <w:bidi/>
+        <w:spacing w:after="60"/>
+        <w:ind w:right="283" w:hanging="255"/>
+      </w:pPr>
+      <w:r>
+        <w:rPr>
+          <w:rFonts w:ascii="Arial" w:hAnsi="Arial" w:cs="Arial" w:eastAsia="Arial"/>
+          <w:b w:val="0"/>
+          <w:bCs w:val="0"/>
+          <w:sz w:val="21"/>
+          <w:szCs w:val="21"/>
+        </w:rPr>
+        <w:t>• ضابطان على الأقل يعالجان السبب، ولكل منهما مالك واحد بالوظيفة.</w:t>
+      </w:r>
+    </w:p>
+    <w:p>
+      <w:pPr>
+        <w:bidi/>
+        <w:spacing w:after="60"/>
+        <w:ind w:right="283" w:hanging="255"/>
+      </w:pPr>
+      <w:r>
+        <w:rPr>
+          <w:rFonts w:ascii="Arial" w:hAnsi="Arial" w:cs="Arial" w:eastAsia="Arial"/>
+          <w:b w:val="0"/>
+          <w:bCs w:val="0"/>
+          <w:sz w:val="21"/>
+          <w:szCs w:val="21"/>
+        </w:rPr>
+        <w:t>• لكل دليل: ما يثبته وما لا يثبته، ونوع الفجوة.</w:t>
+      </w:r>
+    </w:p>
+    <w:p>
+      <w:pPr>
+        <w:bidi/>
+        <w:spacing w:after="60"/>
+        <w:ind w:right="283" w:hanging="255"/>
+      </w:pPr>
+      <w:r>
+        <w:rPr>
+          <w:rFonts w:ascii="Arial" w:hAnsi="Arial" w:cs="Arial" w:eastAsia="Arial"/>
+          <w:b w:val="0"/>
+          <w:bCs w:val="0"/>
+          <w:sz w:val="21"/>
+          <w:szCs w:val="21"/>
+        </w:rPr>
+        <w:t>• الملاحظة بعناصرها الخمسة وأرقامها، والخطة فيها إجراء فوري وإجراء يمنع التكرار.</w:t>
+      </w:r>
+    </w:p>
+    <w:p>
+      <w:pPr>
+        <w:pStyle w:val="Heading2"/>
+        <w:bidi/>
+      </w:pPr>
+      <w:r>
+        <w:rPr>
+          <w:rFonts w:ascii="Arial" w:hAnsi="Arial" w:cs="Arial" w:eastAsia="Arial"/>
+          <w:b w:val="0"/>
+          <w:bCs w:val="0"/>
+        </w:rPr>
+        <w:t>متى تكون إجابتك مقبولة وإن اختلفت</w:t>
+      </w:r>
+    </w:p>
+    <w:p>
+      <w:pPr>
+        <w:bidi/>
+        <w:spacing w:after="60"/>
+        <w:ind w:right="283" w:hanging="255"/>
+      </w:pPr>
+      <w:r>
+        <w:rPr>
+          <w:rFonts w:ascii="Arial" w:hAnsi="Arial" w:cs="Arial" w:eastAsia="Arial"/>
+          <w:b w:val="0"/>
+          <w:bCs w:val="0"/>
+          <w:sz w:val="21"/>
+          <w:szCs w:val="21"/>
+        </w:rPr>
+        <w:t>• الاحتمال 2 أو 4 مقبول بمبرر من المقياس. المهم أن يتبع القرار قاعدة القبول للمستوى الناتج.</w:t>
+      </w:r>
+    </w:p>
+    <w:p>
+      <w:pPr>
+        <w:bidi/>
+        <w:spacing w:after="60"/>
+        <w:ind w:right="283" w:hanging="255"/>
+      </w:pPr>
+      <w:r>
+        <w:rPr>
+          <w:rFonts w:ascii="Arial" w:hAnsi="Arial" w:cs="Arial" w:eastAsia="Arial"/>
+          <w:b w:val="0"/>
+          <w:bCs w:val="0"/>
+          <w:sz w:val="21"/>
+          <w:szCs w:val="21"/>
+        </w:rPr>
+        <w:t>• تعديل RPO بقرار موثق من صاحب الصلاحية حل مقبول، إن بُني على تحليل أثر جديد لا على صعوبة التنفيذ.</w:t>
+      </w:r>
+    </w:p>
+    <w:p>
+      <w:pPr>
+        <w:bidi/>
+        <w:spacing w:after="60"/>
+        <w:ind w:right="283" w:hanging="255"/>
+      </w:pPr>
+      <w:r>
+        <w:rPr>
+          <w:rFonts w:ascii="Arial" w:hAnsi="Arial" w:cs="Arial" w:eastAsia="Arial"/>
+          <w:b w:val="0"/>
+          <w:bCs w:val="0"/>
+          <w:sz w:val="21"/>
+          <w:szCs w:val="21"/>
+        </w:rPr>
+        <w:t>• اعتبار د2 «فجوة تصميم في العقد» أو «في الضابط» كلاهما صحيح: النسخ اليومي لا يحقق 4 ساعات مهما نُفذ.</w:t>
+      </w:r>
+    </w:p>
+    <w:p>
+      <w:pPr>
+        <w:pStyle w:val="Heading2"/>
+        <w:bidi/>
+      </w:pPr>
+      <w:r>
+        <w:rPr>
+          <w:rFonts w:ascii="Arial" w:hAnsi="Arial" w:cs="Arial" w:eastAsia="Arial"/>
+          <w:b w:val="0"/>
+          <w:bCs w:val="0"/>
+        </w:rPr>
+        <w:t>أخطاء شائعة</w:t>
+      </w:r>
+    </w:p>
+    <w:p>
+      <w:pPr>
+        <w:bidi/>
+        <w:spacing w:after="60"/>
+        <w:ind w:right="283" w:hanging="255"/>
+      </w:pPr>
+      <w:r>
+        <w:rPr>
+          <w:rFonts w:ascii="Arial" w:hAnsi="Arial" w:cs="Arial" w:eastAsia="Arial"/>
+          <w:b w:val="0"/>
+          <w:bCs w:val="0"/>
+          <w:sz w:val="21"/>
+          <w:szCs w:val="21"/>
+        </w:rPr>
+        <w:t>• «المزود مسؤول» دون النظر في العقد: البيانات وقرار الاستمرارية مسؤولية رُفاد.</w:t>
+      </w:r>
+    </w:p>
+    <w:p>
+      <w:pPr>
+        <w:bidi/>
+        <w:spacing w:after="60"/>
+        <w:ind w:right="283" w:hanging="255"/>
+      </w:pPr>
+      <w:r>
+        <w:rPr>
+          <w:rFonts w:ascii="Arial" w:hAnsi="Arial" w:cs="Arial" w:eastAsia="Arial"/>
+          <w:b w:val="0"/>
+          <w:bCs w:val="0"/>
+          <w:sz w:val="21"/>
+          <w:szCs w:val="21"/>
+        </w:rPr>
+        <w:t>• الحكم بأن النسخ سليمة لأن التصدير نجح غالباً: النجاح ليس استعادة.</w:t>
+      </w:r>
+    </w:p>
+    <w:p>
+      <w:pPr>
+        <w:bidi/>
+        <w:spacing w:after="60"/>
+        <w:ind w:right="283" w:hanging="255"/>
+      </w:pPr>
+      <w:r>
+        <w:rPr>
+          <w:rFonts w:ascii="Arial" w:hAnsi="Arial" w:cs="Arial" w:eastAsia="Arial"/>
+          <w:b w:val="0"/>
+          <w:bCs w:val="0"/>
+          <w:sz w:val="21"/>
+          <w:szCs w:val="21"/>
+        </w:rPr>
+        <w:t>• خطة بلا اختبار استعادة.</w:t>
       </w:r>
     </w:p>
     <w:sectPr>
